--- a/zht/docx/211.content.docx
+++ b/zht/docx/211.content.docx
@@ -149,7 +149,7 @@
         <w:rPr>
           <w:lang w:val="zh_TW" w:bidi="zh_TW"/>
         </w:rPr>
-        <w:t>zhong</w:t>
+        <w:t>zhang</w:t>
       </w:r>
       <w:r>
         <w:rPr>
@@ -212,7 +212,7 @@
         <w:rPr>
           <w:lang w:val="zh_TW" w:bidi="zh_TW"/>
         </w:rPr>
-        <w:t>中間狀態</w:t>
+        <w:t>長老</w:t>
       </w:r>
       <w:r>
         <w:rPr>
@@ -231,25 +231,7 @@
         <w:rPr>
           <w:lang w:val="zh_TW" w:bidi="zh_TW"/>
         </w:rPr>
-        <w:t>這是人死後、最終復活之前的那段狀態。換句話說，一個人在死後但還未復活之前會發生什麼事？這方面的教導在新約聖經中比在舊約聖經中更為清楚。不過，若認為舊約聖經完全沒有提及這個問題，那是錯誤的（例如，</w:t>
-      </w:r>
-      <w:hyperlink r:id="rId13">
-        <w:r>
-          <w:rPr>
-            <w:lang w:val="zh_TW" w:bidi="zh_TW"/>
-          </w:rPr>
-          <w:rPr>
-            <w:color w:val="0000EE"/>
-            <w:u w:val="single"/>
-          </w:rPr>
-          <w:t>伯19:25</w:t>
-        </w:r>
-      </w:hyperlink>
-      <w:r>
-        <w:rPr>
-          <w:lang w:val="zh_TW" w:bidi="zh_TW"/>
-        </w:rPr>
-        <w:t>）。</w:t>
+        <w:t>古代世界中，在宗教和世俗領域中行使領導和司法職能的人。他們通常因為在家族、支派或部落中的地位，或因為個性、實力、身材或影響力；或通過任命和授職的過程來行使這種領導職責。新約和使徒後教會中的長老制度（長老團）發展起源於猶太教和舊約，但長老或長老團的角色在古代以色列周圍的世界和新約時期的希臘羅馬世界中也有所發現。</w:t>
       </w:r>
     </w:p>
     <w:p>
@@ -260,7 +242,7 @@
         <w:rPr>
           <w:lang w:val="zh_TW" w:bidi="zh_TW"/>
         </w:rPr>
-        <w:t>聖經對中間狀態的教導是甚麼？</w:t>
+        <w:t>在舊約中</w:t>
       </w:r>
     </w:p>
     <w:p>
@@ -274,79 +256,7 @@
         <w:rPr>
           <w:lang w:val="zh_TW" w:bidi="zh_TW"/>
         </w:rPr>
-        <w:t>根據耶穌基督在</w:t>
-      </w:r>
-      <w:hyperlink r:id="rId14">
-        <w:r>
-          <w:rPr>
-            <w:lang w:val="zh_TW" w:bidi="zh_TW"/>
-          </w:rPr>
-          <w:rPr>
-            <w:color w:val="0000EE"/>
-            <w:u w:val="single"/>
-          </w:rPr>
-          <w:t>馬太福音二十二章32節</w:t>
-        </w:r>
-      </w:hyperlink>
-      <w:r>
-        <w:rPr>
-          <w:lang w:val="zh_TW" w:bidi="zh_TW"/>
-        </w:rPr>
-        <w:t>的教導，如</w:t>
-      </w:r>
-      <w:hyperlink r:id="rId15">
-        <w:r>
-          <w:rPr>
-            <w:lang w:val="zh_TW" w:bidi="zh_TW"/>
-          </w:rPr>
-          <w:rPr>
-            <w:color w:val="0000EE"/>
-            <w:u w:val="single"/>
-          </w:rPr>
-          <w:t>出埃及記三章6節</w:t>
-        </w:r>
-      </w:hyperlink>
-      <w:r>
-        <w:rPr>
-          <w:lang w:val="zh_TW" w:bidi="zh_TW"/>
-        </w:rPr>
-        <w:t>這樣的經文提供了「中間狀態」存在的線索。即使在新約聖經中，有關中間狀態的說明也並不十分明確，只能從關於人（尤其是信徒）肉身死亡與復活的教導中，間接得知。這是基督自己在</w:t>
-      </w:r>
-      <w:hyperlink r:id="rId16">
-        <w:r>
-          <w:rPr>
-            <w:lang w:val="zh_TW" w:bidi="zh_TW"/>
-          </w:rPr>
-          <w:rPr>
-            <w:color w:val="0000EE"/>
-            <w:u w:val="single"/>
-          </w:rPr>
-          <w:t>馬太福音二十二章30至32節</w:t>
-        </w:r>
-      </w:hyperlink>
-      <w:r>
-        <w:rPr>
-          <w:lang w:val="zh_TW" w:bidi="zh_TW"/>
-        </w:rPr>
-        <w:t>中所教導的。使徒（特別是保羅）也同樣教導了這一點，如他在</w:t>
-      </w:r>
-      <w:hyperlink r:id="rId17">
-        <w:r>
-          <w:rPr>
-            <w:lang w:val="zh_TW" w:bidi="zh_TW"/>
-          </w:rPr>
-          <w:rPr>
-            <w:color w:val="0000EE"/>
-            <w:u w:val="single"/>
-          </w:rPr>
-          <w:t>哥林多前書十五章</w:t>
-        </w:r>
-      </w:hyperlink>
-      <w:r>
-        <w:rPr>
-          <w:lang w:val="zh_TW" w:bidi="zh_TW"/>
-        </w:rPr>
-        <w:t>所述。</w:t>
+        <w:t>長老或長老制度與部落制度（the tribal system）密切相關。部落由支派組成，而支派則是由大家族單位組成。在父權制社會中，由於年齡和職能的關係，一個家庭由父親治理。年齡，以及年長者所具備的智慧和成熟，無疑是這些長老行使權威的起源。一個支派由組成它的家族首領（the heads of families）統治，形成了一個長老議會。在戰爭時期，每個支派都派出一支隊伍；這些隊伍由一位族長帶領，這位族長可能是從長老中選出的。</w:t>
       </w:r>
     </w:p>
     <w:p>
@@ -360,101 +270,79 @@
         <w:rPr>
           <w:lang w:val="zh_TW" w:bidi="zh_TW"/>
         </w:rPr>
-        <w:t>此外，聖經教導人是由靈魂與身體組成的一個整體，而不是靈魂偶然有了身體（</w:t>
-      </w:r>
-      <w:hyperlink r:id="rId18">
-        <w:r>
-          <w:rPr>
-            <w:lang w:val="zh_TW" w:bidi="zh_TW"/>
-          </w:rPr>
-          <w:rPr>
-            <w:color w:val="0000EE"/>
-            <w:u w:val="single"/>
-          </w:rPr>
-          <w:t>創2:7</w:t>
-        </w:r>
-      </w:hyperlink>
-      <w:r>
-        <w:rPr>
-          <w:lang w:val="zh_TW" w:bidi="zh_TW"/>
-        </w:rPr>
-        <w:t>）。這一點讓我們得以窺見人死後的情況。根據這些經文的啟示，可以得出關於中間狀態的兩個結論。</w:t>
-      </w:r>
-    </w:p>
-    <w:p>
-      <w:pPr>
-        <w:pStyle w:val="ListNumber"/>
-        <w:numPr>
-          <w:ilvl w:val="0"/>
-          <w:numId w:val="14"/>
-        </w:numPr>
-        <w:spacing w:line="240" w:lineRule="auto"/>
-        <w:ind w:left="720"/>
-      </w:pPr>
-      <w:r>
-        <w:rPr>
-          <w:lang w:val="zh_TW" w:bidi="zh_TW"/>
-        </w:rPr>
-      </w:r>
-      <w:r>
-        <w:rPr>
-          <w:lang w:val="zh_TW" w:bidi="zh_TW"/>
-        </w:rPr>
-        <w:t>肉身的死亡並不是一個人生命的完全終結。人在死後仍繼續存在，這不僅是活在後人的記憶中，而是以一個有別於他人的獨立個體繼續存在。對信徒而言，他們在死後能意識到神慈愛的同在（</w:t>
-      </w:r>
-      <w:hyperlink r:id="rId19">
-        <w:r>
-          <w:rPr>
-            <w:lang w:val="zh_TW" w:bidi="zh_TW"/>
-          </w:rPr>
-          <w:rPr>
-            <w:color w:val="0000EE"/>
-            <w:u w:val="single"/>
-          </w:rPr>
-          <w:t>腓1:23</w:t>
-        </w:r>
-      </w:hyperlink>
-      <w:r>
-        <w:rPr>
-          <w:lang w:val="zh_TW" w:bidi="zh_TW"/>
-        </w:rPr>
-        <w:t>）。</w:t>
-      </w:r>
-    </w:p>
-    <w:p>
-      <w:pPr>
-        <w:pStyle w:val="ListNumber"/>
-        <w:spacing w:line="240" w:lineRule="auto"/>
-        <w:ind w:left="720"/>
-      </w:pPr>
-      <w:r>
-        <w:rPr>
-          <w:lang w:val="zh_TW" w:bidi="zh_TW"/>
-        </w:rPr>
-      </w:r>
-      <w:r>
-        <w:rPr>
-          <w:lang w:val="zh_TW" w:bidi="zh_TW"/>
-        </w:rPr>
-        <w:t>然而，這種存在並不是人原本被造時的樣式。這是一種不完全或非常態的狀態，因為擁有身體是人按神的形像被造的一個必要條件。人在經歷死亡之後，等待身體的復活。對基督徒而言，那時將經歷完全的救贖——在基督面前脫離罪惡，進入完全自由的狀態（</w:t>
-      </w:r>
-      <w:hyperlink r:id="rId20">
-        <w:r>
-          <w:rPr>
-            <w:lang w:val="zh_TW" w:bidi="zh_TW"/>
-          </w:rPr>
-          <w:rPr>
-            <w:color w:val="0000EE"/>
-            <w:u w:val="single"/>
-          </w:rPr>
-          <w:t>林前15:50–58</w:t>
-        </w:r>
-      </w:hyperlink>
-      <w:r>
-        <w:rPr>
-          <w:lang w:val="zh_TW" w:bidi="zh_TW"/>
-        </w:rPr>
-        <w:t>）。</w:t>
+        <w:t>在以色列的前君主制時期，地方行政和司法行動主要由那些長老掌管。在出埃及記的敘述中，以色列的長老（家族的首領）接受了摩西關於第一次逾越節晚餐的指示（</w:t>
+      </w:r>
+      <w:hyperlink r:id="rId13">
+        <w:r>
+          <w:rPr>
+            <w:lang w:val="zh_TW" w:bidi="zh_TW"/>
+          </w:rPr>
+          <w:rPr>
+            <w:color w:val="0000EE"/>
+            <w:u w:val="single"/>
+          </w:rPr>
+          <w:t>出12:21–22</w:t>
+        </w:r>
+      </w:hyperlink>
+      <w:r>
+        <w:rPr>
+          <w:lang w:val="zh_TW" w:bidi="zh_TW"/>
+        </w:rPr>
+        <w:t>）。在</w:t>
+      </w:r>
+      <w:hyperlink r:id="rId14">
+        <w:r>
+          <w:rPr>
+            <w:lang w:val="zh_TW" w:bidi="zh_TW"/>
+          </w:rPr>
+          <w:rPr>
+            <w:color w:val="0000EE"/>
+            <w:u w:val="single"/>
+          </w:rPr>
+          <w:t>出埃及記十八章12節</w:t>
+        </w:r>
+      </w:hyperlink>
+      <w:r>
+        <w:rPr>
+          <w:lang w:val="zh_TW" w:bidi="zh_TW"/>
+        </w:rPr>
+        <w:t>中，這些長老會見了摩西的岳父葉忒羅，並從這些長老中挑選出值得信任的代表，協助摩西解釋神的律法和執行公義（</w:t>
+      </w:r>
+      <w:hyperlink r:id="rId15">
+        <w:r>
+          <w:rPr>
+            <w:lang w:val="zh_TW" w:bidi="zh_TW"/>
+          </w:rPr>
+          <w:rPr>
+            <w:color w:val="0000EE"/>
+            <w:u w:val="single"/>
+          </w:rPr>
+          <w:t>18:13–23</w:t>
+        </w:r>
+      </w:hyperlink>
+      <w:r>
+        <w:rPr>
+          <w:lang w:val="zh_TW" w:bidi="zh_TW"/>
+        </w:rPr>
+        <w:t>）。同樣，根據</w:t>
+      </w:r>
+      <w:hyperlink r:id="rId16">
+        <w:r>
+          <w:rPr>
+            <w:lang w:val="zh_TW" w:bidi="zh_TW"/>
+          </w:rPr>
+          <w:rPr>
+            <w:color w:val="0000EE"/>
+            <w:u w:val="single"/>
+          </w:rPr>
+          <w:t>民數記十一章16至17節</w:t>
+        </w:r>
+      </w:hyperlink>
+      <w:r>
+        <w:rPr>
+          <w:lang w:val="zh_TW" w:bidi="zh_TW"/>
+        </w:rPr>
+        <w:t>，神指示摩西從以色列的長老中選出七十人來協助他領導百姓。在這段記載中，這些長老被賦予了神的靈的特殊恩賜。在前一個例子中，長老們——被選為與摩西共同管理的人——是那些是被公認為值得信賴的人。</w:t>
       </w:r>
     </w:p>
     <w:p>
@@ -468,7 +356,79 @@
         <w:rPr>
           <w:lang w:val="zh_TW" w:bidi="zh_TW"/>
         </w:rPr>
-        <w:t>聖經對非基督徒在中間狀態中的情形說得較不清楚。其中包括一段難解的經文，就是</w:t>
+        <w:t>長老的一個核心職能是司法職責。他們是「審判官（judges）」，坐在「城門口」，也就是古代村莊和城的傳統法庭。在這裡，長老們解決爭端和審理案件，並討論社區事務和作出決定（</w:t>
+      </w:r>
+      <w:hyperlink r:id="rId17">
+        <w:r>
+          <w:rPr>
+            <w:lang w:val="zh_TW" w:bidi="zh_TW"/>
+          </w:rPr>
+          <w:rPr>
+            <w:color w:val="0000EE"/>
+            <w:u w:val="single"/>
+          </w:rPr>
+          <w:t>創23:10、18</w:t>
+        </w:r>
+      </w:hyperlink>
+      <w:r>
+        <w:rPr>
+          <w:lang w:val="zh_TW" w:bidi="zh_TW"/>
+        </w:rPr>
+        <w:t>；</w:t>
+      </w:r>
+      <w:hyperlink r:id="rId18">
+        <w:r>
+          <w:rPr>
+            <w:lang w:val="zh_TW" w:bidi="zh_TW"/>
+          </w:rPr>
+          <w:rPr>
+            <w:color w:val="0000EE"/>
+            <w:u w:val="single"/>
+          </w:rPr>
+          <w:t>伯29:7</w:t>
+        </w:r>
+      </w:hyperlink>
+      <w:r>
+        <w:rPr>
+          <w:lang w:val="zh_TW" w:bidi="zh_TW"/>
+        </w:rPr>
+        <w:t>；</w:t>
+      </w:r>
+      <w:hyperlink r:id="rId19">
+        <w:r>
+          <w:rPr>
+            <w:lang w:val="zh_TW" w:bidi="zh_TW"/>
+          </w:rPr>
+          <w:rPr>
+            <w:color w:val="0000EE"/>
+            <w:u w:val="single"/>
+          </w:rPr>
+          <w:t>箴24:7</w:t>
+        </w:r>
+      </w:hyperlink>
+      <w:r>
+        <w:rPr>
+          <w:lang w:val="zh_TW" w:bidi="zh_TW"/>
+        </w:rPr>
+        <w:t>，</w:t>
+      </w:r>
+      <w:hyperlink r:id="rId20">
+        <w:r>
+          <w:rPr>
+            <w:lang w:val="zh_TW" w:bidi="zh_TW"/>
+          </w:rPr>
+          <w:rPr>
+            <w:color w:val="0000EE"/>
+            <w:u w:val="single"/>
+          </w:rPr>
+          <w:t>31:23</w:t>
+        </w:r>
+      </w:hyperlink>
+      <w:r>
+        <w:rPr>
+          <w:lang w:val="zh_TW" w:bidi="zh_TW"/>
+        </w:rPr>
+        <w:t>）。律法的保存和應用顯然是由坐在城門口的長老掌握（</w:t>
       </w:r>
       <w:hyperlink r:id="rId21">
         <w:r>
@@ -479,25 +439,68 @@
             <w:color w:val="0000EE"/>
             <w:u w:val="single"/>
           </w:rPr>
-          <w:t>彼得前書三章19至20節</w:t>
-        </w:r>
-      </w:hyperlink>
-      <w:r>
-        <w:rPr>
-          <w:lang w:val="zh_TW" w:bidi="zh_TW"/>
-        </w:rPr>
-        <w:t>所提到基督向「監獄裡的靈」傳道的事。</w:t>
-      </w:r>
-    </w:p>
-    <w:p>
-      <w:pPr>
-        <w:pStyle w:val="Heading3"/>
-      </w:pPr>
-      <w:r>
-        <w:rPr>
-          <w:lang w:val="zh_TW" w:bidi="zh_TW"/>
-        </w:rPr>
-        <w:t>中間狀態是怎樣的？</w:t>
+          <w:t>申19:12，</w:t>
+        </w:r>
+      </w:hyperlink>
+      <w:hyperlink r:id="rId22">
+        <w:r>
+          <w:rPr>
+            <w:lang w:val="zh_TW" w:bidi="zh_TW"/>
+          </w:rPr>
+          <w:rPr>
+            <w:color w:val="0000EE"/>
+            <w:u w:val="single"/>
+          </w:rPr>
+          <w:t>21:19，</w:t>
+        </w:r>
+      </w:hyperlink>
+      <w:hyperlink r:id="rId23">
+        <w:r>
+          <w:rPr>
+            <w:lang w:val="zh_TW" w:bidi="zh_TW"/>
+          </w:rPr>
+          <w:rPr>
+            <w:color w:val="0000EE"/>
+            <w:u w:val="single"/>
+          </w:rPr>
+          <w:t>22:15，</w:t>
+        </w:r>
+      </w:hyperlink>
+      <w:hyperlink r:id="rId24">
+        <w:r>
+          <w:rPr>
+            <w:lang w:val="zh_TW" w:bidi="zh_TW"/>
+          </w:rPr>
+          <w:rPr>
+            <w:color w:val="0000EE"/>
+            <w:u w:val="single"/>
+          </w:rPr>
+          <w:t>25:7–10</w:t>
+        </w:r>
+      </w:hyperlink>
+      <w:r>
+        <w:rPr>
+          <w:lang w:val="zh_TW" w:bidi="zh_TW"/>
+        </w:rPr>
+        <w:t>）。</w:t>
+      </w:r>
+      <w:hyperlink r:id="rId25">
+        <w:r>
+          <w:rPr>
+            <w:lang w:val="zh_TW" w:bidi="zh_TW"/>
+          </w:rPr>
+          <w:rPr>
+            <w:color w:val="0000EE"/>
+            <w:u w:val="single"/>
+          </w:rPr>
+          <w:t>路得記四章1至12節</w:t>
+        </w:r>
+      </w:hyperlink>
+      <w:r>
+        <w:rPr>
+          <w:lang w:val="zh_TW" w:bidi="zh_TW"/>
+        </w:rPr>
+        <w:t>很好地描述了這種過程。</w:t>
       </w:r>
     </w:p>
     <w:p>
@@ -511,43 +514,79 @@
         <w:rPr>
           <w:lang w:val="zh_TW" w:bidi="zh_TW"/>
         </w:rPr>
-        <w:t>聖經對中間狀態中的生命狀況所揭示的內容十分有限。保羅在</w:t>
-      </w:r>
-      <w:hyperlink r:id="rId19">
-        <w:r>
-          <w:rPr>
-            <w:lang w:val="zh_TW" w:bidi="zh_TW"/>
-          </w:rPr>
-          <w:rPr>
-            <w:color w:val="0000EE"/>
-            <w:u w:val="single"/>
-          </w:rPr>
-          <w:t>腓立比書一章23節</w:t>
-        </w:r>
-      </w:hyperlink>
-      <w:r>
-        <w:rPr>
-          <w:lang w:val="zh_TW" w:bidi="zh_TW"/>
-        </w:rPr>
-        <w:t>提到，他離世以後要「與基督同在，因為這是好得無比的」，但他並沒有提供具體細節。至於掃羅與「隱‧多珥的交鬼婦人」（「交鬼婦人」是指與靈界溝通的人。）的事件（</w:t>
-      </w:r>
-      <w:hyperlink r:id="rId22">
-        <w:r>
-          <w:rPr>
-            <w:lang w:val="zh_TW" w:bidi="zh_TW"/>
-          </w:rPr>
-          <w:rPr>
-            <w:color w:val="0000EE"/>
-            <w:u w:val="single"/>
-          </w:rPr>
-          <w:t>撒上28:7</w:t>
-        </w:r>
-      </w:hyperlink>
-      <w:r>
-        <w:rPr>
-          <w:lang w:val="zh_TW" w:bidi="zh_TW"/>
-        </w:rPr>
-        <w:t>），也不宜用來推斷中間狀態的情形，因為對於這段經文的解釋存在許多不同看法。</w:t>
+        <w:t>在君主制時期，地方行政和司法權力繼續由長老議會行使。在掃羅統治末期，大衛發送信息和禮物給猶大各城的長老們（</w:t>
+      </w:r>
+      <w:hyperlink r:id="rId26">
+        <w:r>
+          <w:rPr>
+            <w:lang w:val="zh_TW" w:bidi="zh_TW"/>
+          </w:rPr>
+          <w:rPr>
+            <w:color w:val="0000EE"/>
+            <w:u w:val="single"/>
+          </w:rPr>
+          <w:t>撒上30:26</w:t>
+        </w:r>
+      </w:hyperlink>
+      <w:r>
+        <w:rPr>
+          <w:lang w:val="zh_TW" w:bidi="zh_TW"/>
+        </w:rPr>
+        <w:t>），大衛顯然意識到他的有效統治將依賴於他們的善意和忠誠。為了實施對拿伯的陰謀，耶洗別寫信給耶斯列的長老和貴族（</w:t>
+      </w:r>
+      <w:hyperlink r:id="rId27">
+        <w:r>
+          <w:rPr>
+            <w:lang w:val="zh_TW" w:bidi="zh_TW"/>
+          </w:rPr>
+          <w:rPr>
+            <w:color w:val="0000EE"/>
+            <w:u w:val="single"/>
+          </w:rPr>
+          <w:t>王上21:8–11</w:t>
+        </w:r>
+      </w:hyperlink>
+      <w:r>
+        <w:rPr>
+          <w:lang w:val="zh_TW" w:bidi="zh_TW"/>
+        </w:rPr>
+        <w:t>）。這顯示出以色列的長老們已經負責在其管轄範圍內應用律法。除了行政和司法職能外，長老們還承擔了宗教儀式的角色（</w:t>
+      </w:r>
+      <w:hyperlink r:id="rId28">
+        <w:r>
+          <w:rPr>
+            <w:lang w:val="zh_TW" w:bidi="zh_TW"/>
+          </w:rPr>
+          <w:rPr>
+            <w:color w:val="0000EE"/>
+            <w:u w:val="single"/>
+          </w:rPr>
+          <w:t>出24:1、9</w:t>
+        </w:r>
+      </w:hyperlink>
+      <w:r>
+        <w:rPr>
+          <w:lang w:val="zh_TW" w:bidi="zh_TW"/>
+        </w:rPr>
+        <w:t>；</w:t>
+      </w:r>
+      <w:hyperlink r:id="rId29">
+        <w:r>
+          <w:rPr>
+            <w:lang w:val="zh_TW" w:bidi="zh_TW"/>
+          </w:rPr>
+          <w:rPr>
+            <w:color w:val="0000EE"/>
+            <w:u w:val="single"/>
+          </w:rPr>
+          <w:t>利4:14–15</w:t>
+        </w:r>
+      </w:hyperlink>
+      <w:r>
+        <w:rPr>
+          <w:lang w:val="zh_TW" w:bidi="zh_TW"/>
+        </w:rPr>
+        <w:t>）。</w:t>
       </w:r>
     </w:p>
     <w:p>
@@ -561,43 +600,79 @@
         <w:rPr>
           <w:lang w:val="zh_TW" w:bidi="zh_TW"/>
         </w:rPr>
-        <w:t>基督在</w:t>
-      </w:r>
-      <w:hyperlink r:id="rId23">
-        <w:r>
-          <w:rPr>
-            <w:lang w:val="zh_TW" w:bidi="zh_TW"/>
-          </w:rPr>
-          <w:rPr>
-            <w:color w:val="0000EE"/>
-            <w:u w:val="single"/>
-          </w:rPr>
-          <w:t>路加福音十六章19至31節</w:t>
-        </w:r>
-      </w:hyperlink>
-      <w:r>
-        <w:rPr>
-          <w:lang w:val="zh_TW" w:bidi="zh_TW"/>
-        </w:rPr>
-        <w:t>中所說「財主與拉撒路」的比喻，同樣難以直接用來描繪中間狀態，因為那是一個具有象徵性的比喻。其主要目的是教導人今生對永恆結局的重要性，因此必須謹慎看待。或許我們所能確定的只是：死在基督裡的人「立即與神同在」，他們在祂慈愛的同在中得享安息，直到復活之日；而未得救的人則處於沒有平安的狀態，等待復活受審判（</w:t>
-      </w:r>
-      <w:hyperlink r:id="rId24">
-        <w:r>
-          <w:rPr>
-            <w:lang w:val="zh_TW" w:bidi="zh_TW"/>
-          </w:rPr>
-          <w:rPr>
-            <w:color w:val="0000EE"/>
-            <w:u w:val="single"/>
-          </w:rPr>
-          <w:t>約5:29</w:t>
-        </w:r>
-      </w:hyperlink>
-      <w:r>
-        <w:rPr>
-          <w:lang w:val="zh_TW" w:bidi="zh_TW"/>
-        </w:rPr>
-        <w:t>）。</w:t>
+        <w:t>長老制度在王國體制崩潰後依然存在。在被擄期間（</w:t>
+      </w:r>
+      <w:hyperlink r:id="rId30">
+        <w:r>
+          <w:rPr>
+            <w:lang w:val="zh_TW" w:bidi="zh_TW"/>
+          </w:rPr>
+          <w:rPr>
+            <w:color w:val="0000EE"/>
+            <w:u w:val="single"/>
+          </w:rPr>
+          <w:t>結8:1</w:t>
+        </w:r>
+      </w:hyperlink>
+      <w:r>
+        <w:rPr>
+          <w:lang w:val="zh_TW" w:bidi="zh_TW"/>
+        </w:rPr>
+        <w:t>，</w:t>
+      </w:r>
+      <w:hyperlink r:id="rId31">
+        <w:r>
+          <w:rPr>
+            <w:lang w:val="zh_TW" w:bidi="zh_TW"/>
+          </w:rPr>
+          <w:rPr>
+            <w:color w:val="0000EE"/>
+            <w:u w:val="single"/>
+          </w:rPr>
+          <w:t>14:1</w:t>
+        </w:r>
+      </w:hyperlink>
+      <w:r>
+        <w:rPr>
+          <w:lang w:val="zh_TW" w:bidi="zh_TW"/>
+        </w:rPr>
+        <w:t>，</w:t>
+      </w:r>
+      <w:hyperlink r:id="rId32">
+        <w:r>
+          <w:rPr>
+            <w:lang w:val="zh_TW" w:bidi="zh_TW"/>
+          </w:rPr>
+          <w:rPr>
+            <w:color w:val="0000EE"/>
+            <w:u w:val="single"/>
+          </w:rPr>
+          <w:t>20:1–3</w:t>
+        </w:r>
+      </w:hyperlink>
+      <w:r>
+        <w:rPr>
+          <w:lang w:val="zh_TW" w:bidi="zh_TW"/>
+        </w:rPr>
+        <w:t>）以及被擄歸回後（例如，</w:t>
+      </w:r>
+      <w:hyperlink r:id="rId33">
+        <w:r>
+          <w:rPr>
+            <w:lang w:val="zh_TW" w:bidi="zh_TW"/>
+          </w:rPr>
+          <w:rPr>
+            <w:color w:val="0000EE"/>
+            <w:u w:val="single"/>
+          </w:rPr>
+          <w:t>拉10:16</w:t>
+        </w:r>
+      </w:hyperlink>
+      <w:r>
+        <w:rPr>
+          <w:lang w:val="zh_TW" w:bidi="zh_TW"/>
+        </w:rPr>
+        <w:t>），長老們依然存在。</w:t>
       </w:r>
     </w:p>
     <w:p>
@@ -608,7 +683,7 @@
         <w:rPr>
           <w:lang w:val="zh_TW" w:bidi="zh_TW"/>
         </w:rPr>
-        <w:t>基督教思想中的中間狀態</w:t>
+        <w:t>在新約時期的猶太教中</w:t>
       </w:r>
     </w:p>
     <w:p>
@@ -622,79 +697,176 @@
         <w:rPr>
           <w:lang w:val="zh_TW" w:bidi="zh_TW"/>
         </w:rPr>
-        <w:t>歷世歷代以來，基督徒為了更清楚地理解聖經對人死後至最後審判之間這段時間的教導，主要提出了三種觀點：</w:t>
-      </w:r>
-    </w:p>
-    <w:p>
-      <w:pPr>
-        <w:pStyle w:val="ListNumber"/>
-        <w:numPr>
-          <w:ilvl w:val="0"/>
-          <w:numId w:val="15"/>
-        </w:numPr>
-        <w:spacing w:line="240" w:lineRule="auto"/>
-        <w:ind w:left="720"/>
-      </w:pPr>
-      <w:r>
-        <w:rPr>
-          <w:lang w:val="zh_TW" w:bidi="zh_TW"/>
-        </w:rPr>
-      </w:r>
-      <w:r>
-        <w:rPr>
-          <w:lang w:val="zh_TW" w:bidi="zh_TW"/>
-        </w:rPr>
-        <w:t>希臘哲學家（特別是柏拉圖〔Plato〕）曾深刻影響部分基督徒對信仰的理解。這種影響在基督教歷史中多次出現。柏拉圖的思想把物質的身體（視為邪惡）與靈魂（視為良善）區分開來。</w:t>
-        <w:br/>
-      </w:r>
-      <w:r>
-        <w:rPr>
-          <w:lang w:val="zh_TW" w:bidi="zh_TW"/>
-        </w:rPr>
-        <w:t>在聖經中，保羅也教導了關於「肉體〔即身體〕」與「靈」之間的差別，但有些人誤解了保羅的意思，過分強調靈魂的重要，卻忽略了身體的價值。</w:t>
-        <w:br/>
-      </w:r>
-      <w:r>
-        <w:rPr>
-          <w:lang w:val="zh_TW" w:bidi="zh_TW"/>
-        </w:rPr>
-        <w:t>這種誤解導致兩個問題：</w:t>
-      </w:r>
-    </w:p>
-    <w:p>
-      <w:pPr>
-        <w:pStyle w:val="ListNumber"/>
-        <w:spacing w:line="240" w:lineRule="auto"/>
-        <w:ind w:left="1440"/>
-      </w:pPr>
-      <w:r>
-        <w:rPr>
-          <w:lang w:val="zh_TW" w:bidi="zh_TW"/>
-        </w:rPr>
-      </w:r>
-      <w:r>
-        <w:rPr>
-          <w:lang w:val="zh_TW" w:bidi="zh_TW"/>
-        </w:rPr>
-        <w:t>人們開始忽視聖經關於神要使死人復活的教導。</w:t>
-      </w:r>
-    </w:p>
-    <w:p>
-      <w:pPr>
-        <w:pStyle w:val="ListNumber"/>
-        <w:spacing w:line="240" w:lineRule="auto"/>
-        <w:ind w:left="1440"/>
-      </w:pPr>
-      <w:r>
-        <w:rPr>
-          <w:lang w:val="zh_TW" w:bidi="zh_TW"/>
-        </w:rPr>
-      </w:r>
-      <w:r>
-        <w:rPr>
-          <w:lang w:val="zh_TW" w:bidi="zh_TW"/>
-        </w:rPr>
-        <w:t>有些人甚至完全忽視復活將在末日時發生的這一真理。</w:t>
+        <w:t>基督教的長老職分（office，或職能〔function〕）源自猶太教中的一個類似制度，雖然使用「長老」這一頭銜來稱呼各種希臘邪教組織的官員和村莊的地方官員，這可能影響了外邦教會中社區結構的發展。在前三卷福音書和使徒行傳中，多次提到長老作為猶太教社區和宗教生活中的職能人物。通常他們與其他一組或多組職能人員一起被提及：「長老、祭司長、文士」（</w:t>
+      </w:r>
+      <w:hyperlink r:id="rId34">
+        <w:r>
+          <w:rPr>
+            <w:lang w:val="zh_TW" w:bidi="zh_TW"/>
+          </w:rPr>
+          <w:rPr>
+            <w:color w:val="0000EE"/>
+            <w:u w:val="single"/>
+          </w:rPr>
+          <w:t>太16:21</w:t>
+        </w:r>
+      </w:hyperlink>
+      <w:r>
+        <w:rPr>
+          <w:lang w:val="zh_TW" w:bidi="zh_TW"/>
+        </w:rPr>
+        <w:t>）；「祭司長和民間的長老」（</w:t>
+      </w:r>
+      <w:hyperlink r:id="rId35">
+        <w:r>
+          <w:rPr>
+            <w:lang w:val="zh_TW" w:bidi="zh_TW"/>
+          </w:rPr>
+          <w:rPr>
+            <w:color w:val="0000EE"/>
+            <w:u w:val="single"/>
+          </w:rPr>
+          <w:t>21:23</w:t>
+        </w:r>
+      </w:hyperlink>
+      <w:r>
+        <w:rPr>
+          <w:lang w:val="zh_TW" w:bidi="zh_TW"/>
+        </w:rPr>
+        <w:t>，</w:t>
+      </w:r>
+      <w:hyperlink r:id="rId36">
+        <w:r>
+          <w:rPr>
+            <w:lang w:val="zh_TW" w:bidi="zh_TW"/>
+          </w:rPr>
+          <w:rPr>
+            <w:color w:val="0000EE"/>
+            <w:u w:val="single"/>
+          </w:rPr>
+          <w:t>26:3、47</w:t>
+        </w:r>
+      </w:hyperlink>
+      <w:r>
+        <w:rPr>
+          <w:lang w:val="zh_TW" w:bidi="zh_TW"/>
+        </w:rPr>
+        <w:t>）；「文士和長老」（</w:t>
+      </w:r>
+      <w:hyperlink r:id="rId37">
+        <w:r>
+          <w:rPr>
+            <w:lang w:val="zh_TW" w:bidi="zh_TW"/>
+          </w:rPr>
+          <w:rPr>
+            <w:color w:val="0000EE"/>
+            <w:u w:val="single"/>
+          </w:rPr>
+          <w:t>26:57</w:t>
+        </w:r>
+      </w:hyperlink>
+      <w:r>
+        <w:rPr>
+          <w:lang w:val="zh_TW" w:bidi="zh_TW"/>
+        </w:rPr>
+        <w:t>，</w:t>
+      </w:r>
+      <w:hyperlink r:id="rId38">
+        <w:r>
+          <w:rPr>
+            <w:lang w:val="zh_TW" w:bidi="zh_TW"/>
+          </w:rPr>
+          <w:rPr>
+            <w:color w:val="0000EE"/>
+            <w:u w:val="single"/>
+          </w:rPr>
+          <w:t>27:41</w:t>
+        </w:r>
+      </w:hyperlink>
+      <w:r>
+        <w:rPr>
+          <w:lang w:val="zh_TW" w:bidi="zh_TW"/>
+        </w:rPr>
+        <w:t>）；「祭司長和民間的長老」（</w:t>
+      </w:r>
+      <w:hyperlink r:id="rId39">
+        <w:r>
+          <w:rPr>
+            <w:lang w:val="zh_TW" w:bidi="zh_TW"/>
+          </w:rPr>
+          <w:rPr>
+            <w:color w:val="0000EE"/>
+            <w:u w:val="single"/>
+          </w:rPr>
+          <w:t>27:1、3、12、20</w:t>
+        </w:r>
+      </w:hyperlink>
+      <w:r>
+        <w:rPr>
+          <w:lang w:val="zh_TW" w:bidi="zh_TW"/>
+        </w:rPr>
+        <w:t>）；「官府、長老，和文士」（</w:t>
+      </w:r>
+      <w:hyperlink r:id="rId40">
+        <w:r>
+          <w:rPr>
+            <w:lang w:val="zh_TW" w:bidi="zh_TW"/>
+          </w:rPr>
+          <w:rPr>
+            <w:color w:val="0000EE"/>
+            <w:u w:val="single"/>
+          </w:rPr>
+          <w:t>徒4:5</w:t>
+        </w:r>
+      </w:hyperlink>
+      <w:r>
+        <w:rPr>
+          <w:lang w:val="zh_TW" w:bidi="zh_TW"/>
+        </w:rPr>
+        <w:t>）；「百姓的官府和長老」（</w:t>
+      </w:r>
+      <w:hyperlink r:id="rId41">
+        <w:r>
+          <w:rPr>
+            <w:lang w:val="zh_TW" w:bidi="zh_TW"/>
+          </w:rPr>
+          <w:rPr>
+            <w:color w:val="0000EE"/>
+            <w:u w:val="single"/>
+          </w:rPr>
+          <w:t>8</w:t>
+        </w:r>
+      </w:hyperlink>
+      <w:r>
+        <w:rPr>
+          <w:lang w:val="zh_TW" w:bidi="zh_TW"/>
+        </w:rPr>
+        <w:t>）。從這些新約經文中，我們無法確定他們的具體職能，或者他們與官府或文士的區別。然而，猶太長老的職責在</w:t>
+      </w:r>
+      <w:r>
+        <w:rPr>
+          <w:lang w:val="zh_TW" w:bidi="zh_TW"/>
+        </w:rPr>
+        <w:t>米示拿</w:t>
+      </w:r>
+      <w:r>
+        <w:rPr>
+          <w:lang w:val="zh_TW" w:bidi="zh_TW"/>
+        </w:rPr>
+        <w:t>的</w:t>
+      </w:r>
+      <w:r>
+        <w:rPr>
+          <w:i/>
+          <w:lang w:val="zh_TW" w:bidi="zh_TW"/>
+        </w:rPr>
+        <w:t>論公會</w:t>
+      </w:r>
+      <w:r>
+        <w:rPr>
+          <w:lang w:val="zh_TW" w:bidi="zh_TW"/>
+        </w:rPr>
+        <w:t>中有明確描述，以及在死海古卷中發現的昆蘭苦修社群規則書中，有明確的描述。</w:t>
       </w:r>
     </w:p>
     <w:p>
@@ -708,61 +880,36 @@
         <w:rPr>
           <w:lang w:val="zh_TW" w:bidi="zh_TW"/>
         </w:rPr>
-        <w:t>持柏拉圖思想的人認為：</w:t>
+        <w:t>每個猶太社區都有其長老會，負責一般的行政監督，並代表其社區與羅馬當局打交道。他們的主要職責是司法職能。他們是律法及其傳統解釋的保管人（custodians，見</w:t>
+      </w:r>
+      <w:hyperlink r:id="rId42">
+        <w:r>
+          <w:rPr>
+            <w:lang w:val="zh_TW" w:bidi="zh_TW"/>
+          </w:rPr>
+          <w:rPr>
+            <w:color w:val="0000EE"/>
+            <w:u w:val="single"/>
+          </w:rPr>
+          <w:t>太15:2</w:t>
+        </w:r>
+      </w:hyperlink>
+      <w:r>
+        <w:rPr>
+          <w:lang w:val="zh_TW" w:bidi="zh_TW"/>
+        </w:rPr>
+        <w:t>），並負責執行律法和懲罰違法者。這些長老會中最重要的是耶路撒冷的公會，這是一個由71人組成的團體，作為全國的最高法院。</w:t>
       </w:r>
     </w:p>
     <w:p>
       <w:pPr>
-        <w:pStyle w:val="ListBullet"/>
-        <w:spacing w:line="240" w:lineRule="auto"/>
-        <w:ind w:left="1440"/>
-      </w:pPr>
-      <w:r>
-        <w:rPr>
-          <w:lang w:val="zh_TW" w:bidi="zh_TW"/>
-        </w:rPr>
-      </w:r>
-      <w:r>
-        <w:rPr>
-          <w:lang w:val="zh_TW" w:bidi="zh_TW"/>
-        </w:rPr>
-        <w:t>屬物質的事物不如屬靈的事物重要</w:t>
-      </w:r>
-    </w:p>
-    <w:p>
-      <w:pPr>
-        <w:pStyle w:val="ListBullet"/>
-        <w:spacing w:line="240" w:lineRule="auto"/>
-        <w:ind w:left="1440"/>
-      </w:pPr>
-      <w:r>
-        <w:rPr>
-          <w:lang w:val="zh_TW" w:bidi="zh_TW"/>
-        </w:rPr>
-      </w:r>
-      <w:r>
-        <w:rPr>
-          <w:lang w:val="zh_TW" w:bidi="zh_TW"/>
-        </w:rPr>
-        <w:t>靈魂比身體更重要</w:t>
-      </w:r>
-    </w:p>
-    <w:p>
-      <w:pPr>
-        <w:pStyle w:val="ListBullet"/>
-        <w:spacing w:line="240" w:lineRule="auto"/>
-        <w:ind w:left="1440"/>
-      </w:pPr>
-      <w:r>
-        <w:rPr>
-          <w:lang w:val="zh_TW" w:bidi="zh_TW"/>
-        </w:rPr>
-      </w:r>
-      <w:r>
-        <w:rPr>
-          <w:lang w:val="zh_TW" w:bidi="zh_TW"/>
-        </w:rPr>
-        <w:t>肉身的復活顯得微不足道</w:t>
+        <w:pStyle w:val="Heading3"/>
+      </w:pPr>
+      <w:r>
+        <w:rPr>
+          <w:lang w:val="zh_TW" w:bidi="zh_TW"/>
+        </w:rPr>
+        <w:t>在基督教群體中</w:t>
       </w:r>
     </w:p>
     <w:p>
@@ -776,204 +923,43 @@
         <w:rPr>
           <w:lang w:val="zh_TW" w:bidi="zh_TW"/>
         </w:rPr>
-        <w:t>有時，人們用靈魂在死後脫離身體仍然繼續存在的信念，來取代在復活前有一個暫時狀態的觀念。然而，聖經並沒有明確地支持這種信念。在現代神學中，出現了一種傾向</w:t>
-      </w:r>
-      <w:r>
-        <w:rPr>
-          <w:lang w:val="zh_TW" w:bidi="zh_TW"/>
-        </w:rPr>
-        <w:t>——</w:t>
-      </w:r>
-      <w:r>
-        <w:rPr>
-          <w:lang w:val="zh_TW" w:bidi="zh_TW"/>
-        </w:rPr>
-        <w:t>就是像過去有人貶低身體的重要性一樣</w:t>
-      </w:r>
-      <w:r>
-        <w:rPr>
-          <w:lang w:val="zh_TW" w:bidi="zh_TW"/>
-        </w:rPr>
-        <w:t>——</w:t>
-      </w:r>
-      <w:r>
-        <w:rPr>
-          <w:lang w:val="zh_TW" w:bidi="zh_TW"/>
-        </w:rPr>
-        <w:t>現在有人淡化信仰的歷史層面。這樣的傾向往往導致兩種結果：將死後的生命看成純粹屬靈的存在，或是乾脆否認它的存在。然而，聖經明確地指出，中間狀態是介於兩種「有身體的存在」之間的一段時期：一是我們現在的肉身，二是那「屬靈的身體」（</w:t>
-      </w:r>
-      <w:hyperlink r:id="rId25">
-        <w:r>
-          <w:rPr>
-            <w:lang w:val="zh_TW" w:bidi="zh_TW"/>
-          </w:rPr>
-          <w:rPr>
-            <w:color w:val="0000EE"/>
-            <w:u w:val="single"/>
-          </w:rPr>
-          <w:t>林前15:44</w:t>
-        </w:r>
-      </w:hyperlink>
-      <w:r>
-        <w:rPr>
-          <w:lang w:val="zh_TW" w:bidi="zh_TW"/>
-        </w:rPr>
-        <w:t>）。第二種身體將在基督再來時出現（</w:t>
-      </w:r>
-      <w:hyperlink r:id="rId26">
-        <w:r>
-          <w:rPr>
-            <w:lang w:val="zh_TW" w:bidi="zh_TW"/>
-          </w:rPr>
-          <w:rPr>
-            <w:color w:val="0000EE"/>
-            <w:u w:val="single"/>
-          </w:rPr>
-          <w:t>15:23</w:t>
-        </w:r>
-      </w:hyperlink>
-      <w:r>
-        <w:rPr>
-          <w:lang w:val="zh_TW" w:bidi="zh_TW"/>
-        </w:rPr>
-        <w:t>）。</w:t>
-      </w:r>
-    </w:p>
-    <w:p>
-      <w:pPr>
-        <w:pStyle w:val="ListNumber"/>
-        <w:numPr>
-          <w:ilvl w:val="0"/>
-          <w:numId w:val="16"/>
-        </w:numPr>
-        <w:spacing w:line="240" w:lineRule="auto"/>
-        <w:ind w:left="720"/>
-      </w:pPr>
-      <w:r>
-        <w:rPr>
-          <w:lang w:val="zh_TW" w:bidi="zh_TW"/>
-        </w:rPr>
-      </w:r>
-      <w:r>
-        <w:rPr>
-          <w:lang w:val="zh_TW" w:bidi="zh_TW"/>
-        </w:rPr>
-        <w:t>在宗教改革期間，約翰‧加爾文（John Calvin）與一些重洗派（Anabaptists）之間就「靈魂沉睡（soul sleep）」的教義產生了爭論。加爾文堅信，中間狀態是信徒在有意識的情況下經歷神同在的狀態，而他的反對者則否認這一點。加爾文認為，否認這一真理等同於主張靈魂在死亡時被消滅，也等於否認基督在死人復活之前掌管著死人。加爾文的觀點得到保羅教導的支持——沒有任何事能使信徒與神的愛隔絕，「任何事」當然也包括死亡（</w:t>
-      </w:r>
-      <w:hyperlink r:id="rId27">
-        <w:r>
-          <w:rPr>
-            <w:lang w:val="zh_TW" w:bidi="zh_TW"/>
-          </w:rPr>
-          <w:rPr>
-            <w:color w:val="0000EE"/>
-            <w:u w:val="single"/>
-          </w:rPr>
-          <w:t>羅8:35–39</w:t>
-        </w:r>
-      </w:hyperlink>
-      <w:r>
-        <w:rPr>
-          <w:lang w:val="zh_TW" w:bidi="zh_TW"/>
-        </w:rPr>
-        <w:t>）。</w:t>
-        <w:br/>
-      </w:r>
-      <w:r>
-        <w:rPr>
-          <w:lang w:val="zh_TW" w:bidi="zh_TW"/>
-        </w:rPr>
-        <w:t>聖經教導信徒在死後「睡了」（</w:t>
-      </w:r>
-      <w:hyperlink r:id="rId28">
-        <w:r>
-          <w:rPr>
-            <w:lang w:val="zh_TW" w:bidi="zh_TW"/>
-          </w:rPr>
-          <w:rPr>
-            <w:color w:val="0000EE"/>
-            <w:u w:val="single"/>
-          </w:rPr>
-          <w:t>帖前4:14</w:t>
-        </w:r>
-      </w:hyperlink>
-      <w:r>
-        <w:rPr>
-          <w:lang w:val="zh_TW" w:bidi="zh_TW"/>
-        </w:rPr>
-        <w:t>），這被理解為死者不再與世上的活人交流，也不再從事勞作，而是在一種安息的狀態中。「在耶穌裡睡了」意指在沒有身體的狀態下，享受與耶穌同在。最接近的比喻是作夢的人——他或許有意識，卻不依靠身體任何感官的作用。</w:t>
-      </w:r>
-    </w:p>
-    <w:p>
-      <w:pPr>
-        <w:pStyle w:val="ListNumber"/>
-        <w:spacing w:line="240" w:lineRule="auto"/>
-        <w:ind w:left="720"/>
-      </w:pPr>
-      <w:r>
-        <w:rPr>
-          <w:lang w:val="zh_TW" w:bidi="zh_TW"/>
-        </w:rPr>
-      </w:r>
-      <w:r>
-        <w:rPr>
-          <w:lang w:val="zh_TW" w:bidi="zh_TW"/>
-        </w:rPr>
-        <w:t>人在死後還能有屬靈上的改變嗎？或者說，他們的屬靈狀態在死亡時就成為永久的嗎？這個問題主要包括三個方面：</w:t>
-      </w:r>
-    </w:p>
-    <w:p>
-      <w:pPr>
-        <w:pStyle w:val="ListBullet"/>
-        <w:spacing w:line="240" w:lineRule="auto"/>
-        <w:ind w:left="1440"/>
-      </w:pPr>
-      <w:r>
-        <w:rPr>
-          <w:lang w:val="zh_TW" w:bidi="zh_TW"/>
-        </w:rPr>
-      </w:r>
-      <w:r>
-        <w:rPr>
-          <w:lang w:val="zh_TW" w:bidi="zh_TW"/>
-        </w:rPr>
-        <w:t>人在死後還能離棄自己的罪（悔改）嗎？</w:t>
-      </w:r>
-    </w:p>
-    <w:p>
-      <w:pPr>
-        <w:pStyle w:val="ListBullet"/>
-        <w:spacing w:line="240" w:lineRule="auto"/>
-        <w:ind w:left="1440"/>
-      </w:pPr>
-      <w:r>
-        <w:rPr>
-          <w:lang w:val="zh_TW" w:bidi="zh_TW"/>
-        </w:rPr>
-      </w:r>
-      <w:r>
-        <w:rPr>
-          <w:lang w:val="zh_TW" w:bidi="zh_TW"/>
-        </w:rPr>
-        <w:t>人在死後還能與神更加親近嗎？</w:t>
-      </w:r>
-    </w:p>
-    <w:p>
-      <w:pPr>
-        <w:pStyle w:val="ListBullet"/>
-        <w:spacing w:line="240" w:lineRule="auto"/>
-        <w:ind w:left="1440"/>
-      </w:pPr>
-      <w:r>
-        <w:rPr>
-          <w:lang w:val="zh_TW" w:bidi="zh_TW"/>
-        </w:rPr>
-      </w:r>
-      <w:r>
-        <w:rPr>
-          <w:lang w:val="zh_TW" w:bidi="zh_TW"/>
-        </w:rPr>
-        <w:t>人在死後還能被潔淨脫離罪嗎？</w:t>
+        <w:t>由於初期教會逐漸認為自己是新的以色列（</w:t>
+      </w:r>
+      <w:hyperlink r:id="rId43">
+        <w:r>
+          <w:rPr>
+            <w:lang w:val="zh_TW" w:bidi="zh_TW"/>
+          </w:rPr>
+          <w:rPr>
+            <w:color w:val="0000EE"/>
+            <w:u w:val="single"/>
+          </w:rPr>
+          <w:t>太21:43</w:t>
+        </w:r>
+      </w:hyperlink>
+      <w:r>
+        <w:rPr>
+          <w:lang w:val="zh_TW" w:bidi="zh_TW"/>
+        </w:rPr>
+        <w:t>；</w:t>
+      </w:r>
+      <w:hyperlink r:id="rId44">
+        <w:r>
+          <w:rPr>
+            <w:lang w:val="zh_TW" w:bidi="zh_TW"/>
+          </w:rPr>
+          <w:rPr>
+            <w:color w:val="0000EE"/>
+            <w:u w:val="single"/>
+          </w:rPr>
+          <w:t>加6:16</w:t>
+        </w:r>
+      </w:hyperlink>
+      <w:r>
+        <w:rPr>
+          <w:lang w:val="zh_TW" w:bidi="zh_TW"/>
+        </w:rPr>
+        <w:t>），因此他們逐漸採用長老制度是可以理解的。雖然很難確定早期基督徒團體中所遵循的秩序，因為這些秩序根據地點和時代的不同，在形式和範圍上顯然有所不同，但長老的存在和職能確實是早期教會生活現實的一部分。</w:t>
       </w:r>
     </w:p>
     <w:p>
@@ -987,7 +973,97 @@
         <w:rPr>
           <w:lang w:val="zh_TW" w:bidi="zh_TW"/>
         </w:rPr>
-        <w:t>羅馬天主教會的教導是：凡仍不完全的人在死後都要經過煉獄。在煉獄中，靈魂會被潔淨，脫離罪的殘餘。這段煉淨的時期可以因著活著的人所獻上的奉獻、禱告與彌撒而縮短。</w:t>
+        <w:t>在路加福音關於基督教起源和傳播的記述中，長老已經出現在耶路撒冷的教會中。在使徒行傳中，我們看到安提阿的基督徒派發饑荒救濟物資，「把捐項託巴拿巴和掃羅送到（猶大教會的）眾長老那裡」（</w:t>
+      </w:r>
+      <w:hyperlink r:id="rId45">
+        <w:r>
+          <w:rPr>
+            <w:lang w:val="zh_TW" w:bidi="zh_TW"/>
+          </w:rPr>
+          <w:rPr>
+            <w:color w:val="0000EE"/>
+            <w:u w:val="single"/>
+          </w:rPr>
+          <w:t>徒11:30</w:t>
+        </w:r>
+      </w:hyperlink>
+      <w:r>
+        <w:rPr>
+          <w:lang w:val="zh_TW" w:bidi="zh_TW"/>
+        </w:rPr>
+        <w:t>）。在保羅和巴拿巴的第一次宣教之旅中，他們「在各教會中選立了長老」（</w:t>
+      </w:r>
+      <w:hyperlink r:id="rId46">
+        <w:r>
+          <w:rPr>
+            <w:lang w:val="zh_TW" w:bidi="zh_TW"/>
+          </w:rPr>
+          <w:rPr>
+            <w:color w:val="0000EE"/>
+            <w:u w:val="single"/>
+          </w:rPr>
+          <w:t>14:23</w:t>
+        </w:r>
+      </w:hyperlink>
+      <w:r>
+        <w:rPr>
+          <w:lang w:val="zh_TW" w:bidi="zh_TW"/>
+        </w:rPr>
+        <w:t>）。後來，保羅和巴拿巴從安提阿被派往耶路撒冷，就外邦基督徒是否需要受割禮的問題「去見使徒和長老」（</w:t>
+      </w:r>
+      <w:hyperlink r:id="rId47">
+        <w:r>
+          <w:rPr>
+            <w:lang w:val="zh_TW" w:bidi="zh_TW"/>
+          </w:rPr>
+          <w:rPr>
+            <w:color w:val="0000EE"/>
+            <w:u w:val="single"/>
+          </w:rPr>
+          <w:t>15:2</w:t>
+        </w:r>
+      </w:hyperlink>
+      <w:r>
+        <w:rPr>
+          <w:lang w:val="zh_TW" w:bidi="zh_TW"/>
+        </w:rPr>
+        <w:t>），「教會和使徒並長老都接待他們」（</w:t>
+      </w:r>
+      <w:hyperlink r:id="rId48">
+        <w:r>
+          <w:rPr>
+            <w:lang w:val="zh_TW" w:bidi="zh_TW"/>
+          </w:rPr>
+          <w:rPr>
+            <w:color w:val="0000EE"/>
+            <w:u w:val="single"/>
+          </w:rPr>
+          <w:t>4</w:t>
+        </w:r>
+      </w:hyperlink>
+      <w:r>
+        <w:rPr>
+          <w:lang w:val="zh_TW" w:bidi="zh_TW"/>
+        </w:rPr>
+        <w:t>節），他們聚集起來聽取案件並解決這個問題（</w:t>
+      </w:r>
+      <w:hyperlink r:id="rId49">
+        <w:r>
+          <w:rPr>
+            <w:lang w:val="zh_TW" w:bidi="zh_TW"/>
+          </w:rPr>
+          <w:rPr>
+            <w:color w:val="0000EE"/>
+            <w:u w:val="single"/>
+          </w:rPr>
+          <w:t>6–23</w:t>
+        </w:r>
+      </w:hyperlink>
+      <w:r>
+        <w:rPr>
+          <w:lang w:val="zh_TW" w:bidi="zh_TW"/>
+        </w:rPr>
+        <w:t>節）。</w:t>
       </w:r>
     </w:p>
     <w:p>
@@ -1001,112 +1077,90 @@
         <w:rPr>
           <w:lang w:val="zh_TW" w:bidi="zh_TW"/>
         </w:rPr>
-        <w:t>大多數新教徒拒絕這種觀點，認為它與聖經的教導不符。主要有三個理由：</w:t>
-      </w:r>
-    </w:p>
-    <w:p>
-      <w:pPr>
-        <w:pStyle w:val="ListNumber"/>
-        <w:numPr>
-          <w:ilvl w:val="0"/>
-          <w:numId w:val="17"/>
-        </w:numPr>
-        <w:spacing w:line="240" w:lineRule="auto"/>
-        <w:ind w:left="1440"/>
-      </w:pPr>
-      <w:r>
-        <w:rPr>
-          <w:lang w:val="zh_TW" w:bidi="zh_TW"/>
-        </w:rPr>
-      </w:r>
-      <w:r>
-        <w:rPr>
-          <w:lang w:val="zh_TW" w:bidi="zh_TW"/>
-        </w:rPr>
-        <w:t>基督的救贖工作已經完全成就（</w:t>
-      </w:r>
-      <w:hyperlink r:id="rId29">
-        <w:r>
-          <w:rPr>
-            <w:lang w:val="zh_TW" w:bidi="zh_TW"/>
-          </w:rPr>
-          <w:rPr>
-            <w:color w:val="0000EE"/>
-            <w:u w:val="single"/>
-          </w:rPr>
-          <w:t>來9:28</w:t>
-        </w:r>
-      </w:hyperlink>
-      <w:r>
-        <w:rPr>
-          <w:lang w:val="zh_TW" w:bidi="zh_TW"/>
-        </w:rPr>
-        <w:t>）。</w:t>
-      </w:r>
-    </w:p>
-    <w:p>
-      <w:pPr>
-        <w:pStyle w:val="ListNumber"/>
-        <w:spacing w:line="240" w:lineRule="auto"/>
-        <w:ind w:left="1440"/>
-      </w:pPr>
-      <w:r>
-        <w:rPr>
-          <w:lang w:val="zh_TW" w:bidi="zh_TW"/>
-        </w:rPr>
-      </w:r>
-      <w:r>
-        <w:rPr>
-          <w:lang w:val="zh_TW" w:bidi="zh_TW"/>
-        </w:rPr>
-        <w:t>一個人不可能為另一個人賺取或獲得恩典（</w:t>
-      </w:r>
-      <w:hyperlink r:id="rId30">
-        <w:r>
-          <w:rPr>
-            <w:lang w:val="zh_TW" w:bidi="zh_TW"/>
-          </w:rPr>
-          <w:rPr>
-            <w:color w:val="0000EE"/>
-            <w:u w:val="single"/>
-          </w:rPr>
-          <w:t>路17:10</w:t>
-        </w:r>
-      </w:hyperlink>
-      <w:r>
-        <w:rPr>
-          <w:lang w:val="zh_TW" w:bidi="zh_TW"/>
-        </w:rPr>
-        <w:t>）。</w:t>
-      </w:r>
-    </w:p>
-    <w:p>
-      <w:pPr>
-        <w:pStyle w:val="ListNumber"/>
-        <w:spacing w:line="240" w:lineRule="auto"/>
-        <w:ind w:left="1440"/>
-      </w:pPr>
-      <w:r>
-        <w:rPr>
-          <w:lang w:val="zh_TW" w:bidi="zh_TW"/>
-        </w:rPr>
-      </w:r>
-      <w:r>
-        <w:rPr>
-          <w:lang w:val="zh_TW" w:bidi="zh_TW"/>
-        </w:rPr>
-        <w:t>聖經教導靈魂的永恆狀態是由其死時的屬靈情況所決定的（</w:t>
-      </w:r>
-      <w:hyperlink r:id="rId31">
-        <w:r>
-          <w:rPr>
-            <w:lang w:val="zh_TW" w:bidi="zh_TW"/>
-          </w:rPr>
-          <w:rPr>
-            <w:color w:val="0000EE"/>
-            <w:u w:val="single"/>
-          </w:rPr>
-          <w:t>來9:27</w:t>
+        <w:t>關於這些長老的身份以及他們是如何被選立的，聖經並沒有給予詳細的說明。然而，根據猶太人的傳統，我們似乎可以推測他們的年齡和在群體中的顯赫地位，賦予他們有資格在教會中擔任特殊的服事角色。猶太人對年長者的敬重是根深蒂固的，而「長老」（presbyter）這個名稱正是源自猶太人的用法。此外，這些耶路撒冷教會中的首批長老也有可能是由使徒透過按手禮選立的，就像選立「七個人」來執行特別的服事（徒</w:t>
+      </w:r>
+      <w:hyperlink r:id="rId50">
+        <w:r>
+          <w:rPr>
+            <w:lang w:val="zh_TW" w:bidi="zh_TW"/>
+          </w:rPr>
+          <w:rPr>
+            <w:color w:val="0000EE"/>
+            <w:u w:val="single"/>
+          </w:rPr>
+          <w:t>6:1–6</w:t>
+        </w:r>
+      </w:hyperlink>
+      <w:r>
+        <w:rPr>
+          <w:lang w:val="zh_TW" w:bidi="zh_TW"/>
+        </w:rPr>
+        <w:t>）一樣。顯然這些長老在基督徒群體中的職能與猶太社群和公會中的長老相似（</w:t>
+      </w:r>
+      <w:hyperlink r:id="rId45">
+        <w:r>
+          <w:rPr>
+            <w:lang w:val="zh_TW" w:bidi="zh_TW"/>
+          </w:rPr>
+          <w:rPr>
+            <w:color w:val="0000EE"/>
+            <w:u w:val="single"/>
+          </w:rPr>
+          <w:t>11:30</w:t>
+        </w:r>
+      </w:hyperlink>
+      <w:r>
+        <w:rPr>
+          <w:lang w:val="zh_TW" w:bidi="zh_TW"/>
+        </w:rPr>
+        <w:t>，</w:t>
+      </w:r>
+      <w:hyperlink r:id="rId51">
+        <w:r>
+          <w:rPr>
+            <w:lang w:val="zh_TW" w:bidi="zh_TW"/>
+          </w:rPr>
+          <w:rPr>
+            <w:color w:val="0000EE"/>
+            <w:u w:val="single"/>
+          </w:rPr>
+          <w:t>15:2–6、22–23</w:t>
+        </w:r>
+      </w:hyperlink>
+      <w:r>
+        <w:rPr>
+          <w:lang w:val="zh_TW" w:bidi="zh_TW"/>
+        </w:rPr>
+        <w:t>，</w:t>
+      </w:r>
+      <w:hyperlink r:id="rId52">
+        <w:r>
+          <w:rPr>
+            <w:lang w:val="zh_TW" w:bidi="zh_TW"/>
+          </w:rPr>
+          <w:rPr>
+            <w:color w:val="0000EE"/>
+            <w:u w:val="single"/>
+          </w:rPr>
+          <w:t>16:4</w:t>
+        </w:r>
+      </w:hyperlink>
+      <w:r>
+        <w:rPr>
+          <w:lang w:val="zh_TW" w:bidi="zh_TW"/>
+        </w:rPr>
+        <w:t>，</w:t>
+      </w:r>
+      <w:hyperlink r:id="rId53">
+        <w:r>
+          <w:rPr>
+            <w:lang w:val="zh_TW" w:bidi="zh_TW"/>
+          </w:rPr>
+          <w:rPr>
+            <w:color w:val="0000EE"/>
+            <w:u w:val="single"/>
+          </w:rPr>
+          <w:t>21:18</w:t>
         </w:r>
       </w:hyperlink>
       <w:r>
@@ -1125,98 +1179,81 @@
       </w:r>
       <w:r>
         <w:rPr>
-          <w:i/>
-          <w:lang w:val="zh_TW" w:bidi="zh_TW"/>
-        </w:rPr>
-        <w:t>另見</w:t>
-      </w:r>
-      <w:r>
-        <w:rPr>
-          <w:lang w:val="zh_TW" w:bidi="zh_TW"/>
-        </w:rPr>
-        <w:t xml:space="preserve"> </w:t>
-      </w:r>
-      <w:r>
-        <w:rPr>
-          <w:lang w:val="zh_TW" w:bidi="zh_TW"/>
-        </w:rPr>
-        <w:t>死者之地</w:t>
-      </w:r>
+          <w:lang w:val="zh_TW" w:bidi="zh_TW"/>
+        </w:rPr>
+        <w:t>儘管保羅在最早的書信中並未提到長老，但保羅顯然在外邦教會中延續了這一傳統。長老僅在教牧書信（</w:t>
+      </w:r>
+      <w:hyperlink r:id="rId54">
+        <w:r>
+          <w:rPr>
+            <w:lang w:val="zh_TW" w:bidi="zh_TW"/>
+          </w:rPr>
+          <w:rPr>
+            <w:color w:val="0000EE"/>
+            <w:u w:val="single"/>
+          </w:rPr>
+          <w:t>提前5:17、19</w:t>
+        </w:r>
+      </w:hyperlink>
       <w:r>
         <w:rPr>
           <w:lang w:val="zh_TW" w:bidi="zh_TW"/>
         </w:rPr>
         <w:t>；</w:t>
       </w:r>
-      <w:r>
-        <w:rPr>
-          <w:lang w:val="zh_TW" w:bidi="zh_TW"/>
-        </w:rPr>
-        <w:t>陰間</w:t>
-      </w:r>
-      <w:r>
-        <w:rPr>
-          <w:lang w:val="zh_TW" w:bidi="zh_TW"/>
-        </w:rPr>
-        <w:t>；</w:t>
-      </w:r>
-      <w:r>
-        <w:rPr>
-          <w:lang w:val="zh_TW" w:bidi="zh_TW"/>
-        </w:rPr>
-        <w:t>天（天堂）</w:t>
-      </w:r>
-      <w:r>
-        <w:rPr>
-          <w:lang w:val="zh_TW" w:bidi="zh_TW"/>
-        </w:rPr>
-        <w:t>；</w:t>
-      </w:r>
-      <w:r>
-        <w:rPr>
-          <w:lang w:val="zh_TW" w:bidi="zh_TW"/>
-        </w:rPr>
-        <w:t>地獄</w:t>
-      </w:r>
-      <w:r>
-        <w:rPr>
-          <w:lang w:val="zh_TW" w:bidi="zh_TW"/>
-        </w:rPr>
-        <w:t>；</w:t>
-      </w:r>
-      <w:r>
-        <w:rPr>
-          <w:lang w:val="zh_TW" w:bidi="zh_TW"/>
-        </w:rPr>
-        <w:t>樂園</w:t>
-      </w:r>
-      <w:r>
-        <w:rPr>
-          <w:lang w:val="zh_TW" w:bidi="zh_TW"/>
-        </w:rPr>
-        <w:t>；</w:t>
-      </w:r>
-      <w:r>
-        <w:rPr>
-          <w:lang w:val="zh_TW" w:bidi="zh_TW"/>
-        </w:rPr>
-        <w:t>陰間</w:t>
-      </w:r>
-      <w:r>
-        <w:rPr>
-          <w:lang w:val="zh_TW" w:bidi="zh_TW"/>
-        </w:rPr>
-        <w:t>。</w:t>
-      </w:r>
-      <w:r>
-        <w:rPr>
-          <w:lang w:val="zh_TW" w:bidi="zh_TW"/>
-        </w:rPr>
-      </w:r>
-      <w:r>
-        <w:rPr>
-          <w:lang w:val="zh_TW" w:bidi="zh_TW"/>
-        </w:rPr>
+      <w:hyperlink r:id="rId55">
+        <w:r>
+          <w:rPr>
+            <w:lang w:val="zh_TW" w:bidi="zh_TW"/>
+          </w:rPr>
+          <w:rPr>
+            <w:color w:val="0000EE"/>
+            <w:u w:val="single"/>
+          </w:rPr>
+          <w:t>多1:5</w:t>
+        </w:r>
+      </w:hyperlink>
+      <w:r>
+        <w:rPr>
+          <w:lang w:val="zh_TW" w:bidi="zh_TW"/>
+        </w:rPr>
+        <w:t>）中被提到。在保羅最後一次前往耶路撒冷的旅程中，他召集了以弗所教會的長老到米利都（</w:t>
+      </w:r>
+      <w:hyperlink r:id="rId56">
+        <w:r>
+          <w:rPr>
+            <w:lang w:val="zh_TW" w:bidi="zh_TW"/>
+          </w:rPr>
+          <w:rPr>
+            <w:color w:val="0000EE"/>
+            <w:u w:val="single"/>
+          </w:rPr>
+          <w:t>徒20:17</w:t>
+        </w:r>
+      </w:hyperlink>
+      <w:r>
+        <w:rPr>
+          <w:lang w:val="zh_TW" w:bidi="zh_TW"/>
+        </w:rPr>
+        <w:t>），向他們告別，並囑咐他們要忠實地履行監督和牧養基督徒群羊，即神的教會這一責任（</w:t>
+      </w:r>
+      <w:hyperlink r:id="rId57">
+        <w:r>
+          <w:rPr>
+            <w:lang w:val="zh_TW" w:bidi="zh_TW"/>
+          </w:rPr>
+          <w:rPr>
+            <w:color w:val="0000EE"/>
+            <w:u w:val="single"/>
+          </w:rPr>
+          <w:t>20:28</w:t>
+        </w:r>
+      </w:hyperlink>
+      <w:r>
+        <w:rPr>
+          <w:lang w:val="zh_TW" w:bidi="zh_TW"/>
+        </w:rPr>
+        <w:t>）。</w:t>
       </w:r>
     </w:p>
     <w:p>
@@ -1226,21 +1263,119 @@
           <w:lang w:val="zh_TW" w:bidi="zh_TW"/>
         </w:rPr>
       </w:r>
-    </w:p>
-    <w:p>
-      <w:pPr>
-        <w:pStyle w:val="Heading2"/>
-      </w:pPr>
-      <w:r>
-        <w:rPr>
-          <w:lang w:val="zh_TW" w:bidi="zh_TW"/>
-        </w:rPr>
-        <w:t>中介、中保</w:t>
-      </w:r>
-      <w:r>
-        <w:rPr>
-          <w:lang w:val="zh_TW" w:bidi="zh_TW"/>
-        </w:rPr>
+      <w:r>
+        <w:rPr>
+          <w:lang w:val="zh_TW" w:bidi="zh_TW"/>
+        </w:rPr>
+        <w:t>在保羅的早期書信中，雖然沒有明確提到長老，但他們可能是領導教會聚會的領袖之一（</w:t>
+      </w:r>
+      <w:hyperlink r:id="rId58">
+        <w:r>
+          <w:rPr>
+            <w:lang w:val="zh_TW" w:bidi="zh_TW"/>
+          </w:rPr>
+          <w:rPr>
+            <w:color w:val="0000EE"/>
+            <w:u w:val="single"/>
+          </w:rPr>
+          <w:t>羅12:8</w:t>
+        </w:r>
+      </w:hyperlink>
+      <w:r>
+        <w:rPr>
+          <w:lang w:val="zh_TW" w:bidi="zh_TW"/>
+        </w:rPr>
+        <w:t>；</w:t>
+      </w:r>
+      <w:hyperlink r:id="rId59">
+        <w:r>
+          <w:rPr>
+            <w:lang w:val="zh_TW" w:bidi="zh_TW"/>
+          </w:rPr>
+          <w:rPr>
+            <w:color w:val="0000EE"/>
+            <w:u w:val="single"/>
+          </w:rPr>
+          <w:t>帖前5:12–13</w:t>
+        </w:r>
+      </w:hyperlink>
+      <w:r>
+        <w:rPr>
+          <w:lang w:val="zh_TW" w:bidi="zh_TW"/>
+        </w:rPr>
+        <w:t>）。</w:t>
+      </w:r>
+      <w:hyperlink r:id="rId60">
+        <w:r>
+          <w:rPr>
+            <w:lang w:val="zh_TW" w:bidi="zh_TW"/>
+          </w:rPr>
+          <w:rPr>
+            <w:color w:val="0000EE"/>
+            <w:u w:val="single"/>
+          </w:rPr>
+          <w:t>腓立比書一章1節</w:t>
+        </w:r>
+      </w:hyperlink>
+      <w:r>
+        <w:rPr>
+          <w:lang w:val="zh_TW" w:bidi="zh_TW"/>
+        </w:rPr>
+        <w:t>清楚的顯示了在年輕的保羅教會中已經有明確的領導層次（「監督和執事」）。而</w:t>
+      </w:r>
+      <w:hyperlink r:id="rId54">
+        <w:r>
+          <w:rPr>
+            <w:lang w:val="zh_TW" w:bidi="zh_TW"/>
+          </w:rPr>
+          <w:rPr>
+            <w:color w:val="0000EE"/>
+            <w:u w:val="single"/>
+          </w:rPr>
+          <w:t>提摩太前書五章17節</w:t>
+        </w:r>
+      </w:hyperlink>
+      <w:r>
+        <w:rPr>
+          <w:lang w:val="zh_TW" w:bidi="zh_TW"/>
+        </w:rPr>
+        <w:t>反映了通常被認為是教會治理發展的後期階段，將講道和教導的職能歸於管理教會的長老。此外，</w:t>
+      </w:r>
+      <w:hyperlink r:id="rId61">
+        <w:r>
+          <w:rPr>
+            <w:lang w:val="zh_TW" w:bidi="zh_TW"/>
+          </w:rPr>
+          <w:rPr>
+            <w:color w:val="0000EE"/>
+            <w:u w:val="single"/>
+          </w:rPr>
+          <w:t>彼得前書五章1至5節</w:t>
+        </w:r>
+      </w:hyperlink>
+      <w:r>
+        <w:rPr>
+          <w:lang w:val="zh_TW" w:bidi="zh_TW"/>
+        </w:rPr>
+        <w:t>和</w:t>
+      </w:r>
+      <w:hyperlink r:id="rId62">
+        <w:r>
+          <w:rPr>
+            <w:lang w:val="zh_TW" w:bidi="zh_TW"/>
+          </w:rPr>
+          <w:rPr>
+            <w:color w:val="0000EE"/>
+            <w:u w:val="single"/>
+          </w:rPr>
+          <w:t>雅各書五章14節</w:t>
+        </w:r>
+      </w:hyperlink>
+      <w:r>
+        <w:rPr>
+          <w:lang w:val="zh_TW" w:bidi="zh_TW"/>
+        </w:rPr>
+        <w:t>中的經文也暗示基督教長老承擔了牧養的職責。</w:t>
       </w:r>
     </w:p>
     <w:p>
@@ -1254,18 +1389,49 @@
         <w:rPr>
           <w:lang w:val="zh_TW" w:bidi="zh_TW"/>
         </w:rPr>
-        <w:t>中保或作神聖事物的中間人，不是為了協商或妥協，而是作為他人的代表來接近神，從而以神所賜的權柄來傳達所需的知識與保證。</w:t>
-      </w:r>
-    </w:p>
-    <w:p>
-      <w:pPr>
-        <w:pStyle w:val="Heading3"/>
-      </w:pPr>
-      <w:r>
-        <w:rPr>
-          <w:lang w:val="zh_TW" w:bidi="zh_TW"/>
-        </w:rPr>
-        <w:t>在舊約聖經中</w:t>
+        <w:t>有一段經文可能表明使徒（彼得）也是一位長老：「我這作長老、作基督受苦的見證……勸你們中間與我同作長老的人」（</w:t>
+      </w:r>
+      <w:hyperlink r:id="rId63">
+        <w:r>
+          <w:rPr>
+            <w:lang w:val="zh_TW" w:bidi="zh_TW"/>
+          </w:rPr>
+          <w:rPr>
+            <w:color w:val="0000EE"/>
+            <w:u w:val="single"/>
+          </w:rPr>
+          <w:t>彼前5:1a</w:t>
+        </w:r>
+      </w:hyperlink>
+      <w:r>
+        <w:rPr>
+          <w:lang w:val="zh_TW" w:bidi="zh_TW"/>
+        </w:rPr>
+        <w:t>）。這段經文可能表明長老是被任命的，其職責是使徒事奉的延伸。保羅在離開某些教會之前，他在教會中任命長老的做法或許也支持這一看法。後來教會傳統中將約翰</w:t>
+      </w:r>
+      <w:r>
+        <w:rPr>
+          <w:lang w:val="zh_TW" w:bidi="zh_TW"/>
+        </w:rPr>
+        <w:t>貳</w:t>
+      </w:r>
+      <w:r>
+        <w:rPr>
+          <w:lang w:val="zh_TW" w:bidi="zh_TW"/>
+        </w:rPr>
+        <w:t>書和約翰</w:t>
+      </w:r>
+      <w:r>
+        <w:rPr>
+          <w:lang w:val="zh_TW" w:bidi="zh_TW"/>
+        </w:rPr>
+        <w:t>參</w:t>
+      </w:r>
+      <w:r>
+        <w:rPr>
+          <w:lang w:val="zh_TW" w:bidi="zh_TW"/>
+        </w:rPr>
+        <w:t>書中的「長老」視為使徒約翰，也指向類似的方向。儘管這樣的認定是隱含的，即使徒可以擔任長老的功能，但長老卻不能擔任使徒的職責。</w:t>
       </w:r>
     </w:p>
     <w:p>
@@ -1279,37 +1445,79 @@
         <w:rPr>
           <w:lang w:val="zh_TW" w:bidi="zh_TW"/>
         </w:rPr>
-        <w:t>約伯表達了對這樣一位中保的渴望（此處從七十士譯本翻譯，而非和合本）：「神不是像我這樣的凡人，所以我無法與他爭辯或將他告上法庭。要是有一位中保能使我們和好就好了，但卻沒有。中保可以使神停止懲罰我，我就不再因他的懲罰而活在恐懼戰</w:t>
-      </w:r>
-      <w:r>
-        <w:rPr>
-          <w:lang w:val="zh_TW" w:bidi="zh_TW"/>
-        </w:rPr>
-        <w:t>兢</w:t>
-      </w:r>
-      <w:r>
-        <w:rPr>
-          <w:lang w:val="zh_TW" w:bidi="zh_TW"/>
-        </w:rPr>
-        <w:t>中。然後我便可以無懼地與他交談，但我無法靠自己的力量做到這一點」(</w:t>
-      </w:r>
-      <w:hyperlink r:id="rId32">
-        <w:r>
-          <w:rPr>
-            <w:lang w:val="zh_TW" w:bidi="zh_TW"/>
-          </w:rPr>
-          <w:rPr>
-            <w:color w:val="0000EE"/>
-            <w:u w:val="single"/>
-          </w:rPr>
-          <w:t>伯9:32–35</w:t>
-        </w:r>
-      </w:hyperlink>
-      <w:r>
-        <w:rPr>
-          <w:lang w:val="zh_TW" w:bidi="zh_TW"/>
-        </w:rPr>
-        <w:t>)。</w:t>
+        <w:t>長老承擔了多項職責。例如，</w:t>
+      </w:r>
+      <w:hyperlink r:id="rId54">
+        <w:r>
+          <w:rPr>
+            <w:lang w:val="zh_TW" w:bidi="zh_TW"/>
+          </w:rPr>
+          <w:rPr>
+            <w:color w:val="0000EE"/>
+            <w:u w:val="single"/>
+          </w:rPr>
+          <w:t>提摩太前書五章17節</w:t>
+        </w:r>
+      </w:hyperlink>
+      <w:r>
+        <w:rPr>
+          <w:lang w:val="zh_TW" w:bidi="zh_TW"/>
+        </w:rPr>
+        <w:t>提到長老參與講道和教導的事工；</w:t>
+      </w:r>
+      <w:hyperlink r:id="rId62">
+        <w:r>
+          <w:rPr>
+            <w:lang w:val="zh_TW" w:bidi="zh_TW"/>
+          </w:rPr>
+          <w:rPr>
+            <w:color w:val="0000EE"/>
+            <w:u w:val="single"/>
+          </w:rPr>
+          <w:t>雅各書五章14節</w:t>
+        </w:r>
+      </w:hyperlink>
+      <w:r>
+        <w:rPr>
+          <w:lang w:val="zh_TW" w:bidi="zh_TW"/>
+        </w:rPr>
+        <w:t>看見他們參與醫治事工；</w:t>
+      </w:r>
+      <w:hyperlink r:id="rId64">
+        <w:r>
+          <w:rPr>
+            <w:lang w:val="zh_TW" w:bidi="zh_TW"/>
+          </w:rPr>
+          <w:rPr>
+            <w:color w:val="0000EE"/>
+            <w:u w:val="single"/>
+          </w:rPr>
+          <w:t>彼得前書五章2節</w:t>
+        </w:r>
+      </w:hyperlink>
+      <w:r>
+        <w:rPr>
+          <w:lang w:val="zh_TW" w:bidi="zh_TW"/>
+        </w:rPr>
+        <w:t>勸勉他們牧養群羊。因此，帶領安提阿教會的先知和教師（根據</w:t>
+      </w:r>
+      <w:hyperlink r:id="rId65">
+        <w:r>
+          <w:rPr>
+            <w:lang w:val="zh_TW" w:bidi="zh_TW"/>
+          </w:rPr>
+          <w:rPr>
+            <w:color w:val="0000EE"/>
+            <w:u w:val="single"/>
+          </w:rPr>
+          <w:t>徒13:1–3</w:t>
+        </w:r>
+      </w:hyperlink>
+      <w:r>
+        <w:rPr>
+          <w:lang w:val="zh_TW" w:bidi="zh_TW"/>
+        </w:rPr>
+        <w:t>）很可能就是這個群體的長老。</w:t>
       </w:r>
     </w:p>
     <w:p>
@@ -1323,217 +1531,133 @@
         <w:rPr>
           <w:lang w:val="zh_TW" w:bidi="zh_TW"/>
         </w:rPr>
-        <w:t>更為人熟悉的是關於神的性情和旨意的調解（meditation，又譯：中介、中保）的教導。摩西的盟約是透過天使和摩西的調解而來的（</w:t>
-      </w:r>
-      <w:hyperlink r:id="rId33">
-        <w:r>
-          <w:rPr>
-            <w:lang w:val="zh_TW" w:bidi="zh_TW"/>
-          </w:rPr>
-          <w:rPr>
-            <w:color w:val="0000EE"/>
-            <w:u w:val="single"/>
-          </w:rPr>
-          <w:t>出20:18–21</w:t>
-        </w:r>
-      </w:hyperlink>
-      <w:r>
-        <w:rPr>
-          <w:lang w:val="zh_TW" w:bidi="zh_TW"/>
-        </w:rPr>
-        <w:t>；</w:t>
-      </w:r>
-      <w:hyperlink r:id="rId34">
-        <w:r>
-          <w:rPr>
-            <w:lang w:val="zh_TW" w:bidi="zh_TW"/>
-          </w:rPr>
-          <w:rPr>
-            <w:color w:val="0000EE"/>
-            <w:u w:val="single"/>
-          </w:rPr>
-          <w:t>申33:2</w:t>
-        </w:r>
-      </w:hyperlink>
-      <w:r>
-        <w:rPr>
-          <w:lang w:val="zh_TW" w:bidi="zh_TW"/>
-        </w:rPr>
-        <w:t>；</w:t>
-      </w:r>
-      <w:hyperlink r:id="rId35">
-        <w:r>
-          <w:rPr>
-            <w:lang w:val="zh_TW" w:bidi="zh_TW"/>
-          </w:rPr>
-          <w:rPr>
-            <w:color w:val="0000EE"/>
-            <w:u w:val="single"/>
-          </w:rPr>
-          <w:t>徒7:53</w:t>
-        </w:r>
-      </w:hyperlink>
-      <w:r>
-        <w:rPr>
-          <w:lang w:val="zh_TW" w:bidi="zh_TW"/>
-        </w:rPr>
-        <w:t>；</w:t>
-      </w:r>
-      <w:hyperlink r:id="rId36">
-        <w:r>
-          <w:rPr>
-            <w:lang w:val="zh_TW" w:bidi="zh_TW"/>
-          </w:rPr>
-          <w:rPr>
-            <w:color w:val="0000EE"/>
-            <w:u w:val="single"/>
-          </w:rPr>
-          <w:t>加3:19</w:t>
-        </w:r>
-      </w:hyperlink>
-      <w:r>
-        <w:rPr>
-          <w:lang w:val="zh_TW" w:bidi="zh_TW"/>
-        </w:rPr>
-        <w:t>；對比：</w:t>
-      </w:r>
-      <w:hyperlink r:id="rId37">
-        <w:r>
-          <w:rPr>
-            <w:lang w:val="zh_TW" w:bidi="zh_TW"/>
-          </w:rPr>
-          <w:rPr>
-            <w:color w:val="0000EE"/>
-            <w:u w:val="single"/>
-          </w:rPr>
-          <w:t>來6:13–17</w:t>
-        </w:r>
-      </w:hyperlink>
-      <w:r>
-        <w:rPr>
-          <w:lang w:val="zh_TW" w:bidi="zh_TW"/>
-        </w:rPr>
-        <w:t>，其中神獨自轉述了一個誓言）。盟約律法的條款由「</w:t>
-      </w:r>
-      <w:r>
-        <w:rPr>
-          <w:lang w:val="zh_TW" w:bidi="zh_TW"/>
-        </w:rPr>
-        <w:t>侍立在耶和華面前</w:t>
-      </w:r>
-      <w:r>
-        <w:rPr>
-          <w:lang w:val="zh_TW" w:bidi="zh_TW"/>
-        </w:rPr>
-        <w:t>」的先知闡述，由祭司通過神諭和簽傳達神的旨意，並宣告神的祝福（</w:t>
-      </w:r>
-      <w:hyperlink r:id="rId38">
-        <w:r>
-          <w:rPr>
-            <w:lang w:val="zh_TW" w:bidi="zh_TW"/>
-          </w:rPr>
-          <w:rPr>
-            <w:color w:val="0000EE"/>
-            <w:u w:val="single"/>
-          </w:rPr>
-          <w:t>申10:8</w:t>
-        </w:r>
-      </w:hyperlink>
-      <w:r>
-        <w:rPr>
-          <w:lang w:val="zh_TW" w:bidi="zh_TW"/>
-        </w:rPr>
-        <w:t>，</w:t>
-      </w:r>
-      <w:hyperlink r:id="rId39">
-        <w:r>
-          <w:rPr>
-            <w:lang w:val="zh_TW" w:bidi="zh_TW"/>
-          </w:rPr>
-          <w:rPr>
-            <w:color w:val="0000EE"/>
-            <w:u w:val="single"/>
-          </w:rPr>
-          <w:t>33:8–10</w:t>
-        </w:r>
-      </w:hyperlink>
-      <w:r>
-        <w:rPr>
-          <w:lang w:val="zh_TW" w:bidi="zh_TW"/>
-        </w:rPr>
-        <w:t>；</w:t>
-      </w:r>
-      <w:hyperlink r:id="rId40">
-        <w:r>
-          <w:rPr>
-            <w:lang w:val="zh_TW" w:bidi="zh_TW"/>
-          </w:rPr>
-          <w:rPr>
-            <w:color w:val="0000EE"/>
-            <w:u w:val="single"/>
-          </w:rPr>
-          <w:t>代下15:3</w:t>
-        </w:r>
-      </w:hyperlink>
-      <w:r>
-        <w:rPr>
-          <w:lang w:val="zh_TW" w:bidi="zh_TW"/>
-        </w:rPr>
-        <w:t>；</w:t>
-      </w:r>
-      <w:hyperlink r:id="rId41">
-        <w:r>
-          <w:rPr>
-            <w:lang w:val="zh_TW" w:bidi="zh_TW"/>
-          </w:rPr>
-          <w:rPr>
-            <w:color w:val="0000EE"/>
-            <w:u w:val="single"/>
-          </w:rPr>
-          <w:t>耶23:10–11、18–22、31–34</w:t>
-        </w:r>
-      </w:hyperlink>
-      <w:r>
-        <w:rPr>
-          <w:lang w:val="zh_TW" w:bidi="zh_TW"/>
-        </w:rPr>
-        <w:t>；</w:t>
-      </w:r>
-      <w:hyperlink r:id="rId42">
-        <w:r>
-          <w:rPr>
-            <w:lang w:val="zh_TW" w:bidi="zh_TW"/>
-          </w:rPr>
-          <w:rPr>
-            <w:color w:val="0000EE"/>
-            <w:u w:val="single"/>
-          </w:rPr>
-          <w:t>彌3:11</w:t>
-        </w:r>
-      </w:hyperlink>
-      <w:r>
-        <w:rPr>
-          <w:lang w:val="zh_TW" w:bidi="zh_TW"/>
-        </w:rPr>
-        <w:t>；</w:t>
-      </w:r>
-      <w:hyperlink r:id="rId43">
-        <w:r>
-          <w:rPr>
-            <w:lang w:val="zh_TW" w:bidi="zh_TW"/>
-          </w:rPr>
-          <w:rPr>
-            <w:color w:val="0000EE"/>
-            <w:u w:val="single"/>
-          </w:rPr>
-          <w:t>瑪2:7</w:t>
-        </w:r>
-      </w:hyperlink>
-      <w:r>
-        <w:rPr>
-          <w:lang w:val="zh_TW" w:bidi="zh_TW"/>
-        </w:rPr>
-        <w:t>）。</w:t>
+        <w:t>而在後來的教會中，監督和長老有明顯的區別，但新約聖經反映了一個早期的時期，當時這些職分幾乎是同義的。保羅在米利都的告別演說中（</w:t>
+      </w:r>
+      <w:hyperlink r:id="rId66">
+        <w:r>
+          <w:rPr>
+            <w:lang w:val="zh_TW" w:bidi="zh_TW"/>
+          </w:rPr>
+          <w:rPr>
+            <w:color w:val="0000EE"/>
+            <w:u w:val="single"/>
+          </w:rPr>
+          <w:t>徒20章</w:t>
+        </w:r>
+      </w:hyperlink>
+      <w:r>
+        <w:rPr>
+          <w:lang w:val="zh_TW" w:bidi="zh_TW"/>
+        </w:rPr>
+        <w:t>），特別對以弗所教會的長老說（</w:t>
+      </w:r>
+      <w:hyperlink r:id="rId56">
+        <w:r>
+          <w:rPr>
+            <w:lang w:val="zh_TW" w:bidi="zh_TW"/>
+          </w:rPr>
+          <w:rPr>
+            <w:color w:val="0000EE"/>
+            <w:u w:val="single"/>
+          </w:rPr>
+          <w:t>17</w:t>
+        </w:r>
+      </w:hyperlink>
+      <w:r>
+        <w:rPr>
+          <w:lang w:val="zh_TW" w:bidi="zh_TW"/>
+        </w:rPr>
+        <w:t>節），聖靈已經立他們作「監督……牧養神的教會」（</w:t>
+      </w:r>
+      <w:hyperlink r:id="rId57">
+        <w:r>
+          <w:rPr>
+            <w:lang w:val="zh_TW" w:bidi="zh_TW"/>
+          </w:rPr>
+          <w:rPr>
+            <w:color w:val="0000EE"/>
+            <w:u w:val="single"/>
+          </w:rPr>
+          <w:t>28</w:t>
+        </w:r>
+      </w:hyperlink>
+      <w:r>
+        <w:rPr>
+          <w:lang w:val="zh_TW" w:bidi="zh_TW"/>
+        </w:rPr>
+        <w:t>節）。「監督（overseer）」這個詞在這裡是否具有後來技術性的「主教」意義，還是更一般的「監護人（guardian）」意義，尚不明確。然而，在</w:t>
+      </w:r>
+      <w:hyperlink r:id="rId67">
+        <w:r>
+          <w:rPr>
+            <w:lang w:val="zh_TW" w:bidi="zh_TW"/>
+          </w:rPr>
+          <w:rPr>
+            <w:color w:val="0000EE"/>
+            <w:u w:val="single"/>
+          </w:rPr>
+          <w:t>提多書一章5至7節</w:t>
+        </w:r>
+      </w:hyperlink>
+      <w:r>
+        <w:rPr>
+          <w:lang w:val="zh_TW" w:bidi="zh_TW"/>
+        </w:rPr>
+        <w:t>中，第</w:t>
+      </w:r>
+      <w:hyperlink r:id="rId55">
+        <w:r>
+          <w:rPr>
+            <w:lang w:val="zh_TW" w:bidi="zh_TW"/>
+          </w:rPr>
+          <w:rPr>
+            <w:color w:val="0000EE"/>
+            <w:u w:val="single"/>
+          </w:rPr>
+          <w:t>5</w:t>
+        </w:r>
+      </w:hyperlink>
+      <w:r>
+        <w:rPr>
+          <w:lang w:val="zh_TW" w:bidi="zh_TW"/>
+        </w:rPr>
+        <w:t>節的長老顯然與第</w:t>
+      </w:r>
+      <w:hyperlink r:id="rId68">
+        <w:r>
+          <w:rPr>
+            <w:lang w:val="zh_TW" w:bidi="zh_TW"/>
+          </w:rPr>
+          <w:rPr>
+            <w:color w:val="0000EE"/>
+            <w:u w:val="single"/>
+          </w:rPr>
+          <w:t>7</w:t>
+        </w:r>
+      </w:hyperlink>
+      <w:r>
+        <w:rPr>
+          <w:lang w:val="zh_TW" w:bidi="zh_TW"/>
+        </w:rPr>
+        <w:t>節的監督是同一群人。同樣地，</w:t>
+      </w:r>
+      <w:hyperlink r:id="rId60">
+        <w:r>
+          <w:rPr>
+            <w:lang w:val="zh_TW" w:bidi="zh_TW"/>
+          </w:rPr>
+          <w:rPr>
+            <w:color w:val="0000EE"/>
+            <w:u w:val="single"/>
+          </w:rPr>
+          <w:t>腓立比書一章1節</w:t>
+        </w:r>
+      </w:hyperlink>
+      <w:r>
+        <w:rPr>
+          <w:lang w:val="zh_TW" w:bidi="zh_TW"/>
+        </w:rPr>
+        <w:t>的監督很可能被理解為保羅在離開這個宣教據點時所任命的長老。</w:t>
       </w:r>
     </w:p>
     <w:p>
@@ -1547,90 +1671,7 @@
         <w:rPr>
           <w:lang w:val="zh_TW" w:bidi="zh_TW"/>
         </w:rPr>
-        <w:t>最為人熟悉的莫過於祭司在禮儀中扮演的中介（meditation）角色，無論是由摩西（</w:t>
-      </w:r>
-      <w:hyperlink r:id="rId44">
-        <w:r>
-          <w:rPr>
-            <w:lang w:val="zh_TW" w:bidi="zh_TW"/>
-          </w:rPr>
-          <w:rPr>
-            <w:color w:val="0000EE"/>
-            <w:u w:val="single"/>
-          </w:rPr>
-          <w:t>出24:4–8</w:t>
-        </w:r>
-      </w:hyperlink>
-      <w:r>
-        <w:rPr>
-          <w:lang w:val="zh_TW" w:bidi="zh_TW"/>
-        </w:rPr>
-        <w:t>）或是由受過崇拜儀式訓練的指定人員（</w:t>
-      </w:r>
-      <w:hyperlink r:id="rId45">
-        <w:r>
-          <w:rPr>
-            <w:lang w:val="zh_TW" w:bidi="zh_TW"/>
-          </w:rPr>
-          <w:rPr>
-            <w:color w:val="0000EE"/>
-            <w:u w:val="single"/>
-          </w:rPr>
-          <w:t>28:1</w:t>
-        </w:r>
-      </w:hyperlink>
-      <w:r>
-        <w:rPr>
-          <w:lang w:val="zh_TW" w:bidi="zh_TW"/>
-        </w:rPr>
-        <w:t>）來進行。由於以色列強調神的聖潔，祭祀贖罪或「遮蓋」罪在祭司作為中介中佔有重要地位。祭司在神面前代表人民表達悔罪、認罪和祈求寬恕，肩負著、胸前佩戴著各支派的名字，並反過來代表神，保證祂的恩惠、寬恕和保護（見</w:t>
-      </w:r>
-      <w:hyperlink r:id="rId46">
-        <w:r>
-          <w:rPr>
-            <w:lang w:val="zh_TW" w:bidi="zh_TW"/>
-          </w:rPr>
-          <w:rPr>
-            <w:color w:val="0000EE"/>
-            <w:u w:val="single"/>
-          </w:rPr>
-          <w:t>來5:1–4</w:t>
-        </w:r>
-      </w:hyperlink>
-      <w:r>
-        <w:rPr>
-          <w:lang w:val="zh_TW" w:bidi="zh_TW"/>
-        </w:rPr>
-        <w:t>，</w:t>
-      </w:r>
-      <w:hyperlink r:id="rId47">
-        <w:r>
-          <w:rPr>
-            <w:lang w:val="zh_TW" w:bidi="zh_TW"/>
-          </w:rPr>
-          <w:rPr>
-            <w:color w:val="0000EE"/>
-            <w:u w:val="single"/>
-          </w:rPr>
-          <w:t>7:27–10:11</w:t>
-        </w:r>
-      </w:hyperlink>
-      <w:r>
-        <w:rPr>
-          <w:lang w:val="zh_TW" w:bidi="zh_TW"/>
-        </w:rPr>
-        <w:t>）。</w:t>
-      </w:r>
-    </w:p>
-    <w:p>
-      <w:pPr>
-        <w:pStyle w:val="Heading3"/>
-      </w:pPr>
-      <w:r>
-        <w:rPr>
-          <w:lang w:val="zh_TW" w:bidi="zh_TW"/>
-        </w:rPr>
-        <w:t>在新約聖經中</w:t>
+        <w:t>顯然，新約時期的教會治理仍然相對靈活，但肯定為後來的教會治理結構播下了種子。根據猶太傳統，長老制度是核心。主教職分（監督/主教）可能從長老職分（長老）中發展出來的，由整個長老議會任命一位長老為監督。</w:t>
       </w:r>
     </w:p>
     <w:p>
@@ -1642,117 +1683,86 @@
       </w:r>
       <w:r>
         <w:rPr>
-          <w:lang w:val="zh_TW" w:bidi="zh_TW"/>
-        </w:rPr>
-        <w:t>耶穌的使命自然地以中保的方式來描述，首先是作為一位先知，為神向人說話，使神被人所認識（</w:t>
-      </w:r>
-      <w:hyperlink r:id="rId48">
-        <w:r>
-          <w:rPr>
-            <w:lang w:val="zh_TW" w:bidi="zh_TW"/>
-          </w:rPr>
-          <w:rPr>
-            <w:color w:val="0000EE"/>
-            <w:u w:val="single"/>
-          </w:rPr>
-          <w:t>可6:15</w:t>
-        </w:r>
-      </w:hyperlink>
-      <w:r>
-        <w:rPr>
-          <w:lang w:val="zh_TW" w:bidi="zh_TW"/>
-        </w:rPr>
-        <w:t>，</w:t>
-      </w:r>
-      <w:hyperlink r:id="rId49">
-        <w:r>
-          <w:rPr>
-            <w:lang w:val="zh_TW" w:bidi="zh_TW"/>
-          </w:rPr>
-          <w:rPr>
-            <w:color w:val="0000EE"/>
-            <w:u w:val="single"/>
-          </w:rPr>
-          <w:t>8:28</w:t>
-        </w:r>
-      </w:hyperlink>
-      <w:r>
-        <w:rPr>
-          <w:lang w:val="zh_TW" w:bidi="zh_TW"/>
-        </w:rPr>
-        <w:t>）。當應用於耶穌時，實際上的「中保」頭銜主要指的是祂建立了一個新約，確立了神與人之間的新關係（</w:t>
-      </w:r>
-      <w:hyperlink r:id="rId50">
-        <w:r>
-          <w:rPr>
-            <w:lang w:val="zh_TW" w:bidi="zh_TW"/>
-          </w:rPr>
-          <w:rPr>
-            <w:color w:val="0000EE"/>
-            <w:u w:val="single"/>
-          </w:rPr>
-          <w:t>來8:6</w:t>
-        </w:r>
-      </w:hyperlink>
-      <w:r>
-        <w:rPr>
-          <w:lang w:val="zh_TW" w:bidi="zh_TW"/>
-        </w:rPr>
-        <w:t>，</w:t>
-      </w:r>
-      <w:hyperlink r:id="rId51">
-        <w:r>
-          <w:rPr>
-            <w:lang w:val="zh_TW" w:bidi="zh_TW"/>
-          </w:rPr>
-          <w:rPr>
-            <w:color w:val="0000EE"/>
-            <w:u w:val="single"/>
-          </w:rPr>
-          <w:t>9:15</w:t>
-        </w:r>
-      </w:hyperlink>
-      <w:r>
-        <w:rPr>
-          <w:lang w:val="zh_TW" w:bidi="zh_TW"/>
-        </w:rPr>
-        <w:t>，</w:t>
-      </w:r>
-      <w:hyperlink r:id="rId52">
-        <w:r>
-          <w:rPr>
-            <w:lang w:val="zh_TW" w:bidi="zh_TW"/>
-          </w:rPr>
-          <w:rPr>
-            <w:color w:val="0000EE"/>
-            <w:u w:val="single"/>
-          </w:rPr>
-          <w:t>12:24</w:t>
-        </w:r>
-      </w:hyperlink>
-      <w:r>
-        <w:rPr>
-          <w:lang w:val="zh_TW" w:bidi="zh_TW"/>
-        </w:rPr>
-        <w:t>）。另一個例子是</w:t>
-      </w:r>
-      <w:hyperlink r:id="rId53">
-        <w:r>
-          <w:rPr>
-            <w:lang w:val="zh_TW" w:bidi="zh_TW"/>
-          </w:rPr>
-          <w:rPr>
-            <w:color w:val="0000EE"/>
-            <w:u w:val="single"/>
-          </w:rPr>
-          <w:t>提摩太前書二章5節</w:t>
-        </w:r>
-      </w:hyperlink>
-      <w:r>
-        <w:rPr>
-          <w:lang w:val="zh_TW" w:bidi="zh_TW"/>
-        </w:rPr>
-        <w:t>，其中神合一性的要求一位唯一無可匹敵的中保——基督。</w:t>
+          <w:i/>
+          <w:lang w:val="zh_TW" w:bidi="zh_TW"/>
+        </w:rPr>
+        <w:t>另見</w:t>
+      </w:r>
+      <w:r>
+        <w:rPr>
+          <w:lang w:val="zh_TW" w:bidi="zh_TW"/>
+        </w:rPr>
+        <w:t xml:space="preserve"> </w:t>
+      </w:r>
+      <w:r>
+        <w:rPr>
+          <w:lang w:val="zh_TW" w:bidi="zh_TW"/>
+        </w:rPr>
+        <w:t>監督</w:t>
+      </w:r>
+      <w:r>
+        <w:rPr>
+          <w:lang w:val="zh_TW" w:bidi="zh_TW"/>
+        </w:rPr>
+        <w:t>；</w:t>
+      </w:r>
+      <w:r>
+        <w:rPr>
+          <w:lang w:val="zh_TW" w:bidi="zh_TW"/>
+        </w:rPr>
+        <w:t>執事、女執事</w:t>
+      </w:r>
+      <w:r>
+        <w:rPr>
+          <w:lang w:val="zh_TW" w:bidi="zh_TW"/>
+        </w:rPr>
+        <w:t>；</w:t>
+      </w:r>
+      <w:r>
+        <w:rPr>
+          <w:lang w:val="zh_TW" w:bidi="zh_TW"/>
+        </w:rPr>
+        <w:t>牧師</w:t>
+      </w:r>
+      <w:r>
+        <w:rPr>
+          <w:lang w:val="zh_TW" w:bidi="zh_TW"/>
+        </w:rPr>
+        <w:t>；</w:t>
+      </w:r>
+      <w:r>
+        <w:rPr>
+          <w:lang w:val="zh_TW" w:bidi="zh_TW"/>
+        </w:rPr>
+        <w:t>長老</w:t>
+      </w:r>
+      <w:r>
+        <w:rPr>
+          <w:lang w:val="zh_TW" w:bidi="zh_TW"/>
+        </w:rPr>
+        <w:t>；</w:t>
+      </w:r>
+      <w:r>
+        <w:rPr>
+          <w:lang w:val="zh_TW" w:bidi="zh_TW"/>
+        </w:rPr>
+        <w:t>屬靈恩賜</w:t>
+      </w:r>
+      <w:r>
+        <w:rPr>
+          <w:lang w:val="zh_TW" w:bidi="zh_TW"/>
+        </w:rPr>
+        <w:t>。</w:t>
+      </w:r>
+      <w:r>
+        <w:rPr>
+          <w:lang w:val="zh_TW" w:bidi="zh_TW"/>
+        </w:rPr>
+      </w:r>
+      <w:r>
+        <w:rPr>
+          <w:lang w:val="zh_TW" w:bidi="zh_TW"/>
+        </w:rPr>
       </w:r>
     </w:p>
     <w:p>
@@ -1762,155 +1772,21 @@
           <w:lang w:val="zh_TW" w:bidi="zh_TW"/>
         </w:rPr>
       </w:r>
-      <w:r>
-        <w:rPr>
-          <w:lang w:val="zh_TW" w:bidi="zh_TW"/>
-        </w:rPr>
-        <w:t>這最後的參考提到基督將自己作為「萬人的贖價」。這本質上是祭司的功能，亦是希伯來書的主題。基督作為神的兒子，神聖地被任命、無罪、受苦、受試探、同情並且順服，祂是獨有資格成為祂子民的大祭司。作為祭司，祂獻上一個完全的祭，並永遠活著為那些透過祂接近神的人代求。這種中保的職事使耶穌位於「神的右邊」。祂為人代求也在</w:t>
-      </w:r>
-      <w:hyperlink r:id="rId54">
-        <w:r>
-          <w:rPr>
-            <w:lang w:val="zh_TW" w:bidi="zh_TW"/>
-          </w:rPr>
-          <w:rPr>
-            <w:color w:val="0000EE"/>
-            <w:u w:val="single"/>
-          </w:rPr>
-          <w:t>羅馬書八章34節</w:t>
-        </w:r>
-      </w:hyperlink>
-      <w:r>
-        <w:rPr>
-          <w:lang w:val="zh_TW" w:bidi="zh_TW"/>
-        </w:rPr>
-        <w:t>中提到，可能也在</w:t>
-      </w:r>
-      <w:hyperlink r:id="rId55">
-        <w:r>
-          <w:rPr>
-            <w:lang w:val="zh_TW" w:bidi="zh_TW"/>
-          </w:rPr>
-          <w:rPr>
-            <w:color w:val="0000EE"/>
-            <w:u w:val="single"/>
-          </w:rPr>
-          <w:t>約翰一書二章1節</w:t>
-        </w:r>
-      </w:hyperlink>
-      <w:r>
-        <w:rPr>
-          <w:lang w:val="zh_TW" w:bidi="zh_TW"/>
-        </w:rPr>
-        <w:t>中提到，古希臘評論家和其他權威資料如此理解這裡應用於耶穌的「保惠師（希臘文：paraclete）」。祂成為中保獻祭在馬太福音（</w:t>
-      </w:r>
-      <w:hyperlink r:id="rId56">
-        <w:r>
-          <w:rPr>
-            <w:lang w:val="zh_TW" w:bidi="zh_TW"/>
-          </w:rPr>
-          <w:rPr>
-            <w:color w:val="0000EE"/>
-            <w:u w:val="single"/>
-          </w:rPr>
-          <w:t>太26:28</w:t>
-        </w:r>
-      </w:hyperlink>
-      <w:r>
-        <w:rPr>
-          <w:lang w:val="zh_TW" w:bidi="zh_TW"/>
-        </w:rPr>
-        <w:t>）、約翰福音（</w:t>
-      </w:r>
-      <w:hyperlink r:id="rId57">
-        <w:r>
-          <w:rPr>
-            <w:lang w:val="zh_TW" w:bidi="zh_TW"/>
-          </w:rPr>
-          <w:rPr>
-            <w:color w:val="0000EE"/>
-            <w:u w:val="single"/>
-          </w:rPr>
-          <w:t>約1:29</w:t>
-        </w:r>
-      </w:hyperlink>
-      <w:r>
-        <w:rPr>
-          <w:lang w:val="zh_TW" w:bidi="zh_TW"/>
-        </w:rPr>
-        <w:t>）、羅馬書（</w:t>
-      </w:r>
-      <w:hyperlink r:id="rId58">
-        <w:r>
-          <w:rPr>
-            <w:lang w:val="zh_TW" w:bidi="zh_TW"/>
-          </w:rPr>
-          <w:rPr>
-            <w:color w:val="0000EE"/>
-            <w:u w:val="single"/>
-          </w:rPr>
-          <w:t>羅3:25</w:t>
-        </w:r>
-      </w:hyperlink>
-      <w:r>
-        <w:rPr>
-          <w:lang w:val="zh_TW" w:bidi="zh_TW"/>
-        </w:rPr>
-        <w:t>）和約翰一書（</w:t>
-      </w:r>
-      <w:hyperlink r:id="rId59">
-        <w:r>
-          <w:rPr>
-            <w:lang w:val="zh_TW" w:bidi="zh_TW"/>
-          </w:rPr>
-          <w:rPr>
-            <w:color w:val="0000EE"/>
-            <w:u w:val="single"/>
-          </w:rPr>
-          <w:t>約壹1:7</w:t>
-        </w:r>
-      </w:hyperlink>
-      <w:r>
-        <w:rPr>
-          <w:lang w:val="zh_TW" w:bidi="zh_TW"/>
-        </w:rPr>
-        <w:t>，</w:t>
-      </w:r>
-      <w:hyperlink r:id="rId60">
-        <w:r>
-          <w:rPr>
-            <w:lang w:val="zh_TW" w:bidi="zh_TW"/>
-          </w:rPr>
-          <w:rPr>
-            <w:color w:val="0000EE"/>
-            <w:u w:val="single"/>
-          </w:rPr>
-          <w:t>2:2</w:t>
-        </w:r>
-      </w:hyperlink>
-      <w:r>
-        <w:rPr>
-          <w:lang w:val="zh_TW" w:bidi="zh_TW"/>
-        </w:rPr>
-        <w:t>，</w:t>
-      </w:r>
-      <w:hyperlink r:id="rId61">
-        <w:r>
-          <w:rPr>
-            <w:lang w:val="zh_TW" w:bidi="zh_TW"/>
-          </w:rPr>
-          <w:rPr>
-            <w:color w:val="0000EE"/>
-            <w:u w:val="single"/>
-          </w:rPr>
-          <w:t>4:10</w:t>
-        </w:r>
-      </w:hyperlink>
-      <w:r>
-        <w:rPr>
-          <w:lang w:val="zh_TW" w:bidi="zh_TW"/>
-        </w:rPr>
-        <w:t>）中提到。</w:t>
+    </w:p>
+    <w:p>
+      <w:pPr>
+        <w:pStyle w:val="Heading2"/>
+      </w:pPr>
+      <w:r>
+        <w:rPr>
+          <w:lang w:val="zh_TW" w:bidi="zh_TW"/>
+        </w:rPr>
+        <w:t>長老</w:t>
+      </w:r>
+      <w:r>
+        <w:rPr>
+          <w:lang w:val="zh_TW" w:bidi="zh_TW"/>
+        </w:rPr>
       </w:r>
     </w:p>
     <w:p>
@@ -1924,19 +1800,92 @@
         <w:rPr>
           <w:lang w:val="zh_TW" w:bidi="zh_TW"/>
         </w:rPr>
-        <w:t>更重要的是，新約中到處都強調，人對於神、救恩和盼望的認識僅通過基督而來。為了我們的緣故，祂成為卑賤，為我們死而復活；我們的平安、通往神的途徑、和好、罪的得贖、恩典、真理、禱告和「</w:t>
-      </w:r>
-      <w:r>
-        <w:rPr>
-          <w:lang w:val="zh_TW" w:bidi="zh_TW"/>
-        </w:rPr>
-        <w:t>天上各樣屬靈的福氣</w:t>
-      </w:r>
-      <w:r>
-        <w:rPr>
-          <w:lang w:val="zh_TW" w:bidi="zh_TW"/>
-        </w:rPr>
-        <w:t>」都是「通過他」、「在他裡面」、「通過他的血」，以及「在他的名字裡」。神的目的在祂身上；祂在創造和救贖中作中保（</w:t>
+        <w:t>新約中的一個術語，指教會中的長老。在舊約中，會堂由眾長老管理。按照這個模式，新約教會也設有長老（</w:t>
+      </w:r>
+      <w:r>
+        <w:rPr>
+          <w:i/>
+          <w:lang w:val="zh_TW" w:bidi="zh_TW"/>
+        </w:rPr>
+        <w:t>presbuteroi</w:t>
+      </w:r>
+      <w:r>
+        <w:rPr>
+          <w:lang w:val="zh_TW" w:bidi="zh_TW"/>
+        </w:rPr>
+        <w:t>，「年長者」）。長老的職責是照管（</w:t>
+      </w:r>
+      <w:hyperlink r:id="rId64">
+        <w:r>
+          <w:rPr>
+            <w:lang w:val="zh_TW" w:bidi="zh_TW"/>
+          </w:rPr>
+          <w:rPr>
+            <w:color w:val="0000EE"/>
+            <w:u w:val="single"/>
+          </w:rPr>
+          <w:t>彼前5:2</w:t>
+        </w:r>
+      </w:hyperlink>
+      <w:r>
+        <w:rPr>
+          <w:lang w:val="zh_TW" w:bidi="zh_TW"/>
+        </w:rPr>
+        <w:t>）神的羊群（就像牧羊人看顧羊群一樣）。因此，長老有以下責任：</w:t>
+      </w:r>
+    </w:p>
+    <w:p>
+      <w:pPr>
+        <w:pStyle w:val="ListBullet"/>
+        <w:spacing w:line="240" w:lineRule="auto"/>
+        <w:ind w:left="720"/>
+      </w:pPr>
+      <w:r>
+        <w:rPr>
+          <w:lang w:val="zh_TW" w:bidi="zh_TW"/>
+        </w:rPr>
+      </w:r>
+      <w:r>
+        <w:rPr>
+          <w:lang w:val="zh_TW" w:bidi="zh_TW"/>
+        </w:rPr>
+        <w:t>長老被呼召在傳道和教導人上勞苦（</w:t>
+      </w:r>
+      <w:hyperlink r:id="rId54">
+        <w:r>
+          <w:rPr>
+            <w:lang w:val="zh_TW" w:bidi="zh_TW"/>
+          </w:rPr>
+          <w:rPr>
+            <w:color w:val="0000EE"/>
+            <w:u w:val="single"/>
+          </w:rPr>
+          <w:t>提前5:17</w:t>
+        </w:r>
+      </w:hyperlink>
+      <w:r>
+        <w:rPr>
+          <w:lang w:val="zh_TW" w:bidi="zh_TW"/>
+        </w:rPr>
+        <w:t>）。</w:t>
+      </w:r>
+    </w:p>
+    <w:p>
+      <w:pPr>
+        <w:pStyle w:val="ListBullet"/>
+        <w:spacing w:line="240" w:lineRule="auto"/>
+        <w:ind w:left="720"/>
+      </w:pPr>
+      <w:r>
+        <w:rPr>
+          <w:lang w:val="zh_TW" w:bidi="zh_TW"/>
+        </w:rPr>
+      </w:r>
+      <w:r>
+        <w:rPr>
+          <w:lang w:val="zh_TW" w:bidi="zh_TW"/>
+        </w:rPr>
+        <w:t>長老受召去探訪、為病人禱告並用油抹他們（</w:t>
       </w:r>
       <w:hyperlink r:id="rId62">
         <w:r>
@@ -1947,14 +1896,104 @@
             <w:color w:val="0000EE"/>
             <w:u w:val="single"/>
           </w:rPr>
-          <w:t>西1:15、22</w:t>
-        </w:r>
-      </w:hyperlink>
-      <w:r>
-        <w:rPr>
-          <w:lang w:val="zh_TW" w:bidi="zh_TW"/>
-        </w:rPr>
-        <w:t>）；神的一切豐足都在祂裡面，基督的面容揭示了神的榮耀。除了子和那些子向他們啟示的人，沒有人認識父；沒有人能到父那裡去，除非通過祂；也沒有在其他任何人裡有救恩。</w:t>
+          <w:t>雅5:14</w:t>
+        </w:r>
+      </w:hyperlink>
+      <w:r>
+        <w:rPr>
+          <w:lang w:val="zh_TW" w:bidi="zh_TW"/>
+        </w:rPr>
+        <w:t>）。</w:t>
+      </w:r>
+    </w:p>
+    <w:p>
+      <w:pPr>
+        <w:pStyle w:val="ListBullet"/>
+        <w:spacing w:line="240" w:lineRule="auto"/>
+        <w:ind w:left="720"/>
+      </w:pPr>
+      <w:r>
+        <w:rPr>
+          <w:lang w:val="zh_TW" w:bidi="zh_TW"/>
+        </w:rPr>
+      </w:r>
+      <w:r>
+        <w:rPr>
+          <w:lang w:val="zh_TW" w:bidi="zh_TW"/>
+        </w:rPr>
+        <w:t>長老被呼召去管理饑荒救濟事工（</w:t>
+      </w:r>
+      <w:hyperlink r:id="rId69">
+        <w:r>
+          <w:rPr>
+            <w:lang w:val="zh_TW" w:bidi="zh_TW"/>
+          </w:rPr>
+          <w:rPr>
+            <w:color w:val="0000EE"/>
+            <w:u w:val="single"/>
+          </w:rPr>
+          <w:t>徒11:29–30</w:t>
+        </w:r>
+      </w:hyperlink>
+      <w:r>
+        <w:rPr>
+          <w:lang w:val="zh_TW" w:bidi="zh_TW"/>
+        </w:rPr>
+        <w:t>）。</w:t>
+      </w:r>
+    </w:p>
+    <w:p>
+      <w:pPr>
+        <w:pStyle w:val="ListBullet"/>
+        <w:spacing w:line="240" w:lineRule="auto"/>
+        <w:ind w:left="720"/>
+      </w:pPr>
+      <w:r>
+        <w:rPr>
+          <w:lang w:val="zh_TW" w:bidi="zh_TW"/>
+        </w:rPr>
+      </w:r>
+      <w:r>
+        <w:rPr>
+          <w:lang w:val="zh_TW" w:bidi="zh_TW"/>
+        </w:rPr>
+        <w:t>長老受呼召去監督教會事務（</w:t>
+      </w:r>
+      <w:hyperlink r:id="rId48">
+        <w:r>
+          <w:rPr>
+            <w:lang w:val="zh_TW" w:bidi="zh_TW"/>
+          </w:rPr>
+          <w:rPr>
+            <w:color w:val="0000EE"/>
+            <w:u w:val="single"/>
+          </w:rPr>
+          <w:t>徒15:4</w:t>
+        </w:r>
+      </w:hyperlink>
+      <w:r>
+        <w:rPr>
+          <w:lang w:val="zh_TW" w:bidi="zh_TW"/>
+        </w:rPr>
+        <w:t>，</w:t>
+      </w:r>
+      <w:hyperlink r:id="rId52">
+        <w:r>
+          <w:rPr>
+            <w:lang w:val="zh_TW" w:bidi="zh_TW"/>
+          </w:rPr>
+          <w:rPr>
+            <w:color w:val="0000EE"/>
+            <w:u w:val="single"/>
+          </w:rPr>
+          <w:t>16:4</w:t>
+        </w:r>
+      </w:hyperlink>
+      <w:r>
+        <w:rPr>
+          <w:lang w:val="zh_TW" w:bidi="zh_TW"/>
+        </w:rPr>
+        <w:t>）。</w:t>
       </w:r>
     </w:p>
     <w:p>
@@ -1968,79 +2007,61 @@
         <w:rPr>
           <w:lang w:val="zh_TW" w:bidi="zh_TW"/>
         </w:rPr>
-        <w:t>基督為中保是所有在神與人之間的中保的成全與終結。希伯來書開始即宣告基督超越所有其他中保——天使、摩西、亞倫的祭司職份。祂的祭司職份是永恆的，如同麥基洗德一樣。祂的獻祭是無法重複的，「一次獻上」，藉此，我們已被分別為聖永遠歸於神。他在神與人之間所建立的盟約提供了更好的應許、獻祭、聖所和盼望（</w:t>
-      </w:r>
-      <w:hyperlink r:id="rId63">
-        <w:r>
-          <w:rPr>
-            <w:lang w:val="zh_TW" w:bidi="zh_TW"/>
-          </w:rPr>
-          <w:rPr>
-            <w:color w:val="0000EE"/>
-            <w:u w:val="single"/>
-          </w:rPr>
-          <w:t>來7:19</w:t>
-        </w:r>
-      </w:hyperlink>
-      <w:r>
-        <w:rPr>
-          <w:lang w:val="zh_TW" w:bidi="zh_TW"/>
-        </w:rPr>
-        <w:t>，</w:t>
-      </w:r>
-      <w:hyperlink r:id="rId50">
-        <w:r>
-          <w:rPr>
-            <w:lang w:val="zh_TW" w:bidi="zh_TW"/>
-          </w:rPr>
-          <w:rPr>
-            <w:color w:val="0000EE"/>
-            <w:u w:val="single"/>
-          </w:rPr>
-          <w:t>8:6</w:t>
-        </w:r>
-      </w:hyperlink>
-      <w:r>
-        <w:rPr>
-          <w:lang w:val="zh_TW" w:bidi="zh_TW"/>
-        </w:rPr>
-        <w:t>，</w:t>
-      </w:r>
-      <w:hyperlink r:id="rId64">
-        <w:r>
-          <w:rPr>
-            <w:lang w:val="zh_TW" w:bidi="zh_TW"/>
-          </w:rPr>
-          <w:rPr>
-            <w:color w:val="0000EE"/>
-            <w:u w:val="single"/>
-          </w:rPr>
-          <w:t>9:1、11–15</w:t>
-        </w:r>
-      </w:hyperlink>
-      <w:r>
-        <w:rPr>
-          <w:lang w:val="zh_TW" w:bidi="zh_TW"/>
-        </w:rPr>
-        <w:t>）。基督作為中保遠遠超過所有其他的中介，無可取代；祂是無與倫比且永遠的祭司（參：</w:t>
-      </w:r>
-      <w:hyperlink r:id="rId53">
-        <w:r>
-          <w:rPr>
-            <w:lang w:val="zh_TW" w:bidi="zh_TW"/>
-          </w:rPr>
-          <w:rPr>
-            <w:color w:val="0000EE"/>
-            <w:u w:val="single"/>
-          </w:rPr>
-          <w:t>提前2:5</w:t>
-        </w:r>
-      </w:hyperlink>
-      <w:r>
-        <w:rPr>
-          <w:lang w:val="zh_TW" w:bidi="zh_TW"/>
-        </w:rPr>
-        <w:t>）。</w:t>
+        <w:t>證據表明，所有長老的地位都是平等的。「長老（presbyter）」和「監督（bishop）」這兩個稱謂在初期可以互換使用（</w:t>
+      </w:r>
+      <w:hyperlink r:id="rId56">
+        <w:r>
+          <w:rPr>
+            <w:lang w:val="zh_TW" w:bidi="zh_TW"/>
+          </w:rPr>
+          <w:rPr>
+            <w:color w:val="0000EE"/>
+            <w:u w:val="single"/>
+          </w:rPr>
+          <w:t>徒20:17、28</w:t>
+        </w:r>
+      </w:hyperlink>
+      <w:r>
+        <w:rPr>
+          <w:lang w:val="zh_TW" w:bidi="zh_TW"/>
+        </w:rPr>
+        <w:t>；</w:t>
+      </w:r>
+      <w:hyperlink r:id="rId60">
+        <w:r>
+          <w:rPr>
+            <w:lang w:val="zh_TW" w:bidi="zh_TW"/>
+          </w:rPr>
+          <w:rPr>
+            <w:color w:val="0000EE"/>
+            <w:u w:val="single"/>
+          </w:rPr>
+          <w:t>腓1:1</w:t>
+        </w:r>
+      </w:hyperlink>
+      <w:r>
+        <w:rPr>
+          <w:lang w:val="zh_TW" w:bidi="zh_TW"/>
+        </w:rPr>
+        <w:t>；</w:t>
+      </w:r>
+      <w:hyperlink r:id="rId67">
+        <w:r>
+          <w:rPr>
+            <w:lang w:val="zh_TW" w:bidi="zh_TW"/>
+          </w:rPr>
+          <w:rPr>
+            <w:color w:val="0000EE"/>
+            <w:u w:val="single"/>
+          </w:rPr>
+          <w:t>多1:5–7</w:t>
+        </w:r>
+      </w:hyperlink>
+      <w:r>
+        <w:rPr>
+          <w:lang w:val="zh_TW" w:bidi="zh_TW"/>
+        </w:rPr>
+        <w:t>）。然而，在公元二世紀，主理長老（presiding presbyter）逐漸成為一個特殊的角色，並成為最高權威的來源。後來，「長老」這個稱謂被簡稱為「祭司（priest）」。在主教制（episcopal）教會（由主教管理的教會）中，這一稱謂一直沿用至今。</w:t>
       </w:r>
     </w:p>
     <w:p>
@@ -2054,43 +2075,7 @@
         <w:rPr>
           <w:lang w:val="zh_TW" w:bidi="zh_TW"/>
         </w:rPr>
-        <w:t>雖然約翰沒有使用祭司的類比，但卻強調了同樣的真理。神聖與人類之間的鴻溝已被道成肉身決定性地跨越。基督不是站在神與人之間，而是通過成為人來將兩者結合在自己裡面。基督在創造之初就是神與人之間的中介，祂本身就是道，從神的角度來說，祂傳達神的心意，體現神的信息，並傳遞神的力量。從來沒有人見過神，但作為獨特的子和神聖的神，耶穌「表明」神出來（</w:t>
-      </w:r>
-      <w:hyperlink r:id="rId65">
-        <w:r>
-          <w:rPr>
-            <w:lang w:val="zh_TW" w:bidi="zh_TW"/>
-          </w:rPr>
-          <w:rPr>
-            <w:color w:val="0000EE"/>
-            <w:u w:val="single"/>
-          </w:rPr>
-          <w:t>約1:18</w:t>
-        </w:r>
-      </w:hyperlink>
-      <w:r>
-        <w:rPr>
-          <w:lang w:val="zh_TW" w:bidi="zh_TW"/>
-        </w:rPr>
-        <w:t>）。從人的角度來看，耶穌為門徒祈禱（</w:t>
-      </w:r>
-      <w:hyperlink r:id="rId66">
-        <w:r>
-          <w:rPr>
-            <w:lang w:val="zh_TW" w:bidi="zh_TW"/>
-          </w:rPr>
-          <w:rPr>
-            <w:color w:val="0000EE"/>
-            <w:u w:val="single"/>
-          </w:rPr>
-          <w:t>17</w:t>
-        </w:r>
-      </w:hyperlink>
-      <w:r>
-        <w:rPr>
-          <w:lang w:val="zh_TW" w:bidi="zh_TW"/>
-        </w:rPr>
-        <w:t>章），提供完全的順服，為祂的羊群捨命，作無瑕疵的獻祭，承擔世界的罪。</w:t>
+        <w:t>然而，重要的是，新約從未將祭司職能與長老職分聯繫起來。隨著基督教的傳播和發展，祭司成為一個強大權勢的角色。一些不合聖經的附加內容也開始與有關聖餐的教義一同發展出來。當宗教改革者（the Reformers）在公元16世紀取得勝利時，這些附加的教義就受揭露和被拒絕。宗教改革者強調所有信徒皆為祭司的教義，這一教義宣告所有信徒通過基督可以直接接近神，而不需要祭司作為中保。宗教改革者是新教改革的領袖，新教改革（the Protestant Reformation）是一場改革（或改變）天主教會的宗教運動。在新教中，祭司成為牧師、傳道人或（在現代）教士。在非羅馬主教制教會中，「祭司」這個稱號今天仍在使用。即使在與羅馬用法不同的解釋中，大多數福音派聖公會信徒仍然拒絕使用它。在長老會和類似的教會中，長老（無論是教導的還是管理的）仍然正式稱為長老，並且他們的地位都是平等的。</w:t>
       </w:r>
     </w:p>
     <w:p>
@@ -2117,7 +2102,2038 @@
         <w:rPr>
           <w:lang w:val="zh_TW" w:bidi="zh_TW"/>
         </w:rPr>
-        <w:t>和好</w:t>
+        <w:t>監督</w:t>
+      </w:r>
+      <w:r>
+        <w:rPr>
+          <w:lang w:val="zh_TW" w:bidi="zh_TW"/>
+        </w:rPr>
+        <w:t>；</w:t>
+      </w:r>
+      <w:r>
+        <w:rPr>
+          <w:lang w:val="zh_TW" w:bidi="zh_TW"/>
+        </w:rPr>
+        <w:t>執事、女執事</w:t>
+      </w:r>
+      <w:r>
+        <w:rPr>
+          <w:lang w:val="zh_TW" w:bidi="zh_TW"/>
+        </w:rPr>
+        <w:t>；</w:t>
+      </w:r>
+      <w:r>
+        <w:rPr>
+          <w:lang w:val="zh_TW" w:bidi="zh_TW"/>
+        </w:rPr>
+        <w:t>長老</w:t>
+      </w:r>
+      <w:r>
+        <w:rPr>
+          <w:lang w:val="zh_TW" w:bidi="zh_TW"/>
+        </w:rPr>
+        <w:t>；</w:t>
+      </w:r>
+      <w:r>
+        <w:rPr>
+          <w:lang w:val="zh_TW" w:bidi="zh_TW"/>
+        </w:rPr>
+        <w:t>牧師</w:t>
+      </w:r>
+      <w:r>
+        <w:rPr>
+          <w:lang w:val="zh_TW" w:bidi="zh_TW"/>
+        </w:rPr>
+        <w:t>；</w:t>
+      </w:r>
+      <w:r>
+        <w:rPr>
+          <w:lang w:val="zh_TW" w:bidi="zh_TW"/>
+        </w:rPr>
+        <w:t>屬靈恩賜</w:t>
+      </w:r>
+      <w:r>
+        <w:rPr>
+          <w:lang w:val="zh_TW" w:bidi="zh_TW"/>
+        </w:rPr>
+        <w:t>。</w:t>
+      </w:r>
+      <w:r>
+        <w:rPr>
+          <w:lang w:val="zh_TW" w:bidi="zh_TW"/>
+        </w:rPr>
+      </w:r>
+      <w:r>
+        <w:rPr>
+          <w:lang w:val="zh_TW" w:bidi="zh_TW"/>
+        </w:rPr>
+      </w:r>
+    </w:p>
+    <w:p>
+      <w:pPr/>
+      <w:r>
+        <w:rPr>
+          <w:lang w:val="zh_TW" w:bidi="zh_TW"/>
+        </w:rPr>
+      </w:r>
+    </w:p>
+    <w:p>
+      <w:pPr>
+        <w:pStyle w:val="Heading2"/>
+      </w:pPr>
+      <w:r>
+        <w:rPr>
+          <w:lang w:val="zh_TW" w:bidi="zh_TW"/>
+        </w:rPr>
+        <w:t>長子</w:t>
+      </w:r>
+      <w:r>
+        <w:rPr>
+          <w:lang w:val="zh_TW" w:bidi="zh_TW"/>
+        </w:rPr>
+      </w:r>
+    </w:p>
+    <w:p>
+      <w:pPr/>
+      <w:r>
+        <w:rPr>
+          <w:lang w:val="zh_TW" w:bidi="zh_TW"/>
+        </w:rPr>
+      </w:r>
+      <w:r>
+        <w:rPr>
+          <w:lang w:val="zh_TW" w:bidi="zh_TW"/>
+        </w:rPr>
+        <w:t>家中頭生的兒子或女兒（</w:t>
+      </w:r>
+      <w:hyperlink r:id="rId70">
+        <w:r>
+          <w:rPr>
+            <w:lang w:val="zh_TW" w:bidi="zh_TW"/>
+          </w:rPr>
+          <w:rPr>
+            <w:color w:val="0000EE"/>
+            <w:u w:val="single"/>
+          </w:rPr>
+          <w:t>創22:21</w:t>
+        </w:r>
+      </w:hyperlink>
+      <w:r>
+        <w:rPr>
+          <w:lang w:val="zh_TW" w:bidi="zh_TW"/>
+        </w:rPr>
+        <w:t>，</w:t>
+      </w:r>
+      <w:hyperlink r:id="rId71">
+        <w:r>
+          <w:rPr>
+            <w:lang w:val="zh_TW" w:bidi="zh_TW"/>
+          </w:rPr>
+          <w:rPr>
+            <w:color w:val="0000EE"/>
+            <w:u w:val="single"/>
+          </w:rPr>
+          <w:t>29:26</w:t>
+        </w:r>
+      </w:hyperlink>
+      <w:r>
+        <w:rPr>
+          <w:lang w:val="zh_TW" w:bidi="zh_TW"/>
+        </w:rPr>
+        <w:t>）。</w:t>
+      </w:r>
+    </w:p>
+    <w:p>
+      <w:pPr/>
+      <w:r>
+        <w:rPr>
+          <w:lang w:val="zh_TW" w:bidi="zh_TW"/>
+        </w:rPr>
+      </w:r>
+      <w:r>
+        <w:rPr>
+          <w:lang w:val="zh_TW" w:bidi="zh_TW"/>
+        </w:rPr>
+        <w:t>以色列被稱為神的長子，是因為這個國家奇蹟般的起源，以及被拯救從埃及出來的特別經歷（</w:t>
+      </w:r>
+      <w:hyperlink r:id="rId72">
+        <w:r>
+          <w:rPr>
+            <w:lang w:val="zh_TW" w:bidi="zh_TW"/>
+          </w:rPr>
+          <w:rPr>
+            <w:color w:val="0000EE"/>
+            <w:u w:val="single"/>
+          </w:rPr>
+          <w:t>創17:5、15</w:t>
+        </w:r>
+      </w:hyperlink>
+      <w:hyperlink r:id="rId73">
+        <w:r>
+          <w:rPr>
+            <w:lang w:val="zh_TW" w:bidi="zh_TW"/>
+          </w:rPr>
+          <w:rPr>
+            <w:color w:val="0000EE"/>
+            <w:u w:val="single"/>
+          </w:rPr>
+          <w:t>–</w:t>
+        </w:r>
+      </w:hyperlink>
+      <w:hyperlink r:id="rId72">
+        <w:r>
+          <w:rPr>
+            <w:lang w:val="zh_TW" w:bidi="zh_TW"/>
+          </w:rPr>
+          <w:rPr>
+            <w:color w:val="0000EE"/>
+            <w:u w:val="single"/>
+          </w:rPr>
+          <w:t>16</w:t>
+        </w:r>
+      </w:hyperlink>
+      <w:r>
+        <w:rPr>
+          <w:lang w:val="zh_TW" w:bidi="zh_TW"/>
+        </w:rPr>
+        <w:t>；</w:t>
+      </w:r>
+      <w:hyperlink r:id="rId74">
+        <w:r>
+          <w:rPr>
+            <w:lang w:val="zh_TW" w:bidi="zh_TW"/>
+          </w:rPr>
+          <w:rPr>
+            <w:color w:val="0000EE"/>
+            <w:u w:val="single"/>
+          </w:rPr>
+          <w:t>出4:22</w:t>
+        </w:r>
+      </w:hyperlink>
+      <w:r>
+        <w:rPr>
+          <w:lang w:val="zh_TW" w:bidi="zh_TW"/>
+        </w:rPr>
+        <w:t>）。作為神的長子，以色列在所有民族中具有特殊地位。外邦人（非猶太人）只有在恩慈對待以色列時，才會蒙「祝福」（</w:t>
+      </w:r>
+      <w:hyperlink r:id="rId75">
+        <w:r>
+          <w:rPr>
+            <w:lang w:val="zh_TW" w:bidi="zh_TW"/>
+          </w:rPr>
+          <w:rPr>
+            <w:color w:val="0000EE"/>
+            <w:u w:val="single"/>
+          </w:rPr>
+          <w:t>創12:3</w:t>
+        </w:r>
+      </w:hyperlink>
+      <w:r>
+        <w:rPr>
+          <w:lang w:val="zh_TW" w:bidi="zh_TW"/>
+        </w:rPr>
+        <w:t>；</w:t>
+      </w:r>
+      <w:hyperlink r:id="rId76">
+        <w:r>
+          <w:rPr>
+            <w:lang w:val="zh_TW" w:bidi="zh_TW"/>
+          </w:rPr>
+          <w:rPr>
+            <w:color w:val="0000EE"/>
+            <w:u w:val="single"/>
+          </w:rPr>
+          <w:t>出19:6</w:t>
+        </w:r>
+      </w:hyperlink>
+      <w:r>
+        <w:rPr>
+          <w:lang w:val="zh_TW" w:bidi="zh_TW"/>
+        </w:rPr>
+        <w:t>；</w:t>
+      </w:r>
+      <w:hyperlink r:id="rId77">
+        <w:r>
+          <w:rPr>
+            <w:lang w:val="zh_TW" w:bidi="zh_TW"/>
+          </w:rPr>
+          <w:rPr>
+            <w:color w:val="0000EE"/>
+            <w:u w:val="single"/>
+          </w:rPr>
+          <w:t>申4:5–8</w:t>
+        </w:r>
+      </w:hyperlink>
+      <w:r>
+        <w:rPr>
+          <w:lang w:val="zh_TW" w:bidi="zh_TW"/>
+        </w:rPr>
+        <w:t>）。先知以賽亞預見有一天，以色列將得著加倍的產業（</w:t>
+      </w:r>
+      <w:hyperlink r:id="rId78">
+        <w:r>
+          <w:rPr>
+            <w:lang w:val="zh_TW" w:bidi="zh_TW"/>
+          </w:rPr>
+          <w:rPr>
+            <w:color w:val="0000EE"/>
+            <w:u w:val="single"/>
+          </w:rPr>
+          <w:t>賽61:7</w:t>
+        </w:r>
+      </w:hyperlink>
+      <w:r>
+        <w:rPr>
+          <w:lang w:val="zh_TW" w:bidi="zh_TW"/>
+        </w:rPr>
+        <w:t>）。因此，作為長子意味著更重要或更優先，以及會得著產業。</w:t>
+      </w:r>
+    </w:p>
+    <w:p>
+      <w:pPr/>
+      <w:r>
+        <w:rPr>
+          <w:lang w:val="zh_TW" w:bidi="zh_TW"/>
+        </w:rPr>
+      </w:r>
+      <w:r>
+        <w:rPr>
+          <w:lang w:val="zh_TW" w:bidi="zh_TW"/>
+        </w:rPr>
+        <w:t>在</w:t>
+      </w:r>
+      <w:hyperlink r:id="rId79">
+        <w:r>
+          <w:rPr>
+            <w:lang w:val="zh_TW" w:bidi="zh_TW"/>
+          </w:rPr>
+          <w:rPr>
+            <w:color w:val="0000EE"/>
+            <w:u w:val="single"/>
+          </w:rPr>
+          <w:t>以賽亞書十四章30節</w:t>
+        </w:r>
+      </w:hyperlink>
+      <w:r>
+        <w:rPr>
+          <w:lang w:val="zh_TW" w:bidi="zh_TW"/>
+        </w:rPr>
+        <w:t>中，「</w:t>
+      </w:r>
+      <w:r>
+        <w:rPr>
+          <w:lang w:val="zh_TW" w:bidi="zh_TW"/>
+        </w:rPr>
+        <w:t>貧寒人的長子</w:t>
+      </w:r>
+      <w:r>
+        <w:rPr>
+          <w:lang w:val="zh_TW" w:bidi="zh_TW"/>
+        </w:rPr>
+        <w:t>」這個表達方式意味著最貧窮的人，是貧窮人中最貧窮的。在</w:t>
+      </w:r>
+      <w:hyperlink r:id="rId80">
+        <w:r>
+          <w:rPr>
+            <w:lang w:val="zh_TW" w:bidi="zh_TW"/>
+          </w:rPr>
+          <w:rPr>
+            <w:color w:val="0000EE"/>
+            <w:u w:val="single"/>
+          </w:rPr>
+          <w:t>約伯記十八章13節</w:t>
+        </w:r>
+      </w:hyperlink>
+      <w:r>
+        <w:rPr>
+          <w:lang w:val="zh_TW" w:bidi="zh_TW"/>
+        </w:rPr>
+        <w:t>中，「</w:t>
+      </w:r>
+      <w:r>
+        <w:rPr>
+          <w:lang w:val="zh_TW" w:bidi="zh_TW"/>
+        </w:rPr>
+        <w:t>死亡的長子</w:t>
+      </w:r>
+      <w:r>
+        <w:rPr>
+          <w:lang w:val="zh_TW" w:bidi="zh_TW"/>
+        </w:rPr>
+        <w:t>」這個表達方式，暗示約伯的災病會使他死亡。</w:t>
+      </w:r>
+    </w:p>
+    <w:p>
+      <w:pPr/>
+      <w:r>
+        <w:rPr>
+          <w:lang w:val="zh_TW" w:bidi="zh_TW"/>
+        </w:rPr>
+      </w:r>
+      <w:r>
+        <w:rPr>
+          <w:lang w:val="zh_TW" w:bidi="zh_TW"/>
+        </w:rPr>
+        <w:t>因為神拯救以色列的長子，不必死在埃及，所以祂期望未來所有長子都要分別出來服事祂（</w:t>
+      </w:r>
+      <w:hyperlink r:id="rId81">
+        <w:r>
+          <w:rPr>
+            <w:lang w:val="zh_TW" w:bidi="zh_TW"/>
+          </w:rPr>
+          <w:rPr>
+            <w:color w:val="0000EE"/>
+            <w:u w:val="single"/>
+          </w:rPr>
+          <w:t>出11:4–7</w:t>
+        </w:r>
+      </w:hyperlink>
+      <w:r>
+        <w:rPr>
+          <w:lang w:val="zh_TW" w:bidi="zh_TW"/>
+        </w:rPr>
+        <w:t>，</w:t>
+      </w:r>
+      <w:hyperlink r:id="rId82">
+        <w:r>
+          <w:rPr>
+            <w:lang w:val="zh_TW" w:bidi="zh_TW"/>
+          </w:rPr>
+          <w:rPr>
+            <w:color w:val="0000EE"/>
+            <w:u w:val="single"/>
+          </w:rPr>
+          <w:t>13:12</w:t>
+        </w:r>
+      </w:hyperlink>
+      <w:r>
+        <w:rPr>
+          <w:lang w:val="zh_TW" w:bidi="zh_TW"/>
+        </w:rPr>
+        <w:t>）。頭生的兒子是所有後裔的代表（</w:t>
+      </w:r>
+      <w:hyperlink r:id="rId83">
+        <w:r>
+          <w:rPr>
+            <w:lang w:val="zh_TW" w:bidi="zh_TW"/>
+          </w:rPr>
+          <w:rPr>
+            <w:color w:val="0000EE"/>
+            <w:u w:val="single"/>
+          </w:rPr>
+          <w:t>創49:3</w:t>
+        </w:r>
+      </w:hyperlink>
+      <w:r>
+        <w:rPr>
+          <w:lang w:val="zh_TW" w:bidi="zh_TW"/>
+        </w:rPr>
+        <w:t>；</w:t>
+      </w:r>
+      <w:hyperlink r:id="rId84">
+        <w:r>
+          <w:rPr>
+            <w:lang w:val="zh_TW" w:bidi="zh_TW"/>
+          </w:rPr>
+          <w:rPr>
+            <w:color w:val="0000EE"/>
+            <w:u w:val="single"/>
+          </w:rPr>
+          <w:t>出22:29</w:t>
+        </w:r>
+      </w:hyperlink>
+      <w:r>
+        <w:rPr>
+          <w:lang w:val="zh_TW" w:bidi="zh_TW"/>
+        </w:rPr>
+        <w:t>；</w:t>
+      </w:r>
+      <w:hyperlink r:id="rId85">
+        <w:r>
+          <w:rPr>
+            <w:lang w:val="zh_TW" w:bidi="zh_TW"/>
+          </w:rPr>
+          <w:rPr>
+            <w:color w:val="0000EE"/>
+            <w:u w:val="single"/>
+          </w:rPr>
+          <w:t>民3:13</w:t>
+        </w:r>
+      </w:hyperlink>
+      <w:r>
+        <w:rPr>
+          <w:lang w:val="zh_TW" w:bidi="zh_TW"/>
+        </w:rPr>
+        <w:t>）。神命令所有要獻祭的頭生牲畜，都要分別出來歸給祂（</w:t>
+      </w:r>
+      <w:hyperlink r:id="rId86">
+        <w:r>
+          <w:rPr>
+            <w:lang w:val="zh_TW" w:bidi="zh_TW"/>
+          </w:rPr>
+          <w:rPr>
+            <w:color w:val="0000EE"/>
+            <w:u w:val="single"/>
+          </w:rPr>
+          <w:t>出13:2、15</w:t>
+        </w:r>
+      </w:hyperlink>
+      <w:r>
+        <w:rPr>
+          <w:lang w:val="zh_TW" w:bidi="zh_TW"/>
+        </w:rPr>
+        <w:t>）。</w:t>
+      </w:r>
+    </w:p>
+    <w:p>
+      <w:pPr>
+        <w:pStyle w:val="Heading3"/>
+      </w:pPr>
+      <w:r>
+        <w:rPr>
+          <w:lang w:val="zh_TW" w:bidi="zh_TW"/>
+        </w:rPr>
+        <w:t>長子與贖回</w:t>
+      </w:r>
+    </w:p>
+    <w:p>
+      <w:pPr/>
+      <w:r>
+        <w:rPr>
+          <w:lang w:val="zh_TW" w:bidi="zh_TW"/>
+        </w:rPr>
+      </w:r>
+      <w:r>
+        <w:rPr>
+          <w:lang w:val="zh_TW" w:bidi="zh_TW"/>
+        </w:rPr>
+        <w:t>每個支派都要</w:t>
+      </w:r>
+      <w:r>
+        <w:rPr>
+          <w:lang w:val="zh_TW" w:bidi="zh_TW"/>
+        </w:rPr>
+        <w:t>用銀子五舍客勒</w:t>
+      </w:r>
+      <w:r>
+        <w:rPr>
+          <w:lang w:val="zh_TW" w:bidi="zh_TW"/>
+        </w:rPr>
+        <w:t>贖出他們的長子，除了利未支派（</w:t>
+      </w:r>
+      <w:hyperlink r:id="rId87">
+        <w:r>
+          <w:rPr>
+            <w:lang w:val="zh_TW" w:bidi="zh_TW"/>
+          </w:rPr>
+          <w:rPr>
+            <w:color w:val="0000EE"/>
+            <w:u w:val="single"/>
+          </w:rPr>
+          <w:t>民18:15–16</w:t>
+        </w:r>
+      </w:hyperlink>
+      <w:r>
+        <w:rPr>
+          <w:lang w:val="zh_TW" w:bidi="zh_TW"/>
+        </w:rPr>
+        <w:t>）。贖出來意味著先前是受到捆綁。這是為了提醒以色列他們從埃及所得的救贖（</w:t>
+      </w:r>
+      <w:hyperlink r:id="rId88">
+        <w:r>
+          <w:rPr>
+            <w:lang w:val="zh_TW" w:bidi="zh_TW"/>
+          </w:rPr>
+          <w:rPr>
+            <w:color w:val="0000EE"/>
+            <w:u w:val="single"/>
+          </w:rPr>
+          <w:t>出13:2–8</w:t>
+        </w:r>
+      </w:hyperlink>
+      <w:r>
+        <w:rPr>
+          <w:lang w:val="zh_TW" w:bidi="zh_TW"/>
+        </w:rPr>
+        <w:t>）。</w:t>
+      </w:r>
+    </w:p>
+    <w:p>
+      <w:pPr/>
+      <w:r>
+        <w:rPr>
+          <w:lang w:val="zh_TW" w:bidi="zh_TW"/>
+        </w:rPr>
+      </w:r>
+      <w:r>
+        <w:rPr>
+          <w:lang w:val="zh_TW" w:bidi="zh_TW"/>
+        </w:rPr>
+        <w:t>潔淨的動物中，頭生的要歸給耶和華。從出生後第八天起的一年內，這些動物要被帶到會幕（或後來的聖殿）。這些動物要被獻為祭，它們的血要灑在壇上。所獻祭物的肉要歸給祭司（</w:t>
+      </w:r>
+      <w:hyperlink r:id="rId89">
+        <w:r>
+          <w:rPr>
+            <w:lang w:val="zh_TW" w:bidi="zh_TW"/>
+          </w:rPr>
+          <w:rPr>
+            <w:color w:val="0000EE"/>
+            <w:u w:val="single"/>
+          </w:rPr>
+          <w:t>出13:13</w:t>
+        </w:r>
+      </w:hyperlink>
+      <w:r>
+        <w:rPr>
+          <w:lang w:val="zh_TW" w:bidi="zh_TW"/>
+        </w:rPr>
+        <w:t>，</w:t>
+      </w:r>
+      <w:hyperlink r:id="rId90">
+        <w:r>
+          <w:rPr>
+            <w:lang w:val="zh_TW" w:bidi="zh_TW"/>
+          </w:rPr>
+          <w:rPr>
+            <w:color w:val="0000EE"/>
+            <w:u w:val="single"/>
+          </w:rPr>
+          <w:t>22:30</w:t>
+        </w:r>
+      </w:hyperlink>
+      <w:r>
+        <w:rPr>
+          <w:lang w:val="zh_TW" w:bidi="zh_TW"/>
+        </w:rPr>
+        <w:t>；參</w:t>
+      </w:r>
+      <w:hyperlink r:id="rId91">
+        <w:r>
+          <w:rPr>
+            <w:lang w:val="zh_TW" w:bidi="zh_TW"/>
+          </w:rPr>
+          <w:rPr>
+            <w:color w:val="0000EE"/>
+            <w:u w:val="single"/>
+          </w:rPr>
+          <w:t>民18:17</w:t>
+        </w:r>
+      </w:hyperlink>
+      <w:r>
+        <w:rPr>
+          <w:lang w:val="zh_TW" w:bidi="zh_TW"/>
+        </w:rPr>
+        <w:t>）。不潔淨的動物中，頭生的要加上五分之一贖回，其價值由祭司決定。假如不贖回，這些動物就要被祭司出售、交換或處理（</w:t>
+      </w:r>
+      <w:hyperlink r:id="rId92">
+        <w:r>
+          <w:rPr>
+            <w:lang w:val="zh_TW" w:bidi="zh_TW"/>
+          </w:rPr>
+          <w:rPr>
+            <w:color w:val="0000EE"/>
+            <w:u w:val="single"/>
+          </w:rPr>
+          <w:t>利27:27</w:t>
+        </w:r>
+      </w:hyperlink>
+      <w:r>
+        <w:rPr>
+          <w:lang w:val="zh_TW" w:bidi="zh_TW"/>
+        </w:rPr>
+        <w:t>）。驢駒子要用羔羊贖回（</w:t>
+      </w:r>
+      <w:hyperlink r:id="rId89">
+        <w:r>
+          <w:rPr>
+            <w:lang w:val="zh_TW" w:bidi="zh_TW"/>
+          </w:rPr>
+          <w:rPr>
+            <w:color w:val="0000EE"/>
+            <w:u w:val="single"/>
+          </w:rPr>
+          <w:t>出13:13</w:t>
+        </w:r>
+      </w:hyperlink>
+      <w:r>
+        <w:rPr>
+          <w:lang w:val="zh_TW" w:bidi="zh_TW"/>
+        </w:rPr>
+        <w:t>）。假如不贖回，就要被殺。不潔淨的動物的肉不可吃。</w:t>
+      </w:r>
+    </w:p>
+    <w:p>
+      <w:pPr>
+        <w:pStyle w:val="Heading3"/>
+      </w:pPr>
+      <w:r>
+        <w:rPr>
+          <w:lang w:val="zh_TW" w:bidi="zh_TW"/>
+        </w:rPr>
+        <w:t>長子與長子名分</w:t>
+      </w:r>
+    </w:p>
+    <w:p>
+      <w:pPr/>
+      <w:r>
+        <w:rPr>
+          <w:lang w:val="zh_TW" w:bidi="zh_TW"/>
+        </w:rPr>
+      </w:r>
+      <w:r>
+        <w:rPr>
+          <w:lang w:val="zh_TW" w:bidi="zh_TW"/>
+        </w:rPr>
+        <w:t>假如父親不在或已去世，那麼長子會作為家庭的祭司。以掃和呂便都是例子（</w:t>
+      </w:r>
+      <w:hyperlink r:id="rId93">
+        <w:r>
+          <w:rPr>
+            <w:lang w:val="zh_TW" w:bidi="zh_TW"/>
+          </w:rPr>
+          <w:rPr>
+            <w:color w:val="0000EE"/>
+            <w:u w:val="single"/>
+          </w:rPr>
+          <w:t>創27:19、32</w:t>
+        </w:r>
+      </w:hyperlink>
+      <w:r>
+        <w:rPr>
+          <w:lang w:val="zh_TW" w:bidi="zh_TW"/>
+        </w:rPr>
+        <w:t>；</w:t>
+      </w:r>
+      <w:hyperlink r:id="rId94">
+        <w:r>
+          <w:rPr>
+            <w:lang w:val="zh_TW" w:bidi="zh_TW"/>
+          </w:rPr>
+          <w:rPr>
+            <w:color w:val="0000EE"/>
+            <w:u w:val="single"/>
+          </w:rPr>
+          <w:t>代上5:1–2</w:t>
+        </w:r>
+      </w:hyperlink>
+      <w:r>
+        <w:rPr>
+          <w:lang w:val="zh_TW" w:bidi="zh_TW"/>
+        </w:rPr>
+        <w:t>）。當祭司的職份歸於利未支派時，長子的職分就結束了（</w:t>
+      </w:r>
+      <w:hyperlink r:id="rId95">
+        <w:r>
+          <w:rPr>
+            <w:lang w:val="zh_TW" w:bidi="zh_TW"/>
+          </w:rPr>
+          <w:rPr>
+            <w:color w:val="0000EE"/>
+            <w:u w:val="single"/>
+          </w:rPr>
+          <w:t>民3:12–13</w:t>
+        </w:r>
+      </w:hyperlink>
+      <w:r>
+        <w:rPr>
+          <w:lang w:val="zh_TW" w:bidi="zh_TW"/>
+        </w:rPr>
+        <w:t>）。後來世代中的所有長子都必須被贖回。這些贖價成為利未人每年收入的一部分（</w:t>
+      </w:r>
+      <w:hyperlink r:id="rId96">
+        <w:r>
+          <w:rPr>
+            <w:lang w:val="zh_TW" w:bidi="zh_TW"/>
+          </w:rPr>
+          <w:rPr>
+            <w:color w:val="0000EE"/>
+            <w:u w:val="single"/>
+          </w:rPr>
+          <w:t>民8:17</w:t>
+        </w:r>
+      </w:hyperlink>
+      <w:r>
+        <w:rPr>
+          <w:lang w:val="zh_TW" w:bidi="zh_TW"/>
+        </w:rPr>
+        <w:t>，</w:t>
+      </w:r>
+      <w:hyperlink r:id="rId97">
+        <w:r>
+          <w:rPr>
+            <w:lang w:val="zh_TW" w:bidi="zh_TW"/>
+          </w:rPr>
+          <w:rPr>
+            <w:color w:val="0000EE"/>
+            <w:u w:val="single"/>
+          </w:rPr>
+          <w:t>18:16</w:t>
+        </w:r>
+      </w:hyperlink>
+      <w:r>
+        <w:rPr>
+          <w:lang w:val="zh_TW" w:bidi="zh_TW"/>
+        </w:rPr>
+        <w:t>）。</w:t>
+      </w:r>
+    </w:p>
+    <w:p>
+      <w:pPr/>
+      <w:r>
+        <w:rPr>
+          <w:lang w:val="zh_TW" w:bidi="zh_TW"/>
+        </w:rPr>
+      </w:r>
+      <w:r>
+        <w:rPr>
+          <w:lang w:val="zh_TW" w:bidi="zh_TW"/>
+        </w:rPr>
+        <w:t>雙倍的家族產業是長子的權利。這在一夫多妻子的情況下，保護長子的地位。受寵妻子的兒子不能取代家中頭生兒子的位置（</w:t>
+      </w:r>
+      <w:hyperlink r:id="rId98">
+        <w:r>
+          <w:rPr>
+            <w:lang w:val="zh_TW" w:bidi="zh_TW"/>
+          </w:rPr>
+          <w:rPr>
+            <w:color w:val="0000EE"/>
+            <w:u w:val="single"/>
+          </w:rPr>
+          <w:t>申21:17</w:t>
+        </w:r>
+      </w:hyperlink>
+      <w:r>
+        <w:rPr>
+          <w:lang w:val="zh_TW" w:bidi="zh_TW"/>
+        </w:rPr>
+        <w:t>）。</w:t>
+      </w:r>
+    </w:p>
+    <w:p>
+      <w:pPr/>
+      <w:r>
+        <w:rPr>
+          <w:lang w:val="zh_TW" w:bidi="zh_TW"/>
+        </w:rPr>
+      </w:r>
+      <w:r>
+        <w:rPr>
+          <w:lang w:val="zh_TW" w:bidi="zh_TW"/>
+        </w:rPr>
+        <w:t>「長子」這個稱號被用於耶穌（</w:t>
+      </w:r>
+      <w:hyperlink r:id="rId99">
+        <w:r>
+          <w:rPr>
+            <w:lang w:val="zh_TW" w:bidi="zh_TW"/>
+          </w:rPr>
+          <w:rPr>
+            <w:color w:val="0000EE"/>
+            <w:u w:val="single"/>
+          </w:rPr>
+          <w:t>路2:7</w:t>
+        </w:r>
+      </w:hyperlink>
+      <w:r>
+        <w:rPr>
+          <w:lang w:val="zh_TW" w:bidi="zh_TW"/>
+        </w:rPr>
+        <w:t>；</w:t>
+      </w:r>
+      <w:hyperlink r:id="rId100">
+        <w:r>
+          <w:rPr>
+            <w:lang w:val="zh_TW" w:bidi="zh_TW"/>
+          </w:rPr>
+          <w:rPr>
+            <w:color w:val="0000EE"/>
+            <w:u w:val="single"/>
+          </w:rPr>
+          <w:t>羅8:29</w:t>
+        </w:r>
+      </w:hyperlink>
+      <w:r>
+        <w:rPr>
+          <w:lang w:val="zh_TW" w:bidi="zh_TW"/>
+        </w:rPr>
+        <w:t>；</w:t>
+      </w:r>
+      <w:hyperlink r:id="rId101">
+        <w:r>
+          <w:rPr>
+            <w:lang w:val="zh_TW" w:bidi="zh_TW"/>
+          </w:rPr>
+          <w:rPr>
+            <w:color w:val="0000EE"/>
+            <w:u w:val="single"/>
+          </w:rPr>
+          <w:t>西1:15、18</w:t>
+        </w:r>
+      </w:hyperlink>
+      <w:r>
+        <w:rPr>
+          <w:lang w:val="zh_TW" w:bidi="zh_TW"/>
+        </w:rPr>
+        <w:t>；</w:t>
+      </w:r>
+      <w:hyperlink r:id="rId102">
+        <w:r>
+          <w:rPr>
+            <w:lang w:val="zh_TW" w:bidi="zh_TW"/>
+          </w:rPr>
+          <w:rPr>
+            <w:color w:val="0000EE"/>
+            <w:u w:val="single"/>
+          </w:rPr>
+          <w:t>來1:6</w:t>
+        </w:r>
+      </w:hyperlink>
+      <w:r>
+        <w:rPr>
+          <w:lang w:val="zh_TW" w:bidi="zh_TW"/>
+        </w:rPr>
+        <w:t>；</w:t>
+      </w:r>
+      <w:hyperlink r:id="rId103">
+        <w:r>
+          <w:rPr>
+            <w:lang w:val="zh_TW" w:bidi="zh_TW"/>
+          </w:rPr>
+          <w:rPr>
+            <w:color w:val="0000EE"/>
+            <w:u w:val="single"/>
+          </w:rPr>
+          <w:t>啟1:5</w:t>
+        </w:r>
+      </w:hyperlink>
+      <w:r>
+        <w:rPr>
+          <w:lang w:val="zh_TW" w:bidi="zh_TW"/>
+        </w:rPr>
+        <w:t>），強調耶穌在萬有以先的地位，因為祂首先從死裡復活。作為長子，耶穌的地位是：</w:t>
+      </w:r>
+    </w:p>
+    <w:p>
+      <w:pPr>
+        <w:pStyle w:val="ListBullet"/>
+        <w:spacing w:line="240" w:lineRule="auto"/>
+        <w:ind w:left="720"/>
+      </w:pPr>
+      <w:r>
+        <w:rPr>
+          <w:lang w:val="zh_TW" w:bidi="zh_TW"/>
+        </w:rPr>
+      </w:r>
+      <w:r>
+        <w:rPr>
+          <w:lang w:val="zh_TW" w:bidi="zh_TW"/>
+        </w:rPr>
+        <w:t>承受萬有的</w:t>
+      </w:r>
+      <w:r>
+        <w:rPr>
+          <w:lang w:val="zh_TW" w:bidi="zh_TW"/>
+        </w:rPr>
+        <w:t>（</w:t>
+      </w:r>
+      <w:hyperlink r:id="rId104">
+        <w:r>
+          <w:rPr>
+            <w:lang w:val="zh_TW" w:bidi="zh_TW"/>
+          </w:rPr>
+          <w:rPr>
+            <w:color w:val="0000EE"/>
+            <w:u w:val="single"/>
+          </w:rPr>
+          <w:t>來1:2</w:t>
+        </w:r>
+      </w:hyperlink>
+      <w:r>
+        <w:rPr>
+          <w:lang w:val="zh_TW" w:bidi="zh_TW"/>
+        </w:rPr>
+        <w:t>）</w:t>
+      </w:r>
+    </w:p>
+    <w:p>
+      <w:pPr>
+        <w:pStyle w:val="ListBullet"/>
+        <w:spacing w:line="240" w:lineRule="auto"/>
+        <w:ind w:left="720"/>
+      </w:pPr>
+      <w:r>
+        <w:rPr>
+          <w:lang w:val="zh_TW" w:bidi="zh_TW"/>
+        </w:rPr>
+      </w:r>
+      <w:r>
+        <w:rPr>
+          <w:lang w:val="zh_TW" w:bidi="zh_TW"/>
+        </w:rPr>
+        <w:t>教會的元首 （</w:t>
+      </w:r>
+      <w:hyperlink r:id="rId105">
+        <w:r>
+          <w:rPr>
+            <w:lang w:val="zh_TW" w:bidi="zh_TW"/>
+          </w:rPr>
+          <w:rPr>
+            <w:color w:val="0000EE"/>
+            <w:u w:val="single"/>
+          </w:rPr>
+          <w:t>弗1:20–23</w:t>
+        </w:r>
+      </w:hyperlink>
+      <w:r>
+        <w:rPr>
+          <w:lang w:val="zh_TW" w:bidi="zh_TW"/>
+        </w:rPr>
+        <w:t>；</w:t>
+      </w:r>
+      <w:hyperlink r:id="rId106">
+        <w:r>
+          <w:rPr>
+            <w:lang w:val="zh_TW" w:bidi="zh_TW"/>
+          </w:rPr>
+          <w:rPr>
+            <w:color w:val="0000EE"/>
+            <w:u w:val="single"/>
+          </w:rPr>
+          <w:t>西1:18、24</w:t>
+        </w:r>
+      </w:hyperlink>
+      <w:r>
+        <w:rPr>
+          <w:lang w:val="zh_TW" w:bidi="zh_TW"/>
+        </w:rPr>
+        <w:t>；</w:t>
+      </w:r>
+      <w:hyperlink r:id="rId107">
+        <w:r>
+          <w:rPr>
+            <w:lang w:val="zh_TW" w:bidi="zh_TW"/>
+          </w:rPr>
+          <w:rPr>
+            <w:color w:val="0000EE"/>
+            <w:u w:val="single"/>
+          </w:rPr>
+          <w:t>來2:10–12</w:t>
+        </w:r>
+      </w:hyperlink>
+      <w:r>
+        <w:rPr>
+          <w:lang w:val="zh_TW" w:bidi="zh_TW"/>
+        </w:rPr>
+        <w:t>）</w:t>
+      </w:r>
+    </w:p>
+    <w:p>
+      <w:pPr/>
+      <w:r>
+        <w:rPr>
+          <w:lang w:val="zh_TW" w:bidi="zh_TW"/>
+        </w:rPr>
+      </w:r>
+      <w:r>
+        <w:rPr>
+          <w:i/>
+          <w:lang w:val="zh_TW" w:bidi="zh_TW"/>
+        </w:rPr>
+        <w:t>另見</w:t>
+      </w:r>
+      <w:r>
+        <w:rPr>
+          <w:lang w:val="zh_TW" w:bidi="zh_TW"/>
+        </w:rPr>
+        <w:t>長子的名分</w:t>
+      </w:r>
+      <w:r>
+        <w:rPr>
+          <w:lang w:val="zh_TW" w:bidi="zh_TW"/>
+        </w:rPr>
+        <w:t>、</w:t>
+      </w:r>
+      <w:r>
+        <w:rPr>
+          <w:lang w:val="zh_TW" w:bidi="zh_TW"/>
+        </w:rPr>
+        <w:t>繼承人</w:t>
+      </w:r>
+      <w:r>
+        <w:rPr>
+          <w:lang w:val="zh_TW" w:bidi="zh_TW"/>
+        </w:rPr>
+        <w:t>、</w:t>
+      </w:r>
+      <w:r>
+        <w:rPr>
+          <w:lang w:val="zh_TW" w:bidi="zh_TW"/>
+        </w:rPr>
+        <w:t>產業</w:t>
+      </w:r>
+      <w:r>
+        <w:rPr>
+          <w:lang w:val="zh_TW" w:bidi="zh_TW"/>
+        </w:rPr>
+        <w:t>、</w:t>
+      </w:r>
+      <w:r>
+        <w:rPr>
+          <w:lang w:val="zh_TW" w:bidi="zh_TW"/>
+        </w:rPr>
+        <w:t>長子繼承權</w:t>
+      </w:r>
+      <w:r>
+        <w:rPr>
+          <w:lang w:val="zh_TW" w:bidi="zh_TW"/>
+        </w:rPr>
+        <w:t>。</w:t>
+      </w:r>
+      <w:r>
+        <w:rPr>
+          <w:lang w:val="zh_TW" w:bidi="zh_TW"/>
+        </w:rPr>
+      </w:r>
+      <w:r>
+        <w:rPr>
+          <w:lang w:val="zh_TW" w:bidi="zh_TW"/>
+        </w:rPr>
+      </w:r>
+    </w:p>
+    <w:p>
+      <w:pPr/>
+      <w:r>
+        <w:rPr>
+          <w:lang w:val="zh_TW" w:bidi="zh_TW"/>
+        </w:rPr>
+      </w:r>
+    </w:p>
+    <w:p>
+      <w:pPr>
+        <w:pStyle w:val="Heading2"/>
+      </w:pPr>
+      <w:r>
+        <w:rPr>
+          <w:lang w:val="zh_TW" w:bidi="zh_TW"/>
+        </w:rPr>
+        <w:t>長子的名分</w:t>
+      </w:r>
+      <w:r>
+        <w:rPr>
+          <w:lang w:val="zh_TW" w:bidi="zh_TW"/>
+        </w:rPr>
+      </w:r>
+    </w:p>
+    <w:p>
+      <w:pPr/>
+      <w:r>
+        <w:rPr>
+          <w:lang w:val="zh_TW" w:bidi="zh_TW"/>
+        </w:rPr>
+      </w:r>
+      <w:r>
+        <w:rPr>
+          <w:lang w:val="zh_TW" w:bidi="zh_TW"/>
+        </w:rPr>
+        <w:t>在古代希伯來家庭中，長子名分是一套特別的權利與特權，屬於家中長子。長子的地位僅次於父親；當父親不在家時，長子有權代表家族作決定。</w:t>
+      </w:r>
+    </w:p>
+    <w:p>
+      <w:pPr/>
+      <w:r>
+        <w:rPr>
+          <w:lang w:val="zh_TW" w:bidi="zh_TW"/>
+        </w:rPr>
+      </w:r>
+      <w:r>
+        <w:rPr>
+          <w:lang w:val="zh_TW" w:bidi="zh_TW"/>
+        </w:rPr>
+        <w:t>在創世記中，呂便與弟兄們的故事清楚地顯示出長子名分的運作方式。呂便作為長子，原本擁有長子名分（</w:t>
+      </w:r>
+      <w:hyperlink r:id="rId108">
+        <w:r>
+          <w:rPr>
+            <w:lang w:val="zh_TW" w:bidi="zh_TW"/>
+          </w:rPr>
+          <w:rPr>
+            <w:color w:val="0000EE"/>
+            <w:u w:val="single"/>
+          </w:rPr>
+          <w:t>創37:19–22</w:t>
+        </w:r>
+      </w:hyperlink>
+      <w:r>
+        <w:rPr>
+          <w:lang w:val="zh_TW" w:bidi="zh_TW"/>
+        </w:rPr>
+        <w:t>、</w:t>
+      </w:r>
+      <w:hyperlink r:id="rId108">
+        <w:r>
+          <w:rPr>
+            <w:lang w:val="zh_TW" w:bidi="zh_TW"/>
+          </w:rPr>
+          <w:rPr>
+            <w:color w:val="0000EE"/>
+            <w:u w:val="single"/>
+          </w:rPr>
+          <w:t>28–30</w:t>
+        </w:r>
+      </w:hyperlink>
+      <w:r>
+        <w:rPr>
+          <w:lang w:val="zh_TW" w:bidi="zh_TW"/>
+        </w:rPr>
+        <w:t>），但他後來犯了大錯——與父親的妻子同寢。因這罪行，他失去了長子名分（</w:t>
+      </w:r>
+      <w:hyperlink r:id="rId109">
+        <w:r>
+          <w:rPr>
+            <w:lang w:val="zh_TW" w:bidi="zh_TW"/>
+          </w:rPr>
+          <w:rPr>
+            <w:color w:val="0000EE"/>
+            <w:u w:val="single"/>
+          </w:rPr>
+          <w:t>創49:1–4</w:t>
+        </w:r>
+      </w:hyperlink>
+      <w:r>
+        <w:rPr>
+          <w:lang w:val="zh_TW" w:bidi="zh_TW"/>
+        </w:rPr>
+        <w:t>）。</w:t>
+      </w:r>
+    </w:p>
+    <w:p>
+      <w:pPr/>
+      <w:r>
+        <w:rPr>
+          <w:lang w:val="zh_TW" w:bidi="zh_TW"/>
+        </w:rPr>
+      </w:r>
+      <w:r>
+        <w:rPr>
+          <w:lang w:val="zh_TW" w:bidi="zh_TW"/>
+        </w:rPr>
+        <w:t>呂便失去長子名分後，按順序應輪到西緬、利未、猶大（</w:t>
+      </w:r>
+      <w:hyperlink r:id="rId110">
+        <w:r>
+          <w:rPr>
+            <w:lang w:val="zh_TW" w:bidi="zh_TW"/>
+          </w:rPr>
+          <w:rPr>
+            <w:color w:val="0000EE"/>
+            <w:u w:val="single"/>
+          </w:rPr>
+          <w:t>創29:31–35</w:t>
+        </w:r>
+      </w:hyperlink>
+      <w:r>
+        <w:rPr>
+          <w:lang w:val="zh_TW" w:bidi="zh_TW"/>
+        </w:rPr>
+        <w:t>）。然而，他們的父親雅各因西緬與利未的品格不佳，決定不將長子名分給他們（</w:t>
+      </w:r>
+      <w:hyperlink r:id="rId111">
+        <w:r>
+          <w:rPr>
+            <w:lang w:val="zh_TW" w:bidi="zh_TW"/>
+          </w:rPr>
+          <w:rPr>
+            <w:color w:val="0000EE"/>
+            <w:u w:val="single"/>
+          </w:rPr>
+          <w:t>創49:5–7</w:t>
+        </w:r>
+      </w:hyperlink>
+      <w:r>
+        <w:rPr>
+          <w:lang w:val="zh_TW" w:bidi="zh_TW"/>
+        </w:rPr>
+        <w:t>）。雅各對猶大有良好的評價（</w:t>
+      </w:r>
+      <w:hyperlink r:id="rId112">
+        <w:r>
+          <w:rPr>
+            <w:lang w:val="zh_TW" w:bidi="zh_TW"/>
+          </w:rPr>
+          <w:rPr>
+            <w:color w:val="0000EE"/>
+            <w:u w:val="single"/>
+          </w:rPr>
+          <w:t>創49:8–10</w:t>
+        </w:r>
+      </w:hyperlink>
+      <w:r>
+        <w:rPr>
+          <w:lang w:val="zh_TW" w:bidi="zh_TW"/>
+        </w:rPr>
+        <w:t>），但最終他將長子名分賜給他所疼愛的兒子約瑟（</w:t>
+      </w:r>
+      <w:hyperlink r:id="rId113">
+        <w:r>
+          <w:rPr>
+            <w:lang w:val="zh_TW" w:bidi="zh_TW"/>
+          </w:rPr>
+          <w:rPr>
+            <w:color w:val="0000EE"/>
+            <w:u w:val="single"/>
+          </w:rPr>
+          <w:t>創49:22–26</w:t>
+        </w:r>
+      </w:hyperlink>
+      <w:r>
+        <w:rPr>
+          <w:lang w:val="zh_TW" w:bidi="zh_TW"/>
+        </w:rPr>
+        <w:t>；</w:t>
+      </w:r>
+      <w:hyperlink r:id="rId94">
+        <w:r>
+          <w:rPr>
+            <w:lang w:val="zh_TW" w:bidi="zh_TW"/>
+          </w:rPr>
+          <w:rPr>
+            <w:color w:val="0000EE"/>
+            <w:u w:val="single"/>
+          </w:rPr>
+          <w:t>代上5:1–2</w:t>
+        </w:r>
+      </w:hyperlink>
+      <w:r>
+        <w:rPr>
+          <w:lang w:val="zh_TW" w:bidi="zh_TW"/>
+        </w:rPr>
+        <w:t>；參</w:t>
+      </w:r>
+      <w:hyperlink r:id="rId114">
+        <w:r>
+          <w:rPr>
+            <w:lang w:val="zh_TW" w:bidi="zh_TW"/>
+          </w:rPr>
+          <w:rPr>
+            <w:color w:val="0000EE"/>
+            <w:u w:val="single"/>
+          </w:rPr>
+          <w:t>創37:2–4</w:t>
+        </w:r>
+      </w:hyperlink>
+      <w:r>
+        <w:rPr>
+          <w:lang w:val="zh_TW" w:bidi="zh_TW"/>
+        </w:rPr>
+        <w:t>）。</w:t>
+      </w:r>
+    </w:p>
+    <w:p>
+      <w:pPr>
+        <w:pStyle w:val="Heading3"/>
+      </w:pPr>
+      <w:r>
+        <w:rPr>
+          <w:lang w:val="zh_TW" w:bidi="zh_TW"/>
+        </w:rPr>
+        <w:t>古代長子名分的運作方式</w:t>
+      </w:r>
+    </w:p>
+    <w:p>
+      <w:pPr/>
+      <w:r>
+        <w:rPr>
+          <w:lang w:val="zh_TW" w:bidi="zh_TW"/>
+        </w:rPr>
+      </w:r>
+      <w:r>
+        <w:rPr>
+          <w:lang w:val="zh_TW" w:bidi="zh_TW"/>
+        </w:rPr>
+        <w:t>考古學家在美索不達米亞的努西地區發現古代泥版文書，這些文書顯示家庭成員間可以交換或轉讓長子名分。聖經中以掃將長子名分賣給雅各的記載，即是這種現象的例子（</w:t>
+      </w:r>
+      <w:hyperlink r:id="rId115">
+        <w:r>
+          <w:rPr>
+            <w:lang w:val="zh_TW" w:bidi="zh_TW"/>
+          </w:rPr>
+          <w:rPr>
+            <w:color w:val="0000EE"/>
+            <w:u w:val="single"/>
+          </w:rPr>
+          <w:t>創25:19–34</w:t>
+        </w:r>
+      </w:hyperlink>
+      <w:r>
+        <w:rPr>
+          <w:lang w:val="zh_TW" w:bidi="zh_TW"/>
+        </w:rPr>
+        <w:t>）。</w:t>
+      </w:r>
+    </w:p>
+    <w:p>
+      <w:pPr/>
+      <w:r>
+        <w:rPr>
+          <w:lang w:val="zh_TW" w:bidi="zh_TW"/>
+        </w:rPr>
+      </w:r>
+      <w:r>
+        <w:rPr>
+          <w:lang w:val="zh_TW" w:bidi="zh_TW"/>
+        </w:rPr>
+        <w:t>擁有長子名分的人，通常也會保管一種稱為「神像」的家用偶像（</w:t>
+      </w:r>
+      <w:hyperlink r:id="rId116">
+        <w:r>
+          <w:rPr>
+            <w:lang w:val="zh_TW" w:bidi="zh_TW"/>
+          </w:rPr>
+          <w:rPr>
+            <w:color w:val="0000EE"/>
+            <w:u w:val="single"/>
+          </w:rPr>
+          <w:t>創31:19</w:t>
+        </w:r>
+      </w:hyperlink>
+      <w:r>
+        <w:rPr>
+          <w:lang w:val="zh_TW" w:bidi="zh_TW"/>
+        </w:rPr>
+        <w:t>、</w:t>
+      </w:r>
+      <w:hyperlink r:id="rId116">
+        <w:r>
+          <w:rPr>
+            <w:lang w:val="zh_TW" w:bidi="zh_TW"/>
+          </w:rPr>
+          <w:rPr>
+            <w:color w:val="0000EE"/>
+            <w:u w:val="single"/>
+          </w:rPr>
+          <w:t>32</w:t>
+        </w:r>
+      </w:hyperlink>
+      <w:hyperlink r:id="rId116">
+        <w:r>
+          <w:rPr>
+            <w:lang w:val="zh_TW" w:bidi="zh_TW"/>
+          </w:rPr>
+          <w:rPr>
+            <w:color w:val="0000EE"/>
+            <w:u w:val="single"/>
+          </w:rPr>
+          <w:t>、</w:t>
+        </w:r>
+      </w:hyperlink>
+      <w:hyperlink r:id="rId116">
+        <w:r>
+          <w:rPr>
+            <w:lang w:val="zh_TW" w:bidi="zh_TW"/>
+          </w:rPr>
+          <w:rPr>
+            <w:color w:val="0000EE"/>
+            <w:u w:val="single"/>
+          </w:rPr>
+          <w:t>34</w:t>
+        </w:r>
+      </w:hyperlink>
+      <w:r>
+        <w:rPr>
+          <w:lang w:val="zh_TW" w:bidi="zh_TW"/>
+        </w:rPr>
+        <w:t>）。這些偶像多為泥土製成的小像，代表當地人所敬拜的神祇，擁有它們象徵著長子在家中的權威。</w:t>
+      </w:r>
+    </w:p>
+    <w:p>
+      <w:pPr/>
+      <w:r>
+        <w:rPr>
+          <w:lang w:val="zh_TW" w:bidi="zh_TW"/>
+        </w:rPr>
+      </w:r>
+      <w:r>
+        <w:rPr>
+          <w:lang w:val="zh_TW" w:bidi="zh_TW"/>
+        </w:rPr>
+        <w:t>長子名分包含兩個重要意義：一是成為家族的領袖；二是比其他弟兄獲得更多的產業份額（通常是雙倍的分配）。</w:t>
+      </w:r>
+    </w:p>
+    <w:p>
+      <w:pPr/>
+      <w:r>
+        <w:rPr>
+          <w:lang w:val="zh_TW" w:bidi="zh_TW"/>
+        </w:rPr>
+      </w:r>
+      <w:r>
+        <w:rPr>
+          <w:lang w:val="zh_TW" w:bidi="zh_TW"/>
+        </w:rPr>
+        <w:t>在古以色列，男子可娶多妻。律法規定長子名分必須歸於父親所生的第一個兒子，即使父親更愛其他妻子，也不可隨意更改，除非有正當理由（</w:t>
+      </w:r>
+      <w:hyperlink r:id="rId117">
+        <w:r>
+          <w:rPr>
+            <w:lang w:val="zh_TW" w:bidi="zh_TW"/>
+          </w:rPr>
+          <w:rPr>
+            <w:color w:val="0000EE"/>
+            <w:u w:val="single"/>
+          </w:rPr>
+          <w:t>申21:15–17</w:t>
+        </w:r>
+      </w:hyperlink>
+      <w:r>
+        <w:rPr>
+          <w:lang w:val="zh_TW" w:bidi="zh_TW"/>
+        </w:rPr>
+        <w:t>）。</w:t>
+      </w:r>
+    </w:p>
+    <w:p>
+      <w:pPr/>
+      <w:r>
+        <w:rPr>
+          <w:lang w:val="zh_TW" w:bidi="zh_TW"/>
+        </w:rPr>
+      </w:r>
+      <w:r>
+        <w:rPr>
+          <w:lang w:val="zh_TW" w:bidi="zh_TW"/>
+        </w:rPr>
+        <w:t>但也有例外：若兒子的母親是婢女或妾（與父親同住但地位較低的女子），該兒子就不能承受長子名分（</w:t>
+      </w:r>
+      <w:hyperlink r:id="rId118">
+        <w:r>
+          <w:rPr>
+            <w:lang w:val="zh_TW" w:bidi="zh_TW"/>
+          </w:rPr>
+          <w:rPr>
+            <w:color w:val="0000EE"/>
+            <w:u w:val="single"/>
+          </w:rPr>
+          <w:t>創21:9–13</w:t>
+        </w:r>
+      </w:hyperlink>
+      <w:r>
+        <w:rPr>
+          <w:lang w:val="zh_TW" w:bidi="zh_TW"/>
+        </w:rPr>
+        <w:t>；</w:t>
+      </w:r>
+      <w:hyperlink r:id="rId119">
+        <w:r>
+          <w:rPr>
+            <w:lang w:val="zh_TW" w:bidi="zh_TW"/>
+          </w:rPr>
+          <w:rPr>
+            <w:color w:val="0000EE"/>
+            <w:u w:val="single"/>
+          </w:rPr>
+          <w:t>士11:1–2</w:t>
+        </w:r>
+      </w:hyperlink>
+      <w:r>
+        <w:rPr>
+          <w:lang w:val="zh_TW" w:bidi="zh_TW"/>
+        </w:rPr>
+        <w:t>）。</w:t>
+      </w:r>
+    </w:p>
+    <w:p>
+      <w:pPr/>
+      <w:r>
+        <w:rPr>
+          <w:lang w:val="zh_TW" w:bidi="zh_TW"/>
+        </w:rPr>
+      </w:r>
+      <w:r>
+        <w:rPr>
+          <w:lang w:val="zh_TW" w:bidi="zh_TW"/>
+        </w:rPr>
+        <w:t>長子名分在王室中尤為重要，因為王的長子通常有權繼承王位（</w:t>
+      </w:r>
+      <w:hyperlink r:id="rId120">
+        <w:r>
+          <w:rPr>
+            <w:lang w:val="zh_TW" w:bidi="zh_TW"/>
+          </w:rPr>
+          <w:rPr>
+            <w:color w:val="0000EE"/>
+            <w:u w:val="single"/>
+          </w:rPr>
+          <w:t>代下21:1–3</w:t>
+        </w:r>
+      </w:hyperlink>
+      <w:r>
+        <w:rPr>
+          <w:lang w:val="zh_TW" w:bidi="zh_TW"/>
+        </w:rPr>
+        <w:t>）。若這規則被打破，便可能引發紛爭與混亂。猶大王羅波安的例子便是如此：他選擇心愛的兒子亞比雅作繼承人，雖然亞比雅並非長子。為避免其他兒子起來造反，羅波安只好賜給他們特殊的禮物與地位（</w:t>
+      </w:r>
+      <w:hyperlink r:id="rId120">
+        <w:r>
+          <w:rPr>
+            <w:lang w:val="zh_TW" w:bidi="zh_TW"/>
+          </w:rPr>
+          <w:rPr>
+            <w:color w:val="0000EE"/>
+            <w:u w:val="single"/>
+          </w:rPr>
+          <w:t>代下</w:t>
+        </w:r>
+      </w:hyperlink>
+      <w:hyperlink r:id="rId121">
+        <w:r>
+          <w:rPr>
+            <w:lang w:val="zh_TW" w:bidi="zh_TW"/>
+          </w:rPr>
+          <w:rPr>
+            <w:color w:val="0000EE"/>
+            <w:u w:val="single"/>
+          </w:rPr>
+          <w:t>11:18–23</w:t>
+        </w:r>
+      </w:hyperlink>
+      <w:r>
+        <w:rPr>
+          <w:lang w:val="zh_TW" w:bidi="zh_TW"/>
+        </w:rPr>
+        <w:t>，</w:t>
+      </w:r>
+      <w:hyperlink r:id="rId122">
+        <w:r>
+          <w:rPr>
+            <w:lang w:val="zh_TW" w:bidi="zh_TW"/>
+          </w:rPr>
+          <w:rPr>
+            <w:color w:val="0000EE"/>
+            <w:u w:val="single"/>
+          </w:rPr>
+          <w:t>12:16</w:t>
+        </w:r>
+      </w:hyperlink>
+      <w:r>
+        <w:rPr>
+          <w:lang w:val="zh_TW" w:bidi="zh_TW"/>
+        </w:rPr>
+        <w:t>）。</w:t>
+      </w:r>
+    </w:p>
+    <w:p>
+      <w:pPr>
+        <w:pStyle w:val="Heading3"/>
+      </w:pPr>
+      <w:r>
+        <w:rPr>
+          <w:lang w:val="zh_TW" w:bidi="zh_TW"/>
+        </w:rPr>
+        <w:t>以掃的長子名分及其對基督徒的提醒</w:t>
+      </w:r>
+    </w:p>
+    <w:p>
+      <w:pPr/>
+      <w:r>
+        <w:rPr>
+          <w:lang w:val="zh_TW" w:bidi="zh_TW"/>
+        </w:rPr>
+      </w:r>
+      <w:r>
+        <w:rPr>
+          <w:lang w:val="zh_TW" w:bidi="zh_TW"/>
+        </w:rPr>
+        <w:t>新約聖經引用了舊約聖經中以掃的故事。以掃是以撒的長子，而以撒在以色列早期歷史中是一位重要的領袖。某一天，以掃因極度飢餓，竟將自己的長子名分賣給弟弟雅各，只換取一碗紅豆湯。他做出這個決定時，並未顧及長子名分的重大價值（</w:t>
+      </w:r>
+      <w:hyperlink r:id="rId123">
+        <w:r>
+          <w:rPr>
+            <w:lang w:val="zh_TW" w:bidi="zh_TW"/>
+          </w:rPr>
+          <w:rPr>
+            <w:color w:val="0000EE"/>
+            <w:u w:val="single"/>
+          </w:rPr>
+          <w:t>來12:16–17</w:t>
+        </w:r>
+      </w:hyperlink>
+      <w:r>
+        <w:rPr>
+          <w:lang w:val="zh_TW" w:bidi="zh_TW"/>
+        </w:rPr>
+        <w:t>；參</w:t>
+      </w:r>
+      <w:hyperlink r:id="rId115">
+        <w:r>
+          <w:rPr>
+            <w:lang w:val="zh_TW" w:bidi="zh_TW"/>
+          </w:rPr>
+          <w:rPr>
+            <w:color w:val="0000EE"/>
+            <w:u w:val="single"/>
+          </w:rPr>
+          <w:t>創25:19–34</w:t>
+        </w:r>
+      </w:hyperlink>
+      <w:r>
+        <w:rPr>
+          <w:lang w:val="zh_TW" w:bidi="zh_TW"/>
+        </w:rPr>
+        <w:t>）。</w:t>
+      </w:r>
+    </w:p>
+    <w:p>
+      <w:pPr/>
+      <w:r>
+        <w:rPr>
+          <w:lang w:val="zh_TW" w:bidi="zh_TW"/>
+        </w:rPr>
+      </w:r>
+      <w:r>
+        <w:rPr>
+          <w:lang w:val="zh_TW" w:bidi="zh_TW"/>
+        </w:rPr>
+        <w:t>這個故事帶給我們一個重要的教訓：正如以掃因一時的愚昧選擇失去長子名分與父親的祝福，基督徒也被警戒不可輕率地放棄神為我們預備的屬靈福分與呼召（</w:t>
+      </w:r>
+      <w:hyperlink r:id="rId124">
+        <w:r>
+          <w:rPr>
+            <w:lang w:val="zh_TW" w:bidi="zh_TW"/>
+          </w:rPr>
+          <w:rPr>
+            <w:color w:val="0000EE"/>
+            <w:u w:val="single"/>
+          </w:rPr>
+          <w:t>創27章</w:t>
+        </w:r>
+      </w:hyperlink>
+      <w:r>
+        <w:rPr>
+          <w:lang w:val="zh_TW" w:bidi="zh_TW"/>
+        </w:rPr>
+        <w:t>）。</w:t>
+      </w:r>
+    </w:p>
+    <w:p>
+      <w:pPr/>
+      <w:r>
+        <w:rPr>
+          <w:lang w:val="zh_TW" w:bidi="zh_TW"/>
+        </w:rPr>
+      </w:r>
+      <w:r>
+        <w:rPr>
+          <w:i/>
+          <w:lang w:val="zh_TW" w:bidi="zh_TW"/>
+        </w:rPr>
+        <w:t>另見</w:t>
+      </w:r>
+      <w:r>
+        <w:rPr>
+          <w:lang w:val="zh_TW" w:bidi="zh_TW"/>
+        </w:rPr>
+        <w:t xml:space="preserve"> </w:t>
+      </w:r>
+      <w:r>
+        <w:rPr>
+          <w:lang w:val="zh_TW" w:bidi="zh_TW"/>
+        </w:rPr>
+        <w:t>產業</w:t>
+      </w:r>
+      <w:r>
+        <w:rPr>
+          <w:lang w:val="zh_TW" w:bidi="zh_TW"/>
+        </w:rPr>
+        <w:t>；</w:t>
+      </w:r>
+      <w:r>
+        <w:rPr>
+          <w:lang w:val="zh_TW" w:bidi="zh_TW"/>
+        </w:rPr>
+        <w:t>繼承人</w:t>
+      </w:r>
+      <w:r>
+        <w:rPr>
+          <w:lang w:val="zh_TW" w:bidi="zh_TW"/>
+        </w:rPr>
+        <w:t>；</w:t>
+      </w:r>
+      <w:r>
+        <w:rPr>
+          <w:lang w:val="zh_TW" w:bidi="zh_TW"/>
+        </w:rPr>
+        <w:t>長子</w:t>
+      </w:r>
+      <w:r>
+        <w:rPr>
+          <w:lang w:val="zh_TW" w:bidi="zh_TW"/>
+        </w:rPr>
+        <w:t>。</w:t>
+      </w:r>
+      <w:r>
+        <w:rPr>
+          <w:lang w:val="zh_TW" w:bidi="zh_TW"/>
+        </w:rPr>
+      </w:r>
+      <w:r>
+        <w:rPr>
+          <w:lang w:val="zh_TW" w:bidi="zh_TW"/>
+        </w:rPr>
+      </w:r>
+    </w:p>
+    <w:p>
+      <w:pPr/>
+      <w:r>
+        <w:rPr>
+          <w:lang w:val="zh_TW" w:bidi="zh_TW"/>
+        </w:rPr>
+      </w:r>
+    </w:p>
+    <w:p>
+      <w:pPr>
+        <w:pStyle w:val="Heading2"/>
+      </w:pPr>
+      <w:r>
+        <w:rPr>
+          <w:lang w:val="zh_TW" w:bidi="zh_TW"/>
+        </w:rPr>
+        <w:t>長子繼承權</w:t>
+      </w:r>
+      <w:r>
+        <w:rPr>
+          <w:lang w:val="zh_TW" w:bidi="zh_TW"/>
+        </w:rPr>
+      </w:r>
+    </w:p>
+    <w:p>
+      <w:pPr/>
+      <w:r>
+        <w:rPr>
+          <w:lang w:val="zh_TW" w:bidi="zh_TW"/>
+        </w:rPr>
+      </w:r>
+      <w:r>
+        <w:rPr>
+          <w:lang w:val="zh_TW" w:bidi="zh_TW"/>
+        </w:rPr>
+        <w:t>這個詞源自希臘文對「長子」這個希伯來詞的翻譯。它並未出現在聖經中。這是一個反映了授予頭生男性子嗣之特殊地位與繼承權的概念。</w:t>
+      </w:r>
+    </w:p>
+    <w:p>
+      <w:pPr/>
+      <w:r>
+        <w:rPr>
+          <w:lang w:val="zh_TW" w:bidi="zh_TW"/>
+        </w:rPr>
+      </w:r>
+      <w:r>
+        <w:rPr>
+          <w:lang w:val="zh_TW" w:bidi="zh_TW"/>
+        </w:rPr>
+        <w:t>如果長子去世，下一位在世而年齡最大的男性並不會獲得長子的權利。長女也不會獲得這些權利；此外，如果長子是妾或</w:t>
+      </w:r>
+      <w:r>
+        <w:rPr>
+          <w:lang w:val="zh_TW" w:bidi="zh_TW"/>
+        </w:rPr>
+        <w:t>使女</w:t>
+      </w:r>
+      <w:r>
+        <w:rPr>
+          <w:lang w:val="zh_TW" w:bidi="zh_TW"/>
+        </w:rPr>
+        <w:t>所生，他同樣不會獲得這些權利（例：</w:t>
+      </w:r>
+      <w:hyperlink r:id="rId125">
+        <w:r>
+          <w:rPr>
+            <w:lang w:val="zh_TW" w:bidi="zh_TW"/>
+          </w:rPr>
+          <w:rPr>
+            <w:color w:val="0000EE"/>
+            <w:u w:val="single"/>
+          </w:rPr>
+          <w:t>創21:10</w:t>
+        </w:r>
+      </w:hyperlink>
+      <w:r>
+        <w:rPr>
+          <w:lang w:val="zh_TW" w:bidi="zh_TW"/>
+        </w:rPr>
+        <w:t>）。</w:t>
+      </w:r>
+    </w:p>
+    <w:p>
+      <w:pPr/>
+      <w:r>
+        <w:rPr>
+          <w:lang w:val="zh_TW" w:bidi="zh_TW"/>
+        </w:rPr>
+      </w:r>
+      <w:r>
+        <w:rPr>
+          <w:lang w:val="zh_TW" w:bidi="zh_TW"/>
+        </w:rPr>
+        <w:t>聖經非常重視長子的權利，這可以從長子與其他兒子之間的區別（</w:t>
+      </w:r>
+      <w:hyperlink r:id="rId126">
+        <w:r>
+          <w:rPr>
+            <w:lang w:val="zh_TW" w:bidi="zh_TW"/>
+          </w:rPr>
+          <w:rPr>
+            <w:color w:val="0000EE"/>
+            <w:u w:val="single"/>
+          </w:rPr>
+          <w:t>創10:15</w:t>
+        </w:r>
+      </w:hyperlink>
+      <w:r>
+        <w:rPr>
+          <w:lang w:val="zh_TW" w:bidi="zh_TW"/>
+        </w:rPr>
+        <w:t>，</w:t>
+      </w:r>
+      <w:hyperlink r:id="rId127">
+        <w:r>
+          <w:rPr>
+            <w:lang w:val="zh_TW" w:bidi="zh_TW"/>
+          </w:rPr>
+          <w:rPr>
+            <w:color w:val="0000EE"/>
+            <w:u w:val="single"/>
+          </w:rPr>
+          <w:t>25:13</w:t>
+        </w:r>
+      </w:hyperlink>
+      <w:r>
+        <w:rPr>
+          <w:lang w:val="zh_TW" w:bidi="zh_TW"/>
+        </w:rPr>
+        <w:t>，</w:t>
+      </w:r>
+      <w:hyperlink r:id="rId128">
+        <w:r>
+          <w:rPr>
+            <w:lang w:val="zh_TW" w:bidi="zh_TW"/>
+          </w:rPr>
+          <w:rPr>
+            <w:color w:val="0000EE"/>
+            <w:u w:val="single"/>
+          </w:rPr>
+          <w:t>36:15</w:t>
+        </w:r>
+      </w:hyperlink>
+      <w:r>
+        <w:rPr>
+          <w:lang w:val="zh_TW" w:bidi="zh_TW"/>
+        </w:rPr>
+        <w:t>）、要給予長子的雙倍產業（</w:t>
+      </w:r>
+      <w:hyperlink r:id="rId98">
+        <w:r>
+          <w:rPr>
+            <w:lang w:val="zh_TW" w:bidi="zh_TW"/>
+          </w:rPr>
+          <w:rPr>
+            <w:color w:val="0000EE"/>
+            <w:u w:val="single"/>
+          </w:rPr>
+          <w:t>申21:17</w:t>
+        </w:r>
+      </w:hyperlink>
+      <w:r>
+        <w:rPr>
+          <w:lang w:val="zh_TW" w:bidi="zh_TW"/>
+        </w:rPr>
+        <w:t>），以及父親給予他們的特殊祝福中看出來（</w:t>
+      </w:r>
+      <w:hyperlink r:id="rId129">
+        <w:r>
+          <w:rPr>
+            <w:lang w:val="zh_TW" w:bidi="zh_TW"/>
+          </w:rPr>
+          <w:rPr>
+            <w:color w:val="0000EE"/>
+            <w:u w:val="single"/>
+          </w:rPr>
+          <w:t>創21:1–14</w:t>
+        </w:r>
+      </w:hyperlink>
+      <w:r>
+        <w:rPr>
+          <w:lang w:val="zh_TW" w:bidi="zh_TW"/>
+        </w:rPr>
+        <w:t>，</w:t>
+      </w:r>
+      <w:hyperlink r:id="rId130">
+        <w:r>
+          <w:rPr>
+            <w:lang w:val="zh_TW" w:bidi="zh_TW"/>
+          </w:rPr>
+          <w:rPr>
+            <w:color w:val="0000EE"/>
+            <w:u w:val="single"/>
+          </w:rPr>
+          <w:t>27:1–29</w:t>
+        </w:r>
+      </w:hyperlink>
+      <w:r>
+        <w:rPr>
+          <w:lang w:val="zh_TW" w:bidi="zh_TW"/>
+        </w:rPr>
+        <w:t>，</w:t>
+      </w:r>
+      <w:hyperlink r:id="rId131">
+        <w:r>
+          <w:rPr>
+            <w:lang w:val="zh_TW" w:bidi="zh_TW"/>
+          </w:rPr>
+          <w:rPr>
+            <w:color w:val="0000EE"/>
+            <w:u w:val="single"/>
+          </w:rPr>
+          <w:t>48:18</w:t>
+        </w:r>
+      </w:hyperlink>
+      <w:r>
+        <w:rPr>
+          <w:lang w:val="zh_TW" w:bidi="zh_TW"/>
+        </w:rPr>
+        <w:t>）。</w:t>
+      </w:r>
+    </w:p>
+    <w:p>
+      <w:pPr/>
+      <w:r>
+        <w:rPr>
+          <w:lang w:val="zh_TW" w:bidi="zh_TW"/>
+        </w:rPr>
+      </w:r>
+      <w:r>
+        <w:rPr>
+          <w:i/>
+          <w:lang w:val="zh_TW" w:bidi="zh_TW"/>
+        </w:rPr>
+        <w:t>另見</w:t>
+      </w:r>
+      <w:r>
+        <w:rPr>
+          <w:lang w:val="zh_TW" w:bidi="zh_TW"/>
+        </w:rPr>
+        <w:t>長子的名分</w:t>
+      </w:r>
+      <w:r>
+        <w:rPr>
+          <w:lang w:val="zh_TW" w:bidi="zh_TW"/>
+        </w:rPr>
+        <w:t>；</w:t>
+      </w:r>
+      <w:r>
+        <w:rPr>
+          <w:lang w:val="zh_TW" w:bidi="zh_TW"/>
+        </w:rPr>
+        <w:t>長子</w:t>
       </w:r>
       <w:r>
         <w:rPr>
@@ -4025,30 +6041,6 @@
   </w:num>
   <w:num w:numId="13" w16cid:durableId="592781308">
     <w:abstractNumId w:val="11"/>
-  </w:num>
-  <w:num w:numId="14">
-    <w:abstractNumId w:val="3"/>
-    <w:lvlOverride w:ilvl="0">
-      <w:startOverride w:val="1"/>
-    </w:lvlOverride>
-  </w:num>
-  <w:num w:numId="15">
-    <w:abstractNumId w:val="3"/>
-    <w:lvlOverride w:ilvl="0">
-      <w:startOverride w:val="1"/>
-    </w:lvlOverride>
-  </w:num>
-  <w:num w:numId="16">
-    <w:abstractNumId w:val="3"/>
-    <w:lvlOverride w:ilvl="0">
-      <w:startOverride w:val="1"/>
-    </w:lvlOverride>
-  </w:num>
-  <w:num w:numId="17">
-    <w:abstractNumId w:val="3"/>
-    <w:lvlOverride w:ilvl="0">
-      <w:startOverride w:val="1"/>
-    </w:lvlOverride>
   </w:num>
   <w:numIdMacAtCleanup w:val="10"/>
 </w:numbering>

--- a/zht/docx/211.content.docx
+++ b/zht/docx/211.content.docx
@@ -1768,7 +1768,7 @@
         <w:rPr>
           <w:lang w:val="zh_TW" w:bidi="zh_TW"/>
         </w:rPr>
-        <w:t>有時它只稱為「約櫃」（</w:t>
+        <w:t>聖經中，有時稱它為「約櫃」（</w:t>
       </w:r>
       <w:hyperlink r:id="rId56">
         <w:r>
@@ -1804,7 +1804,7 @@
         <w:rPr>
           <w:lang w:val="zh_TW" w:bidi="zh_TW"/>
         </w:rPr>
-        <w:t>），有時則稱為「法櫃」（</w:t>
+        <w:t>），有時則稱它為「法櫃」（</w:t>
       </w:r>
       <w:hyperlink r:id="rId58">
         <w:r>
@@ -1840,7 +1840,7 @@
         <w:rPr>
           <w:lang w:val="zh_TW" w:bidi="zh_TW"/>
         </w:rPr>
-        <w:t>）。以色列人藉此明白，約櫃的聖潔並非來自某種神奇力量，而是來自其中所存放那神的律法。「法櫃」這個名稱也提醒他們，必須遵行神在立約時所頒布的誡命。</w:t>
+        <w:t>）。以色列人藉此被提醒，約櫃的聖潔並非來自它自身所具有的神奇力量，而是因為約櫃裡存放著神聖潔的律法，它才得以聖潔。「法櫃」這個名稱也提醒他們，必須遵行神在立約時所頒布的誡命。</w:t>
       </w:r>
     </w:p>
     <w:p>
@@ -2321,7 +2321,7 @@
         <w:rPr>
           <w:lang w:val="zh_TW" w:bidi="zh_TW"/>
         </w:rPr>
-        <w:t>然而，到了以利和他眾子的時代，也就是士師時期末期，百姓已經誤解了約櫃的意義。以色列人仍然尊敬約櫃，卻不明白它真正的意義。他們以為約櫃是一件神奇的物件，無論何時都能為他們帶來成功或得勝。當以色列人在與非利士人的爭戰中戰敗後，他們把約櫃抬到戰場上，希望藉此得勝（</w:t>
+        <w:t>然而，到了以利和他眾子的時代，也就是士師時期末期，百姓已經誤解了約櫃的意義。以色列人仍然尊敬約櫃，卻不明白它真正的意義。他們以為約櫃是一件具有神奇力量的物件，它的同在能一直為他們帶來成功或勝利。當以色列人在與非利士人的爭戰中落敗後，他們便把約櫃抬到戰場上，希望能藉此得勝（</w:t>
       </w:r>
       <w:hyperlink r:id="rId75">
         <w:r>
@@ -2339,7 +2339,7 @@
         <w:rPr>
           <w:lang w:val="zh_TW" w:bidi="zh_TW"/>
         </w:rPr>
-        <w:t>）。然而，他們如此濫用約櫃，不但使約櫃落入非利士人手中（</w:t>
+        <w:t>）。然而，因為他們如此濫用約櫃，不但使約櫃落入非利士人手中（</w:t>
       </w:r>
       <w:hyperlink r:id="rId76">
         <w:r>
@@ -2429,7 +2429,7 @@
         <w:rPr>
           <w:lang w:val="zh_TW" w:bidi="zh_TW"/>
         </w:rPr>
-        <w:t>神的百姓不應把約櫃當作神奇的物件。</w:t>
+        <w:t>神的百姓不應把約櫃當作具有神奇能力的物件。</w:t>
       </w:r>
     </w:p>
     <w:p>
